--- a/Knowledge/3-Work knowledge/1-Software Engineering/1-Software Engineering Fundamentals/5-My Source/4-Networks Devices/1-Networks Devices.docx
+++ b/Knowledge/3-Work knowledge/1-Software Engineering/1-Software Engineering Fundamentals/5-My Source/4-Networks Devices/1-Networks Devices.docx
@@ -41,12 +41,21 @@
         </w:rPr>
         <w:t xml:space="preserve">: </w:t>
       </w:r>
+      <w:proofErr w:type="spellStart"/>
       <w:r>
         <w:rPr>
           <w:b/>
           <w:highlight w:val="darkGray"/>
         </w:rPr>
-        <w:t>Chatgpt (GPT‑5 Mini) at [12/18/2025]</w:t>
+        <w:t>Chatgpt</w:t>
+      </w:r>
+      <w:proofErr w:type="spellEnd"/>
+      <w:r>
+        <w:rPr>
+          <w:b/>
+          <w:highlight w:val="darkGray"/>
+        </w:rPr>
+        <w:t xml:space="preserve"> (GPT‑5 Mini) at [12/18/2025]</w:t>
       </w:r>
     </w:p>
     <w:p>
@@ -124,12 +133,21 @@
         </w:rPr>
         <w:t xml:space="preserve">: </w:t>
       </w:r>
+      <w:proofErr w:type="spellStart"/>
       <w:r>
         <w:rPr>
           <w:b/>
           <w:highlight w:val="darkGray"/>
         </w:rPr>
-        <w:t>Chatgpt (GPT‑5 Mini) at [12/18/2025]</w:t>
+        <w:t>Chatgpt</w:t>
+      </w:r>
+      <w:proofErr w:type="spellEnd"/>
+      <w:r>
+        <w:rPr>
+          <w:b/>
+          <w:highlight w:val="darkGray"/>
+        </w:rPr>
+        <w:t xml:space="preserve"> (GPT‑5 Mini) at [12/18/2025]</w:t>
       </w:r>
     </w:p>
     <w:p>
@@ -137,6 +155,7 @@
         <w:rPr>
           <w:noProof/>
         </w:rPr>
+        <w:lastRenderedPageBreak/>
         <w:drawing>
           <wp:inline distT="114300" distB="114300" distL="114300" distR="114300" wp14:anchorId="426E2725" wp14:editId="16E089EA">
             <wp:extent cx="5943600" cy="5956300"/>
@@ -347,6 +366,7 @@
                 <w:bCs/>
                 <w:sz w:val="24"/>
               </w:rPr>
+              <w:lastRenderedPageBreak/>
               <w:t>Switch</w:t>
             </w:r>
           </w:p>
@@ -953,6 +973,7 @@
                 <w:bCs/>
                 <w:sz w:val="24"/>
               </w:rPr>
+              <w:lastRenderedPageBreak/>
               <w:t>Cables (e.g., Ethernet, Fiber Optic)</w:t>
             </w:r>
           </w:p>
@@ -1044,53 +1065,100 @@
     <w:p>
       <w:pPr>
         <w:rPr>
-          <w:lang w:val="en-US"/>
-        </w:rPr>
-      </w:pPr>
-      <w:r>
-        <w:rPr>
           <w:b/>
           <w:bCs/>
+          <w:lang w:val="en-US"/>
+        </w:rPr>
+      </w:pPr>
+      <w:r>
+        <w:rPr>
+          <w:b/>
+          <w:bCs/>
+          <w:sz w:val="20"/>
+          <w:szCs w:val="20"/>
           <w:highlight w:val="lightGray"/>
         </w:rPr>
-        <w:t># Source</w:t>
-      </w:r>
-      <w:r>
-        <w:rPr>
-          <w:highlight w:val="lightGray"/>
-        </w:rPr>
-        <w:t xml:space="preserve">: </w:t>
-      </w:r>
-      <w:r>
-        <w:rPr>
-          <w:sz w:val="18"/>
-          <w:szCs w:val="18"/>
-          <w:highlight w:val="lightGray"/>
-        </w:rPr>
-        <w:t xml:space="preserve">Data Path: Miscellaneous Folder -&gt; Miscellaneous Database -&gt; Miscellaneous Table </w:t>
-      </w:r>
-      <w:r>
-        <w:rPr>
+        <w:t xml:space="preserve"># Source: </w:t>
+      </w:r>
+      <w:r>
+        <w:rPr>
+          <w:b/>
+          <w:bCs/>
           <w:sz w:val="14"/>
           <w:szCs w:val="14"/>
           <w:highlight w:val="lightGray"/>
         </w:rPr>
-        <w:t>-&gt; ID: 3</w:t>
-      </w:r>
-      <w:r>
-        <w:rPr>
+        <w:t>[</w:t>
+      </w:r>
+      <w:r>
+        <w:rPr>
+          <w:b/>
+          <w:bCs/>
           <w:sz w:val="14"/>
           <w:szCs w:val="14"/>
           <w:highlight w:val="lightGray"/>
         </w:rPr>
-        <w:t>1</w:t>
-      </w:r>
-      <w:r>
-        <w:rPr>
-          <w:rFonts w:ascii="Roboto Mono" w:eastAsia="Roboto Mono" w:hAnsi="Roboto Mono"/>
-          <w:sz w:val="24"/>
+        <w:t xml:space="preserve">Data Path: Miscellaneous Folder -&gt; Miscellaneous Database -&gt; Miscellaneous Table -&gt; ID: </w:t>
+      </w:r>
+      <w:r>
+        <w:rPr>
+          <w:b/>
+          <w:bCs/>
+          <w:sz w:val="14"/>
+          <w:szCs w:val="14"/>
+          <w:highlight w:val="lightGray"/>
+        </w:rPr>
+        <w:t>3</w:t>
+      </w:r>
+      <w:r>
+        <w:rPr>
+          <w:b/>
+          <w:bCs/>
+          <w:sz w:val="14"/>
+          <w:szCs w:val="14"/>
+          <w:highlight w:val="lightGray"/>
+        </w:rPr>
+        <w:t>1]</w:t>
+      </w:r>
+      <w:r>
+        <w:rPr>
+          <w:b/>
+          <w:bCs/>
+          <w:sz w:val="14"/>
+          <w:szCs w:val="14"/>
+          <w:highlight w:val="lightGray"/>
         </w:rPr>
         <w:t xml:space="preserve"> </w:t>
+      </w:r>
+      <w:r>
+        <w:rPr>
+          <w:b/>
+          <w:bCs/>
+          <w:sz w:val="16"/>
+          <w:szCs w:val="16"/>
+          <w:highlight w:val="lightGray"/>
+        </w:rPr>
+        <w:t>at [</w:t>
+      </w:r>
+      <w:r>
+        <w:rPr>
+          <w:b/>
+          <w:bCs/>
+          <w:sz w:val="16"/>
+          <w:szCs w:val="16"/>
+          <w:highlight w:val="lightGray"/>
+        </w:rPr>
+        <w:t>12/18/2025</w:t>
+      </w:r>
+      <w:r>
+        <w:rPr>
+          <w:b/>
+          <w:bCs/>
+          <w:sz w:val="16"/>
+          <w:szCs w:val="16"/>
+          <w:highlight w:val="lightGray"/>
+        </w:rPr>
+        <w:t>]</w:t>
       </w:r>
     </w:p>
     <w:p>
@@ -1101,6 +1169,7 @@
         <w:rPr>
           <w:noProof/>
         </w:rPr>
+        <w:lastRenderedPageBreak/>
         <w:drawing>
           <wp:inline distT="114300" distB="114300" distL="114300" distR="114300" wp14:anchorId="3F1796D2" wp14:editId="0701D4B4">
             <wp:extent cx="5336900" cy="7415213"/>
@@ -1159,6 +1228,7 @@
       <w:bookmarkStart w:id="3" w:name="_tthumwz8l2cg" w:colFirst="0" w:colLast="0"/>
       <w:bookmarkEnd w:id="3"/>
       <w:r>
+        <w:lastRenderedPageBreak/>
         <w:t>🏠 Example in a Home Network</w:t>
       </w:r>
     </w:p>
@@ -1185,12 +1255,21 @@
         </w:rPr>
         <w:t xml:space="preserve">: </w:t>
       </w:r>
+      <w:proofErr w:type="spellStart"/>
       <w:r>
         <w:rPr>
           <w:b/>
           <w:highlight w:val="darkGray"/>
         </w:rPr>
-        <w:t>Chatgpt (GPT‑5 Mini) at [12/18/2025]</w:t>
+        <w:t>Chatgpt</w:t>
+      </w:r>
+      <w:proofErr w:type="spellEnd"/>
+      <w:r>
+        <w:rPr>
+          <w:b/>
+          <w:highlight w:val="darkGray"/>
+        </w:rPr>
+        <w:t xml:space="preserve"> (GPT‑5 Mini) at [12/18/2025]</w:t>
       </w:r>
     </w:p>
     <w:p>

--- a/Knowledge/3-Work knowledge/1-Software Engineering/1-Software Engineering Fundamentals/5-My Source/4-Networks Devices/1-Networks Devices.docx
+++ b/Knowledge/3-Work knowledge/1-Software Engineering/1-Software Engineering Fundamentals/5-My Source/4-Networks Devices/1-Networks Devices.docx
@@ -30,32 +30,1580 @@
     <w:p>
       <w:r>
         <w:rPr>
-          <w:b/>
-          <w:highlight w:val="darkGray"/>
-        </w:rPr>
-        <w:t># Source</w:t>
-      </w:r>
-      <w:r>
-        <w:rPr>
-          <w:highlight w:val="darkGray"/>
-        </w:rPr>
-        <w:t xml:space="preserve">: </w:t>
-      </w:r>
-      <w:proofErr w:type="spellStart"/>
-      <w:r>
-        <w:rPr>
-          <w:b/>
-          <w:highlight w:val="darkGray"/>
-        </w:rPr>
-        <w:t>Chatgpt</w:t>
-      </w:r>
-      <w:proofErr w:type="spellEnd"/>
-      <w:r>
-        <w:rPr>
-          <w:b/>
-          <w:highlight w:val="darkGray"/>
-        </w:rPr>
-        <w:t xml:space="preserve"> (GPT‑5 Mini) at [12/18/2025]</w:t>
+          <w:rFonts w:ascii="Arial" w:hAnsi="Arial" w:eastAsia="Arial" w:cs="Arial"/>
+          <w:b/>
+          <w:i w:val="0"/>
+          <w:color w:val="000000"/>
+          <w:sz w:val="18"/>
+          <w:highlight w:val="lightGray"/>
+        </w:rPr>
+        <w:t>#</w:t>
+      </w:r>
+      <w:r>
+        <w:rPr>
+          <w:rFonts w:ascii="Arial" w:hAnsi="Arial" w:eastAsia="Arial" w:cs="Arial"/>
+          <w:b/>
+          <w:i w:val="0"/>
+          <w:color w:val="000000"/>
+          <w:sz w:val="18"/>
+          <w:highlight w:val="lightGray"/>
+        </w:rPr>
+        <w:t xml:space="preserve"> </w:t>
+      </w:r>
+      <w:r>
+        <w:rPr>
+          <w:rFonts w:ascii="Arial" w:hAnsi="Arial" w:eastAsia="Arial" w:cs="Arial"/>
+          <w:b/>
+          <w:i w:val="0"/>
+          <w:color w:val="000000"/>
+          <w:sz w:val="18"/>
+          <w:highlight w:val="lightGray"/>
+        </w:rPr>
+        <w:t>S</w:t>
+      </w:r>
+      <w:r>
+        <w:rPr>
+          <w:rFonts w:ascii="Arial" w:hAnsi="Arial" w:eastAsia="Arial" w:cs="Arial"/>
+          <w:b/>
+          <w:i w:val="0"/>
+          <w:color w:val="000000"/>
+          <w:sz w:val="18"/>
+          <w:highlight w:val="lightGray"/>
+        </w:rPr>
+        <w:t>o</w:t>
+      </w:r>
+      <w:r>
+        <w:rPr>
+          <w:rFonts w:ascii="Arial" w:hAnsi="Arial" w:eastAsia="Arial" w:cs="Arial"/>
+          <w:b/>
+          <w:i w:val="0"/>
+          <w:color w:val="000000"/>
+          <w:sz w:val="18"/>
+          <w:highlight w:val="lightGray"/>
+        </w:rPr>
+        <w:t>u</w:t>
+      </w:r>
+      <w:r>
+        <w:rPr>
+          <w:rFonts w:ascii="Arial" w:hAnsi="Arial" w:eastAsia="Arial" w:cs="Arial"/>
+          <w:b/>
+          <w:i w:val="0"/>
+          <w:color w:val="000000"/>
+          <w:sz w:val="18"/>
+          <w:highlight w:val="lightGray"/>
+        </w:rPr>
+        <w:t>r</w:t>
+      </w:r>
+      <w:r>
+        <w:rPr>
+          <w:rFonts w:ascii="Arial" w:hAnsi="Arial" w:eastAsia="Arial" w:cs="Arial"/>
+          <w:b/>
+          <w:i w:val="0"/>
+          <w:color w:val="000000"/>
+          <w:sz w:val="18"/>
+          <w:highlight w:val="lightGray"/>
+        </w:rPr>
+        <w:t>c</w:t>
+      </w:r>
+      <w:r>
+        <w:rPr>
+          <w:rFonts w:ascii="Arial" w:hAnsi="Arial" w:eastAsia="Arial" w:cs="Arial"/>
+          <w:b/>
+          <w:i w:val="0"/>
+          <w:color w:val="000000"/>
+          <w:sz w:val="18"/>
+          <w:highlight w:val="lightGray"/>
+        </w:rPr>
+        <w:t>e</w:t>
+      </w:r>
+      <w:r>
+        <w:rPr>
+          <w:rFonts w:ascii="Arial" w:hAnsi="Arial" w:eastAsia="Arial" w:cs="Arial"/>
+          <w:b/>
+          <w:i w:val="0"/>
+          <w:color w:val="000000"/>
+          <w:sz w:val="18"/>
+          <w:highlight w:val="lightGray"/>
+        </w:rPr>
+        <w:t>:</w:t>
+      </w:r>
+      <w:r>
+        <w:rPr>
+          <w:rFonts w:ascii="Arial" w:hAnsi="Arial" w:eastAsia="Arial" w:cs="Arial"/>
+          <w:b/>
+          <w:i w:val="0"/>
+          <w:color w:val="000000"/>
+          <w:sz w:val="18"/>
+          <w:highlight w:val="lightGray"/>
+        </w:rPr>
+        <w:t xml:space="preserve"> </w:t>
+      </w:r>
+      <w:r>
+        <w:rPr>
+          <w:rFonts w:ascii="Arial" w:hAnsi="Arial" w:eastAsia="Arial" w:cs="Arial"/>
+          <w:b/>
+          <w:i w:val="0"/>
+          <w:color w:val="000000"/>
+          <w:sz w:val="18"/>
+          <w:highlight w:val="lightGray"/>
+        </w:rPr>
+        <w:t>A</w:t>
+      </w:r>
+      <w:r>
+        <w:rPr>
+          <w:rFonts w:ascii="Arial" w:hAnsi="Arial" w:eastAsia="Arial" w:cs="Arial"/>
+          <w:b/>
+          <w:i w:val="0"/>
+          <w:color w:val="000000"/>
+          <w:sz w:val="18"/>
+          <w:highlight w:val="lightGray"/>
+        </w:rPr>
+        <w:t>I</w:t>
+      </w:r>
+      <w:r>
+        <w:rPr>
+          <w:rFonts w:ascii="Arial" w:hAnsi="Arial" w:eastAsia="Arial" w:cs="Arial"/>
+          <w:b/>
+          <w:i w:val="0"/>
+          <w:color w:val="000000"/>
+          <w:sz w:val="18"/>
+          <w:highlight w:val="lightGray"/>
+        </w:rPr>
+        <w:t xml:space="preserve"> </w:t>
+      </w:r>
+      <w:r>
+        <w:rPr>
+          <w:rFonts w:ascii="Arial" w:hAnsi="Arial" w:eastAsia="Arial" w:cs="Arial"/>
+          <w:b/>
+          <w:i w:val="0"/>
+          <w:color w:val="000000"/>
+          <w:sz w:val="18"/>
+          <w:highlight w:val="lightGray"/>
+        </w:rPr>
+        <w:t>S</w:t>
+      </w:r>
+      <w:r>
+        <w:rPr>
+          <w:rFonts w:ascii="Arial" w:hAnsi="Arial" w:eastAsia="Arial" w:cs="Arial"/>
+          <w:b/>
+          <w:i w:val="0"/>
+          <w:color w:val="000000"/>
+          <w:sz w:val="18"/>
+          <w:highlight w:val="lightGray"/>
+        </w:rPr>
+        <w:t>o</w:t>
+      </w:r>
+      <w:r>
+        <w:rPr>
+          <w:rFonts w:ascii="Arial" w:hAnsi="Arial" w:eastAsia="Arial" w:cs="Arial"/>
+          <w:b/>
+          <w:i w:val="0"/>
+          <w:color w:val="000000"/>
+          <w:sz w:val="18"/>
+          <w:highlight w:val="lightGray"/>
+        </w:rPr>
+        <w:t>u</w:t>
+      </w:r>
+      <w:r>
+        <w:rPr>
+          <w:rFonts w:ascii="Arial" w:hAnsi="Arial" w:eastAsia="Arial" w:cs="Arial"/>
+          <w:b/>
+          <w:i w:val="0"/>
+          <w:color w:val="000000"/>
+          <w:sz w:val="18"/>
+          <w:highlight w:val="lightGray"/>
+        </w:rPr>
+        <w:t>r</w:t>
+      </w:r>
+      <w:r>
+        <w:rPr>
+          <w:rFonts w:ascii="Arial" w:hAnsi="Arial" w:eastAsia="Arial" w:cs="Arial"/>
+          <w:b/>
+          <w:i w:val="0"/>
+          <w:color w:val="000000"/>
+          <w:sz w:val="18"/>
+          <w:highlight w:val="lightGray"/>
+        </w:rPr>
+        <w:t>c</w:t>
+      </w:r>
+      <w:r>
+        <w:rPr>
+          <w:rFonts w:ascii="Arial" w:hAnsi="Arial" w:eastAsia="Arial" w:cs="Arial"/>
+          <w:b/>
+          <w:i w:val="0"/>
+          <w:color w:val="000000"/>
+          <w:sz w:val="18"/>
+          <w:highlight w:val="lightGray"/>
+        </w:rPr>
+        <w:t>e</w:t>
+      </w:r>
+      <w:r>
+        <w:rPr>
+          <w:rFonts w:ascii="Arial" w:hAnsi="Arial" w:eastAsia="Arial" w:cs="Arial"/>
+          <w:b/>
+          <w:i w:val="0"/>
+          <w:color w:val="000000"/>
+          <w:sz w:val="18"/>
+          <w:highlight w:val="lightGray"/>
+        </w:rPr>
+        <w:t>:</w:t>
+      </w:r>
+      <w:r>
+        <w:rPr>
+          <w:rFonts w:ascii="Arial" w:hAnsi="Arial" w:eastAsia="Arial" w:cs="Arial"/>
+          <w:b/>
+          <w:i w:val="0"/>
+          <w:color w:val="000000"/>
+          <w:sz w:val="18"/>
+          <w:highlight w:val="lightGray"/>
+        </w:rPr>
+        <w:t xml:space="preserve"> </w:t>
+      </w:r>
+      <w:r>
+        <w:rPr>
+          <w:rFonts w:ascii="Arial" w:hAnsi="Arial" w:eastAsia="Arial" w:cs="Arial"/>
+          <w:b/>
+          <w:i w:val="0"/>
+          <w:color w:val="000000"/>
+          <w:sz w:val="18"/>
+          <w:highlight w:val="lightGray"/>
+        </w:rPr>
+        <w:t>P</w:t>
+      </w:r>
+      <w:r>
+        <w:rPr>
+          <w:rFonts w:ascii="Arial" w:hAnsi="Arial" w:eastAsia="Arial" w:cs="Arial"/>
+          <w:b/>
+          <w:i w:val="0"/>
+          <w:color w:val="000000"/>
+          <w:sz w:val="18"/>
+          <w:highlight w:val="lightGray"/>
+        </w:rPr>
+        <w:t>r</w:t>
+      </w:r>
+      <w:r>
+        <w:rPr>
+          <w:rFonts w:ascii="Arial" w:hAnsi="Arial" w:eastAsia="Arial" w:cs="Arial"/>
+          <w:b/>
+          <w:i w:val="0"/>
+          <w:color w:val="000000"/>
+          <w:sz w:val="18"/>
+          <w:highlight w:val="lightGray"/>
+        </w:rPr>
+        <w:t>o</w:t>
+      </w:r>
+      <w:r>
+        <w:rPr>
+          <w:rFonts w:ascii="Arial" w:hAnsi="Arial" w:eastAsia="Arial" w:cs="Arial"/>
+          <w:b/>
+          <w:i w:val="0"/>
+          <w:color w:val="000000"/>
+          <w:sz w:val="18"/>
+          <w:highlight w:val="lightGray"/>
+        </w:rPr>
+        <w:t>v</w:t>
+      </w:r>
+      <w:r>
+        <w:rPr>
+          <w:rFonts w:ascii="Arial" w:hAnsi="Arial" w:eastAsia="Arial" w:cs="Arial"/>
+          <w:b/>
+          <w:i w:val="0"/>
+          <w:color w:val="000000"/>
+          <w:sz w:val="18"/>
+          <w:highlight w:val="lightGray"/>
+        </w:rPr>
+        <w:t>i</w:t>
+      </w:r>
+      <w:r>
+        <w:rPr>
+          <w:rFonts w:ascii="Arial" w:hAnsi="Arial" w:eastAsia="Arial" w:cs="Arial"/>
+          <w:b/>
+          <w:i w:val="0"/>
+          <w:color w:val="000000"/>
+          <w:sz w:val="18"/>
+          <w:highlight w:val="lightGray"/>
+        </w:rPr>
+        <w:t>d</w:t>
+      </w:r>
+      <w:r>
+        <w:rPr>
+          <w:rFonts w:ascii="Arial" w:hAnsi="Arial" w:eastAsia="Arial" w:cs="Arial"/>
+          <w:b/>
+          <w:i w:val="0"/>
+          <w:color w:val="000000"/>
+          <w:sz w:val="18"/>
+          <w:highlight w:val="lightGray"/>
+        </w:rPr>
+        <w:t>e</w:t>
+      </w:r>
+      <w:r>
+        <w:rPr>
+          <w:rFonts w:ascii="Arial" w:hAnsi="Arial" w:eastAsia="Arial" w:cs="Arial"/>
+          <w:b/>
+          <w:i w:val="0"/>
+          <w:color w:val="000000"/>
+          <w:sz w:val="18"/>
+          <w:highlight w:val="lightGray"/>
+        </w:rPr>
+        <w:t>d</w:t>
+      </w:r>
+      <w:r>
+        <w:rPr>
+          <w:rFonts w:ascii="Arial" w:hAnsi="Arial" w:eastAsia="Arial" w:cs="Arial"/>
+          <w:b/>
+          <w:i w:val="0"/>
+          <w:color w:val="000000"/>
+          <w:sz w:val="18"/>
+          <w:highlight w:val="lightGray"/>
+        </w:rPr>
+        <w:t xml:space="preserve"> </w:t>
+      </w:r>
+      <w:r>
+        <w:rPr>
+          <w:rFonts w:ascii="Arial" w:hAnsi="Arial" w:eastAsia="Arial" w:cs="Arial"/>
+          <w:b/>
+          <w:i w:val="0"/>
+          <w:color w:val="000000"/>
+          <w:sz w:val="18"/>
+          <w:highlight w:val="lightGray"/>
+        </w:rPr>
+        <w:t>b</w:t>
+      </w:r>
+      <w:r>
+        <w:rPr>
+          <w:rFonts w:ascii="Arial" w:hAnsi="Arial" w:eastAsia="Arial" w:cs="Arial"/>
+          <w:b/>
+          <w:i w:val="0"/>
+          <w:color w:val="000000"/>
+          <w:sz w:val="18"/>
+          <w:highlight w:val="lightGray"/>
+        </w:rPr>
+        <w:t>y</w:t>
+      </w:r>
+      <w:r>
+        <w:rPr>
+          <w:rFonts w:ascii="Arial" w:hAnsi="Arial" w:eastAsia="Arial" w:cs="Arial"/>
+          <w:b/>
+          <w:i w:val="0"/>
+          <w:color w:val="000000"/>
+          <w:sz w:val="18"/>
+          <w:highlight w:val="lightGray"/>
+        </w:rPr>
+        <w:t>:</w:t>
+      </w:r>
+      <w:r>
+        <w:rPr>
+          <w:rFonts w:ascii="Arial" w:hAnsi="Arial" w:eastAsia="Arial" w:cs="Arial"/>
+          <w:b/>
+          <w:i w:val="0"/>
+          <w:color w:val="000000"/>
+          <w:sz w:val="18"/>
+          <w:highlight w:val="lightGray"/>
+        </w:rPr>
+        <w:t xml:space="preserve"> </w:t>
+      </w:r>
+      <w:r>
+        <w:rPr>
+          <w:rFonts w:ascii="Arial" w:hAnsi="Arial" w:eastAsia="Arial" w:cs="Arial"/>
+          <w:b/>
+          <w:i w:val="0"/>
+          <w:color w:val="000000"/>
+          <w:sz w:val="18"/>
+          <w:highlight w:val="lightGray"/>
+        </w:rPr>
+        <w:t>[</w:t>
+      </w:r>
+      <w:r>
+        <w:rPr>
+          <w:rFonts w:ascii="Arial" w:hAnsi="Arial" w:eastAsia="Arial" w:cs="Arial"/>
+          <w:b/>
+          <w:i w:val="0"/>
+          <w:color w:val="000000"/>
+          <w:sz w:val="18"/>
+          <w:highlight w:val="lightGray"/>
+        </w:rPr>
+        <w:t>D</w:t>
+      </w:r>
+      <w:r>
+        <w:rPr>
+          <w:rFonts w:ascii="Arial" w:hAnsi="Arial" w:eastAsia="Arial" w:cs="Arial"/>
+          <w:b/>
+          <w:i w:val="0"/>
+          <w:color w:val="000000"/>
+          <w:sz w:val="18"/>
+          <w:highlight w:val="lightGray"/>
+        </w:rPr>
+        <w:t>a</w:t>
+      </w:r>
+      <w:r>
+        <w:rPr>
+          <w:rFonts w:ascii="Arial" w:hAnsi="Arial" w:eastAsia="Arial" w:cs="Arial"/>
+          <w:b/>
+          <w:i w:val="0"/>
+          <w:color w:val="000000"/>
+          <w:sz w:val="18"/>
+          <w:highlight w:val="lightGray"/>
+        </w:rPr>
+        <w:t>t</w:t>
+      </w:r>
+      <w:r>
+        <w:rPr>
+          <w:rFonts w:ascii="Arial" w:hAnsi="Arial" w:eastAsia="Arial" w:cs="Arial"/>
+          <w:b/>
+          <w:i w:val="0"/>
+          <w:color w:val="000000"/>
+          <w:sz w:val="18"/>
+          <w:highlight w:val="lightGray"/>
+        </w:rPr>
+        <w:t>a</w:t>
+      </w:r>
+      <w:r>
+        <w:rPr>
+          <w:rFonts w:ascii="Arial" w:hAnsi="Arial" w:eastAsia="Arial" w:cs="Arial"/>
+          <w:b/>
+          <w:i w:val="0"/>
+          <w:color w:val="000000"/>
+          <w:sz w:val="18"/>
+          <w:highlight w:val="lightGray"/>
+        </w:rPr>
+        <w:t xml:space="preserve"> </w:t>
+      </w:r>
+      <w:r>
+        <w:rPr>
+          <w:rFonts w:ascii="Arial" w:hAnsi="Arial" w:eastAsia="Arial" w:cs="Arial"/>
+          <w:b/>
+          <w:i w:val="0"/>
+          <w:color w:val="000000"/>
+          <w:sz w:val="18"/>
+          <w:highlight w:val="lightGray"/>
+        </w:rPr>
+        <w:t>P</w:t>
+      </w:r>
+      <w:r>
+        <w:rPr>
+          <w:rFonts w:ascii="Arial" w:hAnsi="Arial" w:eastAsia="Arial" w:cs="Arial"/>
+          <w:b/>
+          <w:i w:val="0"/>
+          <w:color w:val="000000"/>
+          <w:sz w:val="18"/>
+          <w:highlight w:val="lightGray"/>
+        </w:rPr>
+        <w:t>a</w:t>
+      </w:r>
+      <w:r>
+        <w:rPr>
+          <w:rFonts w:ascii="Arial" w:hAnsi="Arial" w:eastAsia="Arial" w:cs="Arial"/>
+          <w:b/>
+          <w:i w:val="0"/>
+          <w:color w:val="000000"/>
+          <w:sz w:val="18"/>
+          <w:highlight w:val="lightGray"/>
+        </w:rPr>
+        <w:t>t</w:t>
+      </w:r>
+      <w:r>
+        <w:rPr>
+          <w:rFonts w:ascii="Arial" w:hAnsi="Arial" w:eastAsia="Arial" w:cs="Arial"/>
+          <w:b/>
+          <w:i w:val="0"/>
+          <w:color w:val="000000"/>
+          <w:sz w:val="18"/>
+          <w:highlight w:val="lightGray"/>
+        </w:rPr>
+        <w:t>h</w:t>
+      </w:r>
+      <w:r>
+        <w:rPr>
+          <w:rFonts w:ascii="Arial" w:hAnsi="Arial" w:eastAsia="Arial" w:cs="Arial"/>
+          <w:b w:val="0"/>
+          <w:i w:val="0"/>
+          <w:color w:val="000000"/>
+          <w:sz w:val="18"/>
+          <w:highlight w:val="lightGray"/>
+        </w:rPr>
+        <w:t>:</w:t>
+      </w:r>
+      <w:r>
+        <w:rPr>
+          <w:rFonts w:ascii="Arial" w:hAnsi="Arial" w:eastAsia="Arial" w:cs="Arial"/>
+          <w:b w:val="0"/>
+          <w:i w:val="0"/>
+          <w:color w:val="000000"/>
+          <w:sz w:val="18"/>
+          <w:highlight w:val="lightGray"/>
+        </w:rPr>
+        <w:t xml:space="preserve"> </w:t>
+      </w:r>
+      <w:r>
+        <w:rPr>
+          <w:rFonts w:ascii="Arial" w:hAnsi="Arial" w:eastAsia="Arial" w:cs="Arial"/>
+          <w:b w:val="0"/>
+          <w:i w:val="0"/>
+          <w:color w:val="000000"/>
+          <w:sz w:val="18"/>
+          <w:highlight w:val="lightGray"/>
+        </w:rPr>
+        <w:t>P</w:t>
+      </w:r>
+      <w:r>
+        <w:rPr>
+          <w:rFonts w:ascii="Arial" w:hAnsi="Arial" w:eastAsia="Arial" w:cs="Arial"/>
+          <w:b w:val="0"/>
+          <w:i w:val="0"/>
+          <w:color w:val="000000"/>
+          <w:sz w:val="18"/>
+          <w:highlight w:val="lightGray"/>
+        </w:rPr>
+        <w:t>e</w:t>
+      </w:r>
+      <w:r>
+        <w:rPr>
+          <w:rFonts w:ascii="Arial" w:hAnsi="Arial" w:eastAsia="Arial" w:cs="Arial"/>
+          <w:b w:val="0"/>
+          <w:i w:val="0"/>
+          <w:color w:val="000000"/>
+          <w:sz w:val="18"/>
+          <w:highlight w:val="lightGray"/>
+        </w:rPr>
+        <w:t>r</w:t>
+      </w:r>
+      <w:r>
+        <w:rPr>
+          <w:rFonts w:ascii="Arial" w:hAnsi="Arial" w:eastAsia="Arial" w:cs="Arial"/>
+          <w:b w:val="0"/>
+          <w:i w:val="0"/>
+          <w:color w:val="000000"/>
+          <w:sz w:val="18"/>
+          <w:highlight w:val="lightGray"/>
+        </w:rPr>
+        <w:t>s</w:t>
+      </w:r>
+      <w:r>
+        <w:rPr>
+          <w:rFonts w:ascii="Arial" w:hAnsi="Arial" w:eastAsia="Arial" w:cs="Arial"/>
+          <w:b w:val="0"/>
+          <w:i w:val="0"/>
+          <w:color w:val="000000"/>
+          <w:sz w:val="18"/>
+          <w:highlight w:val="lightGray"/>
+        </w:rPr>
+        <w:t>o</w:t>
+      </w:r>
+      <w:r>
+        <w:rPr>
+          <w:rFonts w:ascii="Arial" w:hAnsi="Arial" w:eastAsia="Arial" w:cs="Arial"/>
+          <w:b w:val="0"/>
+          <w:i w:val="0"/>
+          <w:color w:val="000000"/>
+          <w:sz w:val="18"/>
+          <w:highlight w:val="lightGray"/>
+        </w:rPr>
+        <w:t>n</w:t>
+      </w:r>
+      <w:r>
+        <w:rPr>
+          <w:rFonts w:ascii="Arial" w:hAnsi="Arial" w:eastAsia="Arial" w:cs="Arial"/>
+          <w:b w:val="0"/>
+          <w:i w:val="0"/>
+          <w:color w:val="000000"/>
+          <w:sz w:val="18"/>
+          <w:highlight w:val="lightGray"/>
+        </w:rPr>
+        <w:t>s</w:t>
+      </w:r>
+      <w:r>
+        <w:rPr>
+          <w:rFonts w:ascii="Arial" w:hAnsi="Arial" w:eastAsia="Arial" w:cs="Arial"/>
+          <w:b w:val="0"/>
+          <w:i w:val="0"/>
+          <w:color w:val="000000"/>
+          <w:sz w:val="18"/>
+          <w:highlight w:val="lightGray"/>
+        </w:rPr>
+        <w:t xml:space="preserve"> </w:t>
+      </w:r>
+      <w:r>
+        <w:rPr>
+          <w:rFonts w:ascii="Arial" w:hAnsi="Arial" w:eastAsia="Arial" w:cs="Arial"/>
+          <w:b w:val="0"/>
+          <w:i w:val="0"/>
+          <w:color w:val="000000"/>
+          <w:sz w:val="18"/>
+          <w:highlight w:val="lightGray"/>
+        </w:rPr>
+        <w:t>T</w:t>
+      </w:r>
+      <w:r>
+        <w:rPr>
+          <w:rFonts w:ascii="Arial" w:hAnsi="Arial" w:eastAsia="Arial" w:cs="Arial"/>
+          <w:b w:val="0"/>
+          <w:i w:val="0"/>
+          <w:color w:val="000000"/>
+          <w:sz w:val="18"/>
+          <w:highlight w:val="lightGray"/>
+        </w:rPr>
+        <w:t>a</w:t>
+      </w:r>
+      <w:r>
+        <w:rPr>
+          <w:rFonts w:ascii="Arial" w:hAnsi="Arial" w:eastAsia="Arial" w:cs="Arial"/>
+          <w:b w:val="0"/>
+          <w:i w:val="0"/>
+          <w:color w:val="000000"/>
+          <w:sz w:val="18"/>
+          <w:highlight w:val="lightGray"/>
+        </w:rPr>
+        <w:t>b</w:t>
+      </w:r>
+      <w:r>
+        <w:rPr>
+          <w:rFonts w:ascii="Arial" w:hAnsi="Arial" w:eastAsia="Arial" w:cs="Arial"/>
+          <w:b w:val="0"/>
+          <w:i w:val="0"/>
+          <w:color w:val="000000"/>
+          <w:sz w:val="18"/>
+          <w:highlight w:val="lightGray"/>
+        </w:rPr>
+        <w:t>l</w:t>
+      </w:r>
+      <w:r>
+        <w:rPr>
+          <w:rFonts w:ascii="Arial" w:hAnsi="Arial" w:eastAsia="Arial" w:cs="Arial"/>
+          <w:b w:val="0"/>
+          <w:i w:val="0"/>
+          <w:color w:val="000000"/>
+          <w:sz w:val="18"/>
+          <w:highlight w:val="lightGray"/>
+        </w:rPr>
+        <w:t>e</w:t>
+      </w:r>
+      <w:r>
+        <w:rPr>
+          <w:rFonts w:ascii="Arial" w:hAnsi="Arial" w:eastAsia="Arial" w:cs="Arial"/>
+          <w:b w:val="0"/>
+          <w:i w:val="0"/>
+          <w:color w:val="000000"/>
+          <w:sz w:val="18"/>
+          <w:highlight w:val="lightGray"/>
+        </w:rPr>
+        <w:t xml:space="preserve"> </w:t>
+      </w:r>
+      <w:r>
+        <w:rPr>
+          <w:rFonts w:ascii="Arial" w:hAnsi="Arial" w:eastAsia="Arial" w:cs="Arial"/>
+          <w:b w:val="0"/>
+          <w:i w:val="0"/>
+          <w:color w:val="000000"/>
+          <w:sz w:val="18"/>
+          <w:highlight w:val="lightGray"/>
+        </w:rPr>
+        <w:t>-</w:t>
+      </w:r>
+      <w:r>
+        <w:rPr>
+          <w:rFonts w:ascii="Arial" w:hAnsi="Arial" w:eastAsia="Arial" w:cs="Arial"/>
+          <w:b w:val="0"/>
+          <w:i w:val="0"/>
+          <w:color w:val="000000"/>
+          <w:sz w:val="18"/>
+          <w:highlight w:val="lightGray"/>
+        </w:rPr>
+        <w:t>&gt;</w:t>
+      </w:r>
+      <w:r>
+        <w:rPr>
+          <w:rFonts w:ascii="Arial" w:hAnsi="Arial" w:eastAsia="Arial" w:cs="Arial"/>
+          <w:b w:val="0"/>
+          <w:i w:val="0"/>
+          <w:color w:val="000000"/>
+          <w:sz w:val="18"/>
+          <w:highlight w:val="lightGray"/>
+        </w:rPr>
+        <w:t xml:space="preserve"> </w:t>
+      </w:r>
+      <w:r>
+        <w:rPr>
+          <w:rFonts w:ascii="Arial" w:hAnsi="Arial" w:eastAsia="Arial" w:cs="Arial"/>
+          <w:b w:val="0"/>
+          <w:i w:val="0"/>
+          <w:color w:val="000000"/>
+          <w:sz w:val="18"/>
+          <w:highlight w:val="lightGray"/>
+        </w:rPr>
+        <w:t>I</w:t>
+      </w:r>
+      <w:r>
+        <w:rPr>
+          <w:rFonts w:ascii="Arial" w:hAnsi="Arial" w:eastAsia="Arial" w:cs="Arial"/>
+          <w:b w:val="0"/>
+          <w:i w:val="0"/>
+          <w:color w:val="000000"/>
+          <w:sz w:val="18"/>
+          <w:highlight w:val="lightGray"/>
+        </w:rPr>
+        <w:t>D</w:t>
+      </w:r>
+      <w:r>
+        <w:rPr>
+          <w:rFonts w:ascii="Arial" w:hAnsi="Arial" w:eastAsia="Arial" w:cs="Arial"/>
+          <w:b w:val="0"/>
+          <w:i w:val="0"/>
+          <w:color w:val="000000"/>
+          <w:sz w:val="18"/>
+          <w:highlight w:val="lightGray"/>
+        </w:rPr>
+        <w:t xml:space="preserve"> </w:t>
+      </w:r>
+      <w:r>
+        <w:rPr>
+          <w:rFonts w:ascii="Arial" w:hAnsi="Arial" w:eastAsia="Arial" w:cs="Arial"/>
+          <w:b w:val="0"/>
+          <w:i w:val="0"/>
+          <w:color w:val="000000"/>
+          <w:sz w:val="18"/>
+          <w:highlight w:val="lightGray"/>
+        </w:rPr>
+        <w:t>C</w:t>
+      </w:r>
+      <w:r>
+        <w:rPr>
+          <w:rFonts w:ascii="Arial" w:hAnsi="Arial" w:eastAsia="Arial" w:cs="Arial"/>
+          <w:b w:val="0"/>
+          <w:i w:val="0"/>
+          <w:color w:val="000000"/>
+          <w:sz w:val="18"/>
+          <w:highlight w:val="lightGray"/>
+        </w:rPr>
+        <w:t>o</w:t>
+      </w:r>
+      <w:r>
+        <w:rPr>
+          <w:rFonts w:ascii="Arial" w:hAnsi="Arial" w:eastAsia="Arial" w:cs="Arial"/>
+          <w:b w:val="0"/>
+          <w:i w:val="0"/>
+          <w:color w:val="000000"/>
+          <w:sz w:val="18"/>
+          <w:highlight w:val="lightGray"/>
+        </w:rPr>
+        <w:t>l</w:t>
+      </w:r>
+      <w:r>
+        <w:rPr>
+          <w:rFonts w:ascii="Arial" w:hAnsi="Arial" w:eastAsia="Arial" w:cs="Arial"/>
+          <w:b w:val="0"/>
+          <w:i w:val="0"/>
+          <w:color w:val="000000"/>
+          <w:sz w:val="18"/>
+          <w:highlight w:val="lightGray"/>
+        </w:rPr>
+        <w:t>u</w:t>
+      </w:r>
+      <w:r>
+        <w:rPr>
+          <w:rFonts w:ascii="Arial" w:hAnsi="Arial" w:eastAsia="Arial" w:cs="Arial"/>
+          <w:b w:val="0"/>
+          <w:i w:val="0"/>
+          <w:color w:val="000000"/>
+          <w:sz w:val="18"/>
+          <w:highlight w:val="lightGray"/>
+        </w:rPr>
+        <w:t>m</w:t>
+      </w:r>
+      <w:r>
+        <w:rPr>
+          <w:rFonts w:ascii="Arial" w:hAnsi="Arial" w:eastAsia="Arial" w:cs="Arial"/>
+          <w:b w:val="0"/>
+          <w:i w:val="0"/>
+          <w:color w:val="000000"/>
+          <w:sz w:val="18"/>
+          <w:highlight w:val="lightGray"/>
+        </w:rPr>
+        <w:t>n</w:t>
+      </w:r>
+      <w:r>
+        <w:rPr>
+          <w:rFonts w:ascii="Arial" w:hAnsi="Arial" w:eastAsia="Arial" w:cs="Arial"/>
+          <w:b w:val="0"/>
+          <w:i w:val="0"/>
+          <w:color w:val="000000"/>
+          <w:sz w:val="18"/>
+          <w:highlight w:val="lightGray"/>
+        </w:rPr>
+        <w:t>:</w:t>
+      </w:r>
+      <w:r>
+        <w:rPr>
+          <w:rFonts w:ascii="Arial" w:hAnsi="Arial" w:eastAsia="Arial" w:cs="Arial"/>
+          <w:b w:val="0"/>
+          <w:i w:val="0"/>
+          <w:color w:val="000000"/>
+          <w:sz w:val="18"/>
+          <w:highlight w:val="lightGray"/>
+        </w:rPr>
+        <w:t xml:space="preserve"> </w:t>
+      </w:r>
+      <w:r>
+        <w:rPr>
+          <w:rFonts w:ascii="Arial" w:hAnsi="Arial" w:eastAsia="Arial" w:cs="Arial"/>
+          <w:b w:val="0"/>
+          <w:i w:val="0"/>
+          <w:color w:val="000000"/>
+          <w:sz w:val="18"/>
+          <w:highlight w:val="lightGray"/>
+        </w:rPr>
+        <w:t>1</w:t>
+      </w:r>
+      <w:r>
+        <w:rPr>
+          <w:rFonts w:ascii="Arial" w:hAnsi="Arial" w:eastAsia="Arial" w:cs="Arial"/>
+          <w:b w:val="0"/>
+          <w:i w:val="0"/>
+          <w:color w:val="000000"/>
+          <w:sz w:val="18"/>
+          <w:highlight w:val="lightGray"/>
+        </w:rPr>
+        <w:t>,</w:t>
+      </w:r>
+      <w:r>
+        <w:rPr>
+          <w:rFonts w:ascii="Arial" w:hAnsi="Arial" w:eastAsia="Arial" w:cs="Arial"/>
+          <w:b w:val="0"/>
+          <w:i w:val="0"/>
+          <w:color w:val="000000"/>
+          <w:sz w:val="18"/>
+          <w:highlight w:val="lightGray"/>
+        </w:rPr>
+        <w:t xml:space="preserve"> </w:t>
+      </w:r>
+      <w:r>
+        <w:rPr>
+          <w:rFonts w:ascii="Arial" w:hAnsi="Arial" w:eastAsia="Arial" w:cs="Arial"/>
+          <w:b w:val="0"/>
+          <w:i w:val="0"/>
+          <w:color w:val="000000"/>
+          <w:sz w:val="18"/>
+          <w:highlight w:val="lightGray"/>
+        </w:rPr>
+        <w:t>N</w:t>
+      </w:r>
+      <w:r>
+        <w:rPr>
+          <w:rFonts w:ascii="Arial" w:hAnsi="Arial" w:eastAsia="Arial" w:cs="Arial"/>
+          <w:b w:val="0"/>
+          <w:i w:val="0"/>
+          <w:color w:val="000000"/>
+          <w:sz w:val="18"/>
+          <w:highlight w:val="lightGray"/>
+        </w:rPr>
+        <w:t>a</w:t>
+      </w:r>
+      <w:r>
+        <w:rPr>
+          <w:rFonts w:ascii="Arial" w:hAnsi="Arial" w:eastAsia="Arial" w:cs="Arial"/>
+          <w:b w:val="0"/>
+          <w:i w:val="0"/>
+          <w:color w:val="000000"/>
+          <w:sz w:val="18"/>
+          <w:highlight w:val="lightGray"/>
+        </w:rPr>
+        <w:t>m</w:t>
+      </w:r>
+      <w:r>
+        <w:rPr>
+          <w:rFonts w:ascii="Arial" w:hAnsi="Arial" w:eastAsia="Arial" w:cs="Arial"/>
+          <w:b w:val="0"/>
+          <w:i w:val="0"/>
+          <w:color w:val="000000"/>
+          <w:sz w:val="18"/>
+          <w:highlight w:val="lightGray"/>
+        </w:rPr>
+        <w:t>e</w:t>
+      </w:r>
+      <w:r>
+        <w:rPr>
+          <w:rFonts w:ascii="Arial" w:hAnsi="Arial" w:eastAsia="Arial" w:cs="Arial"/>
+          <w:b w:val="0"/>
+          <w:i w:val="0"/>
+          <w:color w:val="000000"/>
+          <w:sz w:val="18"/>
+          <w:highlight w:val="lightGray"/>
+        </w:rPr>
+        <w:t>_</w:t>
+      </w:r>
+      <w:r>
+        <w:rPr>
+          <w:rFonts w:ascii="Arial" w:hAnsi="Arial" w:eastAsia="Arial" w:cs="Arial"/>
+          <w:b w:val="0"/>
+          <w:i w:val="0"/>
+          <w:color w:val="000000"/>
+          <w:sz w:val="18"/>
+          <w:highlight w:val="lightGray"/>
+        </w:rPr>
+        <w:t>E</w:t>
+      </w:r>
+      <w:r>
+        <w:rPr>
+          <w:rFonts w:ascii="Arial" w:hAnsi="Arial" w:eastAsia="Arial" w:cs="Arial"/>
+          <w:b w:val="0"/>
+          <w:i w:val="0"/>
+          <w:color w:val="000000"/>
+          <w:sz w:val="18"/>
+          <w:highlight w:val="lightGray"/>
+        </w:rPr>
+        <w:t>n</w:t>
+      </w:r>
+      <w:r>
+        <w:rPr>
+          <w:rFonts w:ascii="Arial" w:hAnsi="Arial" w:eastAsia="Arial" w:cs="Arial"/>
+          <w:b w:val="0"/>
+          <w:i w:val="0"/>
+          <w:color w:val="000000"/>
+          <w:sz w:val="18"/>
+          <w:highlight w:val="lightGray"/>
+        </w:rPr>
+        <w:t xml:space="preserve"> </w:t>
+      </w:r>
+      <w:r>
+        <w:rPr>
+          <w:rFonts w:ascii="Arial" w:hAnsi="Arial" w:eastAsia="Arial" w:cs="Arial"/>
+          <w:b w:val="0"/>
+          <w:i w:val="0"/>
+          <w:color w:val="000000"/>
+          <w:sz w:val="18"/>
+          <w:highlight w:val="lightGray"/>
+        </w:rPr>
+        <w:t>C</w:t>
+      </w:r>
+      <w:r>
+        <w:rPr>
+          <w:rFonts w:ascii="Arial" w:hAnsi="Arial" w:eastAsia="Arial" w:cs="Arial"/>
+          <w:b w:val="0"/>
+          <w:i w:val="0"/>
+          <w:color w:val="000000"/>
+          <w:sz w:val="18"/>
+          <w:highlight w:val="lightGray"/>
+        </w:rPr>
+        <w:t>o</w:t>
+      </w:r>
+      <w:r>
+        <w:rPr>
+          <w:rFonts w:ascii="Arial" w:hAnsi="Arial" w:eastAsia="Arial" w:cs="Arial"/>
+          <w:b w:val="0"/>
+          <w:i w:val="0"/>
+          <w:color w:val="000000"/>
+          <w:sz w:val="18"/>
+          <w:highlight w:val="lightGray"/>
+        </w:rPr>
+        <w:t>l</w:t>
+      </w:r>
+      <w:r>
+        <w:rPr>
+          <w:rFonts w:ascii="Arial" w:hAnsi="Arial" w:eastAsia="Arial" w:cs="Arial"/>
+          <w:b w:val="0"/>
+          <w:i w:val="0"/>
+          <w:color w:val="000000"/>
+          <w:sz w:val="18"/>
+          <w:highlight w:val="lightGray"/>
+        </w:rPr>
+        <w:t>u</w:t>
+      </w:r>
+      <w:r>
+        <w:rPr>
+          <w:rFonts w:ascii="Arial" w:hAnsi="Arial" w:eastAsia="Arial" w:cs="Arial"/>
+          <w:b w:val="0"/>
+          <w:i w:val="0"/>
+          <w:color w:val="000000"/>
+          <w:sz w:val="18"/>
+          <w:highlight w:val="lightGray"/>
+        </w:rPr>
+        <w:t>m</w:t>
+      </w:r>
+      <w:r>
+        <w:rPr>
+          <w:rFonts w:ascii="Arial" w:hAnsi="Arial" w:eastAsia="Arial" w:cs="Arial"/>
+          <w:b w:val="0"/>
+          <w:i w:val="0"/>
+          <w:color w:val="000000"/>
+          <w:sz w:val="18"/>
+          <w:highlight w:val="lightGray"/>
+        </w:rPr>
+        <w:t>n</w:t>
+      </w:r>
+      <w:r>
+        <w:rPr>
+          <w:rFonts w:ascii="Arial" w:hAnsi="Arial" w:eastAsia="Arial" w:cs="Arial"/>
+          <w:b w:val="0"/>
+          <w:i w:val="0"/>
+          <w:color w:val="000000"/>
+          <w:sz w:val="18"/>
+          <w:highlight w:val="lightGray"/>
+        </w:rPr>
+        <w:t>:</w:t>
+      </w:r>
+      <w:r>
+        <w:rPr>
+          <w:rFonts w:ascii="Arial" w:hAnsi="Arial" w:eastAsia="Arial" w:cs="Arial"/>
+          <w:b w:val="0"/>
+          <w:i w:val="0"/>
+          <w:color w:val="000000"/>
+          <w:sz w:val="18"/>
+          <w:highlight w:val="lightGray"/>
+        </w:rPr>
+        <w:t xml:space="preserve"> </w:t>
+      </w:r>
+      <w:r>
+        <w:rPr>
+          <w:rFonts w:ascii="Arial" w:hAnsi="Arial" w:eastAsia="Arial" w:cs="Arial"/>
+          <w:b w:val="0"/>
+          <w:i w:val="0"/>
+          <w:color w:val="000000"/>
+          <w:sz w:val="18"/>
+          <w:highlight w:val="lightGray"/>
+        </w:rPr>
+        <w:t>M</w:t>
+      </w:r>
+      <w:r>
+        <w:rPr>
+          <w:rFonts w:ascii="Arial" w:hAnsi="Arial" w:eastAsia="Arial" w:cs="Arial"/>
+          <w:b w:val="0"/>
+          <w:i w:val="0"/>
+          <w:color w:val="000000"/>
+          <w:sz w:val="18"/>
+          <w:highlight w:val="lightGray"/>
+        </w:rPr>
+        <w:t>o</w:t>
+      </w:r>
+      <w:r>
+        <w:rPr>
+          <w:rFonts w:ascii="Arial" w:hAnsi="Arial" w:eastAsia="Arial" w:cs="Arial"/>
+          <w:b w:val="0"/>
+          <w:i w:val="0"/>
+          <w:color w:val="000000"/>
+          <w:sz w:val="18"/>
+          <w:highlight w:val="lightGray"/>
+        </w:rPr>
+        <w:t>t</w:t>
+      </w:r>
+      <w:r>
+        <w:rPr>
+          <w:rFonts w:ascii="Arial" w:hAnsi="Arial" w:eastAsia="Arial" w:cs="Arial"/>
+          <w:b w:val="0"/>
+          <w:i w:val="0"/>
+          <w:color w:val="000000"/>
+          <w:sz w:val="18"/>
+          <w:highlight w:val="lightGray"/>
+        </w:rPr>
+        <w:t>a</w:t>
+      </w:r>
+      <w:r>
+        <w:rPr>
+          <w:rFonts w:ascii="Arial" w:hAnsi="Arial" w:eastAsia="Arial" w:cs="Arial"/>
+          <w:b w:val="0"/>
+          <w:i w:val="0"/>
+          <w:color w:val="000000"/>
+          <w:sz w:val="18"/>
+          <w:highlight w:val="lightGray"/>
+        </w:rPr>
+        <w:t>s</w:t>
+      </w:r>
+      <w:r>
+        <w:rPr>
+          <w:rFonts w:ascii="Arial" w:hAnsi="Arial" w:eastAsia="Arial" w:cs="Arial"/>
+          <w:b w:val="0"/>
+          <w:i w:val="0"/>
+          <w:color w:val="000000"/>
+          <w:sz w:val="18"/>
+          <w:highlight w:val="lightGray"/>
+        </w:rPr>
+        <w:t>e</w:t>
+      </w:r>
+      <w:r>
+        <w:rPr>
+          <w:rFonts w:ascii="Arial" w:hAnsi="Arial" w:eastAsia="Arial" w:cs="Arial"/>
+          <w:b w:val="0"/>
+          <w:i w:val="0"/>
+          <w:color w:val="000000"/>
+          <w:sz w:val="18"/>
+          <w:highlight w:val="lightGray"/>
+        </w:rPr>
+        <w:t>m</w:t>
+      </w:r>
+      <w:r>
+        <w:rPr>
+          <w:rFonts w:ascii="Arial" w:hAnsi="Arial" w:eastAsia="Arial" w:cs="Arial"/>
+          <w:b w:val="0"/>
+          <w:i w:val="0"/>
+          <w:color w:val="000000"/>
+          <w:sz w:val="18"/>
+          <w:highlight w:val="lightGray"/>
+        </w:rPr>
+        <w:t xml:space="preserve"> </w:t>
+      </w:r>
+      <w:r>
+        <w:rPr>
+          <w:rFonts w:ascii="Arial" w:hAnsi="Arial" w:eastAsia="Arial" w:cs="Arial"/>
+          <w:b w:val="0"/>
+          <w:i w:val="0"/>
+          <w:color w:val="000000"/>
+          <w:sz w:val="18"/>
+          <w:highlight w:val="lightGray"/>
+        </w:rPr>
+        <w:t>E</w:t>
+      </w:r>
+      <w:r>
+        <w:rPr>
+          <w:rFonts w:ascii="Arial" w:hAnsi="Arial" w:eastAsia="Arial" w:cs="Arial"/>
+          <w:b w:val="0"/>
+          <w:i w:val="0"/>
+          <w:color w:val="000000"/>
+          <w:sz w:val="18"/>
+          <w:highlight w:val="lightGray"/>
+        </w:rPr>
+        <w:t>s</w:t>
+      </w:r>
+      <w:r>
+        <w:rPr>
+          <w:rFonts w:ascii="Arial" w:hAnsi="Arial" w:eastAsia="Arial" w:cs="Arial"/>
+          <w:b w:val="0"/>
+          <w:i w:val="0"/>
+          <w:color w:val="000000"/>
+          <w:sz w:val="18"/>
+          <w:highlight w:val="lightGray"/>
+        </w:rPr>
+        <w:t>s</w:t>
+      </w:r>
+      <w:r>
+        <w:rPr>
+          <w:rFonts w:ascii="Arial" w:hAnsi="Arial" w:eastAsia="Arial" w:cs="Arial"/>
+          <w:b w:val="0"/>
+          <w:i w:val="0"/>
+          <w:color w:val="000000"/>
+          <w:sz w:val="18"/>
+          <w:highlight w:val="lightGray"/>
+        </w:rPr>
+        <w:t>a</w:t>
+      </w:r>
+      <w:r>
+        <w:rPr>
+          <w:rFonts w:ascii="Arial" w:hAnsi="Arial" w:eastAsia="Arial" w:cs="Arial"/>
+          <w:b w:val="0"/>
+          <w:i w:val="0"/>
+          <w:color w:val="000000"/>
+          <w:sz w:val="18"/>
+          <w:highlight w:val="lightGray"/>
+        </w:rPr>
+        <w:t>m</w:t>
+      </w:r>
+      <w:r>
+        <w:rPr>
+          <w:rFonts w:ascii="Arial" w:hAnsi="Arial" w:eastAsia="Arial" w:cs="Arial"/>
+          <w:b w:val="0"/>
+          <w:i w:val="0"/>
+          <w:color w:val="000000"/>
+          <w:sz w:val="18"/>
+          <w:highlight w:val="lightGray"/>
+        </w:rPr>
+        <w:t>]</w:t>
+      </w:r>
+      <w:r>
+        <w:rPr>
+          <w:rFonts w:ascii="Arial" w:hAnsi="Arial" w:eastAsia="Arial" w:cs="Arial"/>
+          <w:b w:val="0"/>
+          <w:i w:val="0"/>
+          <w:color w:val="000000"/>
+          <w:sz w:val="18"/>
+          <w:highlight w:val="lightGray"/>
+        </w:rPr>
+        <w:t xml:space="preserve"> </w:t>
+      </w:r>
+      <w:r>
+        <w:rPr>
+          <w:rFonts w:ascii="Arial" w:hAnsi="Arial" w:eastAsia="Arial" w:cs="Arial"/>
+          <w:b w:val="0"/>
+          <w:i w:val="0"/>
+          <w:color w:val="000000"/>
+          <w:sz w:val="18"/>
+          <w:highlight w:val="lightGray"/>
+        </w:rPr>
+        <w:t>-</w:t>
+      </w:r>
+      <w:r>
+        <w:rPr>
+          <w:rFonts w:ascii="Arial" w:hAnsi="Arial" w:eastAsia="Arial" w:cs="Arial"/>
+          <w:b w:val="0"/>
+          <w:i w:val="0"/>
+          <w:color w:val="000000"/>
+          <w:sz w:val="18"/>
+          <w:highlight w:val="lightGray"/>
+        </w:rPr>
+        <w:t>&gt;</w:t>
+      </w:r>
+      <w:r>
+        <w:rPr>
+          <w:rFonts w:ascii="Arial" w:hAnsi="Arial" w:eastAsia="Arial" w:cs="Arial"/>
+          <w:b w:val="0"/>
+          <w:i w:val="0"/>
+          <w:color w:val="000000"/>
+          <w:sz w:val="18"/>
+          <w:highlight w:val="lightGray"/>
+        </w:rPr>
+        <w:t xml:space="preserve"> </w:t>
+      </w:r>
+      <w:r>
+        <w:rPr>
+          <w:rFonts w:ascii="Arial" w:hAnsi="Arial" w:eastAsia="Arial" w:cs="Arial"/>
+          <w:b/>
+          <w:i w:val="0"/>
+          <w:color w:val="000000"/>
+          <w:sz w:val="18"/>
+          <w:highlight w:val="lightGray"/>
+        </w:rPr>
+        <w:t>F</w:t>
+      </w:r>
+      <w:r>
+        <w:rPr>
+          <w:rFonts w:ascii="Arial" w:hAnsi="Arial" w:eastAsia="Arial" w:cs="Arial"/>
+          <w:b/>
+          <w:i w:val="0"/>
+          <w:color w:val="000000"/>
+          <w:sz w:val="18"/>
+          <w:highlight w:val="lightGray"/>
+        </w:rPr>
+        <w:t>r</w:t>
+      </w:r>
+      <w:r>
+        <w:rPr>
+          <w:rFonts w:ascii="Arial" w:hAnsi="Arial" w:eastAsia="Arial" w:cs="Arial"/>
+          <w:b/>
+          <w:i w:val="0"/>
+          <w:color w:val="000000"/>
+          <w:sz w:val="18"/>
+          <w:highlight w:val="lightGray"/>
+        </w:rPr>
+        <w:t>o</w:t>
+      </w:r>
+      <w:r>
+        <w:rPr>
+          <w:rFonts w:ascii="Arial" w:hAnsi="Arial" w:eastAsia="Arial" w:cs="Arial"/>
+          <w:b/>
+          <w:i w:val="0"/>
+          <w:color w:val="000000"/>
+          <w:sz w:val="18"/>
+          <w:highlight w:val="lightGray"/>
+        </w:rPr>
+        <w:t>m</w:t>
+      </w:r>
+      <w:r>
+        <w:rPr>
+          <w:rFonts w:ascii="Arial" w:hAnsi="Arial" w:eastAsia="Arial" w:cs="Arial"/>
+          <w:b/>
+          <w:i w:val="0"/>
+          <w:color w:val="000000"/>
+          <w:sz w:val="18"/>
+          <w:highlight w:val="lightGray"/>
+        </w:rPr>
+        <w:t>:</w:t>
+      </w:r>
+      <w:r>
+        <w:rPr>
+          <w:rFonts w:ascii="Arial" w:hAnsi="Arial" w:eastAsia="Arial" w:cs="Arial"/>
+          <w:b w:val="0"/>
+          <w:i w:val="0"/>
+          <w:color w:val="000000"/>
+          <w:sz w:val="18"/>
+          <w:highlight w:val="lightGray"/>
+        </w:rPr>
+        <w:t xml:space="preserve"> </w:t>
+      </w:r>
+      <w:r>
+        <w:rPr>
+          <w:rFonts w:ascii="Arial" w:hAnsi="Arial" w:eastAsia="Arial" w:cs="Arial"/>
+          <w:b w:val="0"/>
+          <w:i w:val="0"/>
+          <w:color w:val="000000"/>
+          <w:sz w:val="18"/>
+          <w:highlight w:val="lightGray"/>
+        </w:rPr>
+        <w:t>[</w:t>
+      </w:r>
+      <w:r>
+        <w:rPr>
+          <w:rFonts w:ascii="Arial" w:hAnsi="Arial" w:eastAsia="Arial" w:cs="Arial"/>
+          <w:b w:val="0"/>
+          <w:i w:val="0"/>
+          <w:color w:val="000000"/>
+          <w:sz w:val="18"/>
+          <w:highlight w:val="lightGray"/>
+        </w:rPr>
+        <w:t>C</w:t>
+      </w:r>
+      <w:r>
+        <w:rPr>
+          <w:rFonts w:ascii="Arial" w:hAnsi="Arial" w:eastAsia="Arial" w:cs="Arial"/>
+          <w:b w:val="0"/>
+          <w:i w:val="0"/>
+          <w:color w:val="000000"/>
+          <w:sz w:val="18"/>
+          <w:highlight w:val="lightGray"/>
+        </w:rPr>
+        <w:t>h</w:t>
+      </w:r>
+      <w:r>
+        <w:rPr>
+          <w:rFonts w:ascii="Arial" w:hAnsi="Arial" w:eastAsia="Arial" w:cs="Arial"/>
+          <w:b w:val="0"/>
+          <w:i w:val="0"/>
+          <w:color w:val="000000"/>
+          <w:sz w:val="18"/>
+          <w:highlight w:val="lightGray"/>
+        </w:rPr>
+        <w:t>a</w:t>
+      </w:r>
+      <w:r>
+        <w:rPr>
+          <w:rFonts w:ascii="Arial" w:hAnsi="Arial" w:eastAsia="Arial" w:cs="Arial"/>
+          <w:b w:val="0"/>
+          <w:i w:val="0"/>
+          <w:color w:val="000000"/>
+          <w:sz w:val="18"/>
+          <w:highlight w:val="lightGray"/>
+        </w:rPr>
+        <w:t>t</w:t>
+      </w:r>
+      <w:r>
+        <w:rPr>
+          <w:rFonts w:ascii="Arial" w:hAnsi="Arial" w:eastAsia="Arial" w:cs="Arial"/>
+          <w:b w:val="0"/>
+          <w:i w:val="0"/>
+          <w:color w:val="000000"/>
+          <w:sz w:val="18"/>
+          <w:highlight w:val="lightGray"/>
+        </w:rPr>
+        <w:t>g</w:t>
+      </w:r>
+      <w:r>
+        <w:rPr>
+          <w:rFonts w:ascii="Arial" w:hAnsi="Arial" w:eastAsia="Arial" w:cs="Arial"/>
+          <w:b w:val="0"/>
+          <w:i w:val="0"/>
+          <w:color w:val="000000"/>
+          <w:sz w:val="18"/>
+          <w:highlight w:val="lightGray"/>
+        </w:rPr>
+        <w:t>p</w:t>
+      </w:r>
+      <w:r>
+        <w:rPr>
+          <w:rFonts w:ascii="Arial" w:hAnsi="Arial" w:eastAsia="Arial" w:cs="Arial"/>
+          <w:b w:val="0"/>
+          <w:i w:val="0"/>
+          <w:color w:val="000000"/>
+          <w:sz w:val="18"/>
+          <w:highlight w:val="lightGray"/>
+        </w:rPr>
+        <w:t>t</w:t>
+      </w:r>
+      <w:r>
+        <w:rPr>
+          <w:rFonts w:ascii="Arial" w:hAnsi="Arial" w:eastAsia="Arial" w:cs="Arial"/>
+          <w:b w:val="0"/>
+          <w:i w:val="0"/>
+          <w:color w:val="000000"/>
+          <w:sz w:val="18"/>
+          <w:highlight w:val="lightGray"/>
+        </w:rPr>
+        <w:t xml:space="preserve"> </w:t>
+      </w:r>
+      <w:r>
+        <w:rPr>
+          <w:rFonts w:ascii="Arial" w:hAnsi="Arial" w:eastAsia="Arial" w:cs="Arial"/>
+          <w:b w:val="0"/>
+          <w:i w:val="0"/>
+          <w:color w:val="000000"/>
+          <w:sz w:val="18"/>
+          <w:highlight w:val="lightGray"/>
+        </w:rPr>
+        <w:t>(</w:t>
+      </w:r>
+      <w:r>
+        <w:rPr>
+          <w:rFonts w:ascii="Arial" w:hAnsi="Arial" w:eastAsia="Arial" w:cs="Arial"/>
+          <w:b w:val="0"/>
+          <w:i w:val="0"/>
+          <w:color w:val="000000"/>
+          <w:sz w:val="18"/>
+          <w:highlight w:val="lightGray"/>
+        </w:rPr>
+        <w:t>G</w:t>
+      </w:r>
+      <w:r>
+        <w:rPr>
+          <w:rFonts w:ascii="Arial" w:hAnsi="Arial" w:eastAsia="Arial" w:cs="Arial"/>
+          <w:b w:val="0"/>
+          <w:i w:val="0"/>
+          <w:color w:val="000000"/>
+          <w:sz w:val="18"/>
+          <w:highlight w:val="lightGray"/>
+        </w:rPr>
+        <w:t>P</w:t>
+      </w:r>
+      <w:r>
+        <w:rPr>
+          <w:rFonts w:ascii="Arial" w:hAnsi="Arial" w:eastAsia="Arial" w:cs="Arial"/>
+          <w:b w:val="0"/>
+          <w:i w:val="0"/>
+          <w:color w:val="000000"/>
+          <w:sz w:val="18"/>
+          <w:highlight w:val="lightGray"/>
+        </w:rPr>
+        <w:t>T</w:t>
+      </w:r>
+      <w:r>
+        <w:rPr>
+          <w:rFonts w:ascii="Arial" w:hAnsi="Arial" w:eastAsia="Arial" w:cs="Arial"/>
+          <w:b w:val="0"/>
+          <w:i w:val="0"/>
+          <w:color w:val="000000"/>
+          <w:sz w:val="18"/>
+          <w:highlight w:val="lightGray"/>
+        </w:rPr>
+        <w:t>‑</w:t>
+      </w:r>
+      <w:r>
+        <w:rPr>
+          <w:rFonts w:ascii="Arial" w:hAnsi="Arial" w:eastAsia="Arial" w:cs="Arial"/>
+          <w:b w:val="0"/>
+          <w:i w:val="0"/>
+          <w:color w:val="000000"/>
+          <w:sz w:val="18"/>
+          <w:highlight w:val="lightGray"/>
+        </w:rPr>
+        <w:t>5</w:t>
+      </w:r>
+      <w:r>
+        <w:rPr>
+          <w:rFonts w:ascii="Arial" w:hAnsi="Arial" w:eastAsia="Arial" w:cs="Arial"/>
+          <w:b w:val="0"/>
+          <w:i w:val="0"/>
+          <w:color w:val="000000"/>
+          <w:sz w:val="18"/>
+          <w:highlight w:val="lightGray"/>
+        </w:rPr>
+        <w:t xml:space="preserve"> </w:t>
+      </w:r>
+      <w:r>
+        <w:rPr>
+          <w:rFonts w:ascii="Arial" w:hAnsi="Arial" w:eastAsia="Arial" w:cs="Arial"/>
+          <w:b w:val="0"/>
+          <w:i w:val="0"/>
+          <w:color w:val="000000"/>
+          <w:sz w:val="18"/>
+          <w:highlight w:val="lightGray"/>
+        </w:rPr>
+        <w:t>M</w:t>
+      </w:r>
+      <w:r>
+        <w:rPr>
+          <w:rFonts w:ascii="Arial" w:hAnsi="Arial" w:eastAsia="Arial" w:cs="Arial"/>
+          <w:b w:val="0"/>
+          <w:i w:val="0"/>
+          <w:color w:val="000000"/>
+          <w:sz w:val="18"/>
+          <w:highlight w:val="lightGray"/>
+        </w:rPr>
+        <w:t>i</w:t>
+      </w:r>
+      <w:r>
+        <w:rPr>
+          <w:rFonts w:ascii="Arial" w:hAnsi="Arial" w:eastAsia="Arial" w:cs="Arial"/>
+          <w:b w:val="0"/>
+          <w:i w:val="0"/>
+          <w:color w:val="000000"/>
+          <w:sz w:val="18"/>
+          <w:highlight w:val="lightGray"/>
+        </w:rPr>
+        <w:t>n</w:t>
+      </w:r>
+      <w:r>
+        <w:rPr>
+          <w:rFonts w:ascii="Arial" w:hAnsi="Arial" w:eastAsia="Arial" w:cs="Arial"/>
+          <w:b w:val="0"/>
+          <w:i w:val="0"/>
+          <w:color w:val="000000"/>
+          <w:sz w:val="18"/>
+          <w:highlight w:val="lightGray"/>
+        </w:rPr>
+        <w:t>i</w:t>
+      </w:r>
+      <w:r>
+        <w:rPr>
+          <w:rFonts w:ascii="Arial" w:hAnsi="Arial" w:eastAsia="Arial" w:cs="Arial"/>
+          <w:b w:val="0"/>
+          <w:i w:val="0"/>
+          <w:color w:val="000000"/>
+          <w:sz w:val="18"/>
+          <w:highlight w:val="lightGray"/>
+        </w:rPr>
+        <w:t>)</w:t>
+      </w:r>
+      <w:r>
+        <w:rPr>
+          <w:rFonts w:ascii="Arial" w:hAnsi="Arial" w:eastAsia="Arial" w:cs="Arial"/>
+          <w:b w:val="0"/>
+          <w:i w:val="0"/>
+          <w:color w:val="000000"/>
+          <w:sz w:val="18"/>
+          <w:highlight w:val="lightGray"/>
+        </w:rPr>
+        <w:t>]</w:t>
+      </w:r>
+      <w:r>
+        <w:rPr>
+          <w:rFonts w:ascii="Arial" w:hAnsi="Arial" w:eastAsia="Arial" w:cs="Arial"/>
+          <w:b w:val="0"/>
+          <w:i w:val="0"/>
+          <w:color w:val="000000"/>
+          <w:sz w:val="18"/>
+          <w:highlight w:val="lightGray"/>
+        </w:rPr>
+        <w:t xml:space="preserve"> </w:t>
+      </w:r>
+      <w:r>
+        <w:rPr>
+          <w:rFonts w:ascii="Arial" w:hAnsi="Arial" w:eastAsia="Arial" w:cs="Arial"/>
+          <w:b/>
+          <w:i w:val="0"/>
+          <w:color w:val="000000"/>
+          <w:sz w:val="18"/>
+          <w:highlight w:val="lightGray"/>
+        </w:rPr>
+        <w:t>o</w:t>
+      </w:r>
+      <w:r>
+        <w:rPr>
+          <w:rFonts w:ascii="Arial" w:hAnsi="Arial" w:eastAsia="Arial" w:cs="Arial"/>
+          <w:b/>
+          <w:i w:val="0"/>
+          <w:color w:val="000000"/>
+          <w:sz w:val="18"/>
+          <w:highlight w:val="lightGray"/>
+        </w:rPr>
+        <w:t>n</w:t>
+      </w:r>
+      <w:r>
+        <w:rPr>
+          <w:color w:val="000000"/>
+          <w:sz w:val="18"/>
+          <w:highlight w:val="lightGray"/>
+        </w:rPr>
+        <w:t xml:space="preserve"> [</w:t>
+      </w:r>
+      <w:r>
+        <w:rPr>
+          <w:sz w:val="18"/>
+          <w:highlight w:val="lightGray"/>
+        </w:rPr>
+        <w:t>12/18/2025]</w:t>
       </w:r>
     </w:p>
     <w:p>
@@ -122,32 +1670,1580 @@
     <w:p>
       <w:r>
         <w:rPr>
-          <w:b/>
-          <w:highlight w:val="darkGray"/>
-        </w:rPr>
-        <w:t># Source</w:t>
-      </w:r>
-      <w:r>
-        <w:rPr>
-          <w:highlight w:val="darkGray"/>
-        </w:rPr>
-        <w:t xml:space="preserve">: </w:t>
-      </w:r>
-      <w:proofErr w:type="spellStart"/>
-      <w:r>
-        <w:rPr>
-          <w:b/>
-          <w:highlight w:val="darkGray"/>
-        </w:rPr>
-        <w:t>Chatgpt</w:t>
-      </w:r>
-      <w:proofErr w:type="spellEnd"/>
-      <w:r>
-        <w:rPr>
-          <w:b/>
-          <w:highlight w:val="darkGray"/>
-        </w:rPr>
-        <w:t xml:space="preserve"> (GPT‑5 Mini) at [12/18/2025]</w:t>
+          <w:rFonts w:ascii="Arial" w:hAnsi="Arial" w:eastAsia="Arial" w:cs="Arial"/>
+          <w:b/>
+          <w:i w:val="0"/>
+          <w:color w:val="000000"/>
+          <w:sz w:val="18"/>
+          <w:highlight w:val="lightGray"/>
+        </w:rPr>
+        <w:t>#</w:t>
+      </w:r>
+      <w:r>
+        <w:rPr>
+          <w:rFonts w:ascii="Arial" w:hAnsi="Arial" w:eastAsia="Arial" w:cs="Arial"/>
+          <w:b/>
+          <w:i w:val="0"/>
+          <w:color w:val="000000"/>
+          <w:sz w:val="18"/>
+          <w:highlight w:val="lightGray"/>
+        </w:rPr>
+        <w:t xml:space="preserve"> </w:t>
+      </w:r>
+      <w:r>
+        <w:rPr>
+          <w:rFonts w:ascii="Arial" w:hAnsi="Arial" w:eastAsia="Arial" w:cs="Arial"/>
+          <w:b/>
+          <w:i w:val="0"/>
+          <w:color w:val="000000"/>
+          <w:sz w:val="18"/>
+          <w:highlight w:val="lightGray"/>
+        </w:rPr>
+        <w:t>S</w:t>
+      </w:r>
+      <w:r>
+        <w:rPr>
+          <w:rFonts w:ascii="Arial" w:hAnsi="Arial" w:eastAsia="Arial" w:cs="Arial"/>
+          <w:b/>
+          <w:i w:val="0"/>
+          <w:color w:val="000000"/>
+          <w:sz w:val="18"/>
+          <w:highlight w:val="lightGray"/>
+        </w:rPr>
+        <w:t>o</w:t>
+      </w:r>
+      <w:r>
+        <w:rPr>
+          <w:rFonts w:ascii="Arial" w:hAnsi="Arial" w:eastAsia="Arial" w:cs="Arial"/>
+          <w:b/>
+          <w:i w:val="0"/>
+          <w:color w:val="000000"/>
+          <w:sz w:val="18"/>
+          <w:highlight w:val="lightGray"/>
+        </w:rPr>
+        <w:t>u</w:t>
+      </w:r>
+      <w:r>
+        <w:rPr>
+          <w:rFonts w:ascii="Arial" w:hAnsi="Arial" w:eastAsia="Arial" w:cs="Arial"/>
+          <w:b/>
+          <w:i w:val="0"/>
+          <w:color w:val="000000"/>
+          <w:sz w:val="18"/>
+          <w:highlight w:val="lightGray"/>
+        </w:rPr>
+        <w:t>r</w:t>
+      </w:r>
+      <w:r>
+        <w:rPr>
+          <w:rFonts w:ascii="Arial" w:hAnsi="Arial" w:eastAsia="Arial" w:cs="Arial"/>
+          <w:b/>
+          <w:i w:val="0"/>
+          <w:color w:val="000000"/>
+          <w:sz w:val="18"/>
+          <w:highlight w:val="lightGray"/>
+        </w:rPr>
+        <w:t>c</w:t>
+      </w:r>
+      <w:r>
+        <w:rPr>
+          <w:rFonts w:ascii="Arial" w:hAnsi="Arial" w:eastAsia="Arial" w:cs="Arial"/>
+          <w:b/>
+          <w:i w:val="0"/>
+          <w:color w:val="000000"/>
+          <w:sz w:val="18"/>
+          <w:highlight w:val="lightGray"/>
+        </w:rPr>
+        <w:t>e</w:t>
+      </w:r>
+      <w:r>
+        <w:rPr>
+          <w:rFonts w:ascii="Arial" w:hAnsi="Arial" w:eastAsia="Arial" w:cs="Arial"/>
+          <w:b/>
+          <w:i w:val="0"/>
+          <w:color w:val="000000"/>
+          <w:sz w:val="18"/>
+          <w:highlight w:val="lightGray"/>
+        </w:rPr>
+        <w:t>:</w:t>
+      </w:r>
+      <w:r>
+        <w:rPr>
+          <w:rFonts w:ascii="Arial" w:hAnsi="Arial" w:eastAsia="Arial" w:cs="Arial"/>
+          <w:b/>
+          <w:i w:val="0"/>
+          <w:color w:val="000000"/>
+          <w:sz w:val="18"/>
+          <w:highlight w:val="lightGray"/>
+        </w:rPr>
+        <w:t xml:space="preserve"> </w:t>
+      </w:r>
+      <w:r>
+        <w:rPr>
+          <w:rFonts w:ascii="Arial" w:hAnsi="Arial" w:eastAsia="Arial" w:cs="Arial"/>
+          <w:b/>
+          <w:i w:val="0"/>
+          <w:color w:val="000000"/>
+          <w:sz w:val="18"/>
+          <w:highlight w:val="lightGray"/>
+        </w:rPr>
+        <w:t>A</w:t>
+      </w:r>
+      <w:r>
+        <w:rPr>
+          <w:rFonts w:ascii="Arial" w:hAnsi="Arial" w:eastAsia="Arial" w:cs="Arial"/>
+          <w:b/>
+          <w:i w:val="0"/>
+          <w:color w:val="000000"/>
+          <w:sz w:val="18"/>
+          <w:highlight w:val="lightGray"/>
+        </w:rPr>
+        <w:t>I</w:t>
+      </w:r>
+      <w:r>
+        <w:rPr>
+          <w:rFonts w:ascii="Arial" w:hAnsi="Arial" w:eastAsia="Arial" w:cs="Arial"/>
+          <w:b/>
+          <w:i w:val="0"/>
+          <w:color w:val="000000"/>
+          <w:sz w:val="18"/>
+          <w:highlight w:val="lightGray"/>
+        </w:rPr>
+        <w:t xml:space="preserve"> </w:t>
+      </w:r>
+      <w:r>
+        <w:rPr>
+          <w:rFonts w:ascii="Arial" w:hAnsi="Arial" w:eastAsia="Arial" w:cs="Arial"/>
+          <w:b/>
+          <w:i w:val="0"/>
+          <w:color w:val="000000"/>
+          <w:sz w:val="18"/>
+          <w:highlight w:val="lightGray"/>
+        </w:rPr>
+        <w:t>S</w:t>
+      </w:r>
+      <w:r>
+        <w:rPr>
+          <w:rFonts w:ascii="Arial" w:hAnsi="Arial" w:eastAsia="Arial" w:cs="Arial"/>
+          <w:b/>
+          <w:i w:val="0"/>
+          <w:color w:val="000000"/>
+          <w:sz w:val="18"/>
+          <w:highlight w:val="lightGray"/>
+        </w:rPr>
+        <w:t>o</w:t>
+      </w:r>
+      <w:r>
+        <w:rPr>
+          <w:rFonts w:ascii="Arial" w:hAnsi="Arial" w:eastAsia="Arial" w:cs="Arial"/>
+          <w:b/>
+          <w:i w:val="0"/>
+          <w:color w:val="000000"/>
+          <w:sz w:val="18"/>
+          <w:highlight w:val="lightGray"/>
+        </w:rPr>
+        <w:t>u</w:t>
+      </w:r>
+      <w:r>
+        <w:rPr>
+          <w:rFonts w:ascii="Arial" w:hAnsi="Arial" w:eastAsia="Arial" w:cs="Arial"/>
+          <w:b/>
+          <w:i w:val="0"/>
+          <w:color w:val="000000"/>
+          <w:sz w:val="18"/>
+          <w:highlight w:val="lightGray"/>
+        </w:rPr>
+        <w:t>r</w:t>
+      </w:r>
+      <w:r>
+        <w:rPr>
+          <w:rFonts w:ascii="Arial" w:hAnsi="Arial" w:eastAsia="Arial" w:cs="Arial"/>
+          <w:b/>
+          <w:i w:val="0"/>
+          <w:color w:val="000000"/>
+          <w:sz w:val="18"/>
+          <w:highlight w:val="lightGray"/>
+        </w:rPr>
+        <w:t>c</w:t>
+      </w:r>
+      <w:r>
+        <w:rPr>
+          <w:rFonts w:ascii="Arial" w:hAnsi="Arial" w:eastAsia="Arial" w:cs="Arial"/>
+          <w:b/>
+          <w:i w:val="0"/>
+          <w:color w:val="000000"/>
+          <w:sz w:val="18"/>
+          <w:highlight w:val="lightGray"/>
+        </w:rPr>
+        <w:t>e</w:t>
+      </w:r>
+      <w:r>
+        <w:rPr>
+          <w:rFonts w:ascii="Arial" w:hAnsi="Arial" w:eastAsia="Arial" w:cs="Arial"/>
+          <w:b/>
+          <w:i w:val="0"/>
+          <w:color w:val="000000"/>
+          <w:sz w:val="18"/>
+          <w:highlight w:val="lightGray"/>
+        </w:rPr>
+        <w:t>:</w:t>
+      </w:r>
+      <w:r>
+        <w:rPr>
+          <w:rFonts w:ascii="Arial" w:hAnsi="Arial" w:eastAsia="Arial" w:cs="Arial"/>
+          <w:b/>
+          <w:i w:val="0"/>
+          <w:color w:val="000000"/>
+          <w:sz w:val="18"/>
+          <w:highlight w:val="lightGray"/>
+        </w:rPr>
+        <w:t xml:space="preserve"> </w:t>
+      </w:r>
+      <w:r>
+        <w:rPr>
+          <w:rFonts w:ascii="Arial" w:hAnsi="Arial" w:eastAsia="Arial" w:cs="Arial"/>
+          <w:b/>
+          <w:i w:val="0"/>
+          <w:color w:val="000000"/>
+          <w:sz w:val="18"/>
+          <w:highlight w:val="lightGray"/>
+        </w:rPr>
+        <w:t>P</w:t>
+      </w:r>
+      <w:r>
+        <w:rPr>
+          <w:rFonts w:ascii="Arial" w:hAnsi="Arial" w:eastAsia="Arial" w:cs="Arial"/>
+          <w:b/>
+          <w:i w:val="0"/>
+          <w:color w:val="000000"/>
+          <w:sz w:val="18"/>
+          <w:highlight w:val="lightGray"/>
+        </w:rPr>
+        <w:t>r</w:t>
+      </w:r>
+      <w:r>
+        <w:rPr>
+          <w:rFonts w:ascii="Arial" w:hAnsi="Arial" w:eastAsia="Arial" w:cs="Arial"/>
+          <w:b/>
+          <w:i w:val="0"/>
+          <w:color w:val="000000"/>
+          <w:sz w:val="18"/>
+          <w:highlight w:val="lightGray"/>
+        </w:rPr>
+        <w:t>o</w:t>
+      </w:r>
+      <w:r>
+        <w:rPr>
+          <w:rFonts w:ascii="Arial" w:hAnsi="Arial" w:eastAsia="Arial" w:cs="Arial"/>
+          <w:b/>
+          <w:i w:val="0"/>
+          <w:color w:val="000000"/>
+          <w:sz w:val="18"/>
+          <w:highlight w:val="lightGray"/>
+        </w:rPr>
+        <w:t>v</w:t>
+      </w:r>
+      <w:r>
+        <w:rPr>
+          <w:rFonts w:ascii="Arial" w:hAnsi="Arial" w:eastAsia="Arial" w:cs="Arial"/>
+          <w:b/>
+          <w:i w:val="0"/>
+          <w:color w:val="000000"/>
+          <w:sz w:val="18"/>
+          <w:highlight w:val="lightGray"/>
+        </w:rPr>
+        <w:t>i</w:t>
+      </w:r>
+      <w:r>
+        <w:rPr>
+          <w:rFonts w:ascii="Arial" w:hAnsi="Arial" w:eastAsia="Arial" w:cs="Arial"/>
+          <w:b/>
+          <w:i w:val="0"/>
+          <w:color w:val="000000"/>
+          <w:sz w:val="18"/>
+          <w:highlight w:val="lightGray"/>
+        </w:rPr>
+        <w:t>d</w:t>
+      </w:r>
+      <w:r>
+        <w:rPr>
+          <w:rFonts w:ascii="Arial" w:hAnsi="Arial" w:eastAsia="Arial" w:cs="Arial"/>
+          <w:b/>
+          <w:i w:val="0"/>
+          <w:color w:val="000000"/>
+          <w:sz w:val="18"/>
+          <w:highlight w:val="lightGray"/>
+        </w:rPr>
+        <w:t>e</w:t>
+      </w:r>
+      <w:r>
+        <w:rPr>
+          <w:rFonts w:ascii="Arial" w:hAnsi="Arial" w:eastAsia="Arial" w:cs="Arial"/>
+          <w:b/>
+          <w:i w:val="0"/>
+          <w:color w:val="000000"/>
+          <w:sz w:val="18"/>
+          <w:highlight w:val="lightGray"/>
+        </w:rPr>
+        <w:t>d</w:t>
+      </w:r>
+      <w:r>
+        <w:rPr>
+          <w:rFonts w:ascii="Arial" w:hAnsi="Arial" w:eastAsia="Arial" w:cs="Arial"/>
+          <w:b/>
+          <w:i w:val="0"/>
+          <w:color w:val="000000"/>
+          <w:sz w:val="18"/>
+          <w:highlight w:val="lightGray"/>
+        </w:rPr>
+        <w:t xml:space="preserve"> </w:t>
+      </w:r>
+      <w:r>
+        <w:rPr>
+          <w:rFonts w:ascii="Arial" w:hAnsi="Arial" w:eastAsia="Arial" w:cs="Arial"/>
+          <w:b/>
+          <w:i w:val="0"/>
+          <w:color w:val="000000"/>
+          <w:sz w:val="18"/>
+          <w:highlight w:val="lightGray"/>
+        </w:rPr>
+        <w:t>b</w:t>
+      </w:r>
+      <w:r>
+        <w:rPr>
+          <w:rFonts w:ascii="Arial" w:hAnsi="Arial" w:eastAsia="Arial" w:cs="Arial"/>
+          <w:b/>
+          <w:i w:val="0"/>
+          <w:color w:val="000000"/>
+          <w:sz w:val="18"/>
+          <w:highlight w:val="lightGray"/>
+        </w:rPr>
+        <w:t>y</w:t>
+      </w:r>
+      <w:r>
+        <w:rPr>
+          <w:rFonts w:ascii="Arial" w:hAnsi="Arial" w:eastAsia="Arial" w:cs="Arial"/>
+          <w:b/>
+          <w:i w:val="0"/>
+          <w:color w:val="000000"/>
+          <w:sz w:val="18"/>
+          <w:highlight w:val="lightGray"/>
+        </w:rPr>
+        <w:t>:</w:t>
+      </w:r>
+      <w:r>
+        <w:rPr>
+          <w:rFonts w:ascii="Arial" w:hAnsi="Arial" w:eastAsia="Arial" w:cs="Arial"/>
+          <w:b/>
+          <w:i w:val="0"/>
+          <w:color w:val="000000"/>
+          <w:sz w:val="18"/>
+          <w:highlight w:val="lightGray"/>
+        </w:rPr>
+        <w:t xml:space="preserve"> </w:t>
+      </w:r>
+      <w:r>
+        <w:rPr>
+          <w:rFonts w:ascii="Arial" w:hAnsi="Arial" w:eastAsia="Arial" w:cs="Arial"/>
+          <w:b/>
+          <w:i w:val="0"/>
+          <w:color w:val="000000"/>
+          <w:sz w:val="18"/>
+          <w:highlight w:val="lightGray"/>
+        </w:rPr>
+        <w:t>[</w:t>
+      </w:r>
+      <w:r>
+        <w:rPr>
+          <w:rFonts w:ascii="Arial" w:hAnsi="Arial" w:eastAsia="Arial" w:cs="Arial"/>
+          <w:b/>
+          <w:i w:val="0"/>
+          <w:color w:val="000000"/>
+          <w:sz w:val="18"/>
+          <w:highlight w:val="lightGray"/>
+        </w:rPr>
+        <w:t>D</w:t>
+      </w:r>
+      <w:r>
+        <w:rPr>
+          <w:rFonts w:ascii="Arial" w:hAnsi="Arial" w:eastAsia="Arial" w:cs="Arial"/>
+          <w:b/>
+          <w:i w:val="0"/>
+          <w:color w:val="000000"/>
+          <w:sz w:val="18"/>
+          <w:highlight w:val="lightGray"/>
+        </w:rPr>
+        <w:t>a</w:t>
+      </w:r>
+      <w:r>
+        <w:rPr>
+          <w:rFonts w:ascii="Arial" w:hAnsi="Arial" w:eastAsia="Arial" w:cs="Arial"/>
+          <w:b/>
+          <w:i w:val="0"/>
+          <w:color w:val="000000"/>
+          <w:sz w:val="18"/>
+          <w:highlight w:val="lightGray"/>
+        </w:rPr>
+        <w:t>t</w:t>
+      </w:r>
+      <w:r>
+        <w:rPr>
+          <w:rFonts w:ascii="Arial" w:hAnsi="Arial" w:eastAsia="Arial" w:cs="Arial"/>
+          <w:b/>
+          <w:i w:val="0"/>
+          <w:color w:val="000000"/>
+          <w:sz w:val="18"/>
+          <w:highlight w:val="lightGray"/>
+        </w:rPr>
+        <w:t>a</w:t>
+      </w:r>
+      <w:r>
+        <w:rPr>
+          <w:rFonts w:ascii="Arial" w:hAnsi="Arial" w:eastAsia="Arial" w:cs="Arial"/>
+          <w:b/>
+          <w:i w:val="0"/>
+          <w:color w:val="000000"/>
+          <w:sz w:val="18"/>
+          <w:highlight w:val="lightGray"/>
+        </w:rPr>
+        <w:t xml:space="preserve"> </w:t>
+      </w:r>
+      <w:r>
+        <w:rPr>
+          <w:rFonts w:ascii="Arial" w:hAnsi="Arial" w:eastAsia="Arial" w:cs="Arial"/>
+          <w:b/>
+          <w:i w:val="0"/>
+          <w:color w:val="000000"/>
+          <w:sz w:val="18"/>
+          <w:highlight w:val="lightGray"/>
+        </w:rPr>
+        <w:t>P</w:t>
+      </w:r>
+      <w:r>
+        <w:rPr>
+          <w:rFonts w:ascii="Arial" w:hAnsi="Arial" w:eastAsia="Arial" w:cs="Arial"/>
+          <w:b/>
+          <w:i w:val="0"/>
+          <w:color w:val="000000"/>
+          <w:sz w:val="18"/>
+          <w:highlight w:val="lightGray"/>
+        </w:rPr>
+        <w:t>a</w:t>
+      </w:r>
+      <w:r>
+        <w:rPr>
+          <w:rFonts w:ascii="Arial" w:hAnsi="Arial" w:eastAsia="Arial" w:cs="Arial"/>
+          <w:b/>
+          <w:i w:val="0"/>
+          <w:color w:val="000000"/>
+          <w:sz w:val="18"/>
+          <w:highlight w:val="lightGray"/>
+        </w:rPr>
+        <w:t>t</w:t>
+      </w:r>
+      <w:r>
+        <w:rPr>
+          <w:rFonts w:ascii="Arial" w:hAnsi="Arial" w:eastAsia="Arial" w:cs="Arial"/>
+          <w:b/>
+          <w:i w:val="0"/>
+          <w:color w:val="000000"/>
+          <w:sz w:val="18"/>
+          <w:highlight w:val="lightGray"/>
+        </w:rPr>
+        <w:t>h</w:t>
+      </w:r>
+      <w:r>
+        <w:rPr>
+          <w:rFonts w:ascii="Arial" w:hAnsi="Arial" w:eastAsia="Arial" w:cs="Arial"/>
+          <w:b w:val="0"/>
+          <w:i w:val="0"/>
+          <w:color w:val="000000"/>
+          <w:sz w:val="18"/>
+          <w:highlight w:val="lightGray"/>
+        </w:rPr>
+        <w:t>:</w:t>
+      </w:r>
+      <w:r>
+        <w:rPr>
+          <w:rFonts w:ascii="Arial" w:hAnsi="Arial" w:eastAsia="Arial" w:cs="Arial"/>
+          <w:b w:val="0"/>
+          <w:i w:val="0"/>
+          <w:color w:val="000000"/>
+          <w:sz w:val="18"/>
+          <w:highlight w:val="lightGray"/>
+        </w:rPr>
+        <w:t xml:space="preserve"> </w:t>
+      </w:r>
+      <w:r>
+        <w:rPr>
+          <w:rFonts w:ascii="Arial" w:hAnsi="Arial" w:eastAsia="Arial" w:cs="Arial"/>
+          <w:b w:val="0"/>
+          <w:i w:val="0"/>
+          <w:color w:val="000000"/>
+          <w:sz w:val="18"/>
+          <w:highlight w:val="lightGray"/>
+        </w:rPr>
+        <w:t>P</w:t>
+      </w:r>
+      <w:r>
+        <w:rPr>
+          <w:rFonts w:ascii="Arial" w:hAnsi="Arial" w:eastAsia="Arial" w:cs="Arial"/>
+          <w:b w:val="0"/>
+          <w:i w:val="0"/>
+          <w:color w:val="000000"/>
+          <w:sz w:val="18"/>
+          <w:highlight w:val="lightGray"/>
+        </w:rPr>
+        <w:t>e</w:t>
+      </w:r>
+      <w:r>
+        <w:rPr>
+          <w:rFonts w:ascii="Arial" w:hAnsi="Arial" w:eastAsia="Arial" w:cs="Arial"/>
+          <w:b w:val="0"/>
+          <w:i w:val="0"/>
+          <w:color w:val="000000"/>
+          <w:sz w:val="18"/>
+          <w:highlight w:val="lightGray"/>
+        </w:rPr>
+        <w:t>r</w:t>
+      </w:r>
+      <w:r>
+        <w:rPr>
+          <w:rFonts w:ascii="Arial" w:hAnsi="Arial" w:eastAsia="Arial" w:cs="Arial"/>
+          <w:b w:val="0"/>
+          <w:i w:val="0"/>
+          <w:color w:val="000000"/>
+          <w:sz w:val="18"/>
+          <w:highlight w:val="lightGray"/>
+        </w:rPr>
+        <w:t>s</w:t>
+      </w:r>
+      <w:r>
+        <w:rPr>
+          <w:rFonts w:ascii="Arial" w:hAnsi="Arial" w:eastAsia="Arial" w:cs="Arial"/>
+          <w:b w:val="0"/>
+          <w:i w:val="0"/>
+          <w:color w:val="000000"/>
+          <w:sz w:val="18"/>
+          <w:highlight w:val="lightGray"/>
+        </w:rPr>
+        <w:t>o</w:t>
+      </w:r>
+      <w:r>
+        <w:rPr>
+          <w:rFonts w:ascii="Arial" w:hAnsi="Arial" w:eastAsia="Arial" w:cs="Arial"/>
+          <w:b w:val="0"/>
+          <w:i w:val="0"/>
+          <w:color w:val="000000"/>
+          <w:sz w:val="18"/>
+          <w:highlight w:val="lightGray"/>
+        </w:rPr>
+        <w:t>n</w:t>
+      </w:r>
+      <w:r>
+        <w:rPr>
+          <w:rFonts w:ascii="Arial" w:hAnsi="Arial" w:eastAsia="Arial" w:cs="Arial"/>
+          <w:b w:val="0"/>
+          <w:i w:val="0"/>
+          <w:color w:val="000000"/>
+          <w:sz w:val="18"/>
+          <w:highlight w:val="lightGray"/>
+        </w:rPr>
+        <w:t>s</w:t>
+      </w:r>
+      <w:r>
+        <w:rPr>
+          <w:rFonts w:ascii="Arial" w:hAnsi="Arial" w:eastAsia="Arial" w:cs="Arial"/>
+          <w:b w:val="0"/>
+          <w:i w:val="0"/>
+          <w:color w:val="000000"/>
+          <w:sz w:val="18"/>
+          <w:highlight w:val="lightGray"/>
+        </w:rPr>
+        <w:t xml:space="preserve"> </w:t>
+      </w:r>
+      <w:r>
+        <w:rPr>
+          <w:rFonts w:ascii="Arial" w:hAnsi="Arial" w:eastAsia="Arial" w:cs="Arial"/>
+          <w:b w:val="0"/>
+          <w:i w:val="0"/>
+          <w:color w:val="000000"/>
+          <w:sz w:val="18"/>
+          <w:highlight w:val="lightGray"/>
+        </w:rPr>
+        <w:t>T</w:t>
+      </w:r>
+      <w:r>
+        <w:rPr>
+          <w:rFonts w:ascii="Arial" w:hAnsi="Arial" w:eastAsia="Arial" w:cs="Arial"/>
+          <w:b w:val="0"/>
+          <w:i w:val="0"/>
+          <w:color w:val="000000"/>
+          <w:sz w:val="18"/>
+          <w:highlight w:val="lightGray"/>
+        </w:rPr>
+        <w:t>a</w:t>
+      </w:r>
+      <w:r>
+        <w:rPr>
+          <w:rFonts w:ascii="Arial" w:hAnsi="Arial" w:eastAsia="Arial" w:cs="Arial"/>
+          <w:b w:val="0"/>
+          <w:i w:val="0"/>
+          <w:color w:val="000000"/>
+          <w:sz w:val="18"/>
+          <w:highlight w:val="lightGray"/>
+        </w:rPr>
+        <w:t>b</w:t>
+      </w:r>
+      <w:r>
+        <w:rPr>
+          <w:rFonts w:ascii="Arial" w:hAnsi="Arial" w:eastAsia="Arial" w:cs="Arial"/>
+          <w:b w:val="0"/>
+          <w:i w:val="0"/>
+          <w:color w:val="000000"/>
+          <w:sz w:val="18"/>
+          <w:highlight w:val="lightGray"/>
+        </w:rPr>
+        <w:t>l</w:t>
+      </w:r>
+      <w:r>
+        <w:rPr>
+          <w:rFonts w:ascii="Arial" w:hAnsi="Arial" w:eastAsia="Arial" w:cs="Arial"/>
+          <w:b w:val="0"/>
+          <w:i w:val="0"/>
+          <w:color w:val="000000"/>
+          <w:sz w:val="18"/>
+          <w:highlight w:val="lightGray"/>
+        </w:rPr>
+        <w:t>e</w:t>
+      </w:r>
+      <w:r>
+        <w:rPr>
+          <w:rFonts w:ascii="Arial" w:hAnsi="Arial" w:eastAsia="Arial" w:cs="Arial"/>
+          <w:b w:val="0"/>
+          <w:i w:val="0"/>
+          <w:color w:val="000000"/>
+          <w:sz w:val="18"/>
+          <w:highlight w:val="lightGray"/>
+        </w:rPr>
+        <w:t xml:space="preserve"> </w:t>
+      </w:r>
+      <w:r>
+        <w:rPr>
+          <w:rFonts w:ascii="Arial" w:hAnsi="Arial" w:eastAsia="Arial" w:cs="Arial"/>
+          <w:b w:val="0"/>
+          <w:i w:val="0"/>
+          <w:color w:val="000000"/>
+          <w:sz w:val="18"/>
+          <w:highlight w:val="lightGray"/>
+        </w:rPr>
+        <w:t>-</w:t>
+      </w:r>
+      <w:r>
+        <w:rPr>
+          <w:rFonts w:ascii="Arial" w:hAnsi="Arial" w:eastAsia="Arial" w:cs="Arial"/>
+          <w:b w:val="0"/>
+          <w:i w:val="0"/>
+          <w:color w:val="000000"/>
+          <w:sz w:val="18"/>
+          <w:highlight w:val="lightGray"/>
+        </w:rPr>
+        <w:t>&gt;</w:t>
+      </w:r>
+      <w:r>
+        <w:rPr>
+          <w:rFonts w:ascii="Arial" w:hAnsi="Arial" w:eastAsia="Arial" w:cs="Arial"/>
+          <w:b w:val="0"/>
+          <w:i w:val="0"/>
+          <w:color w:val="000000"/>
+          <w:sz w:val="18"/>
+          <w:highlight w:val="lightGray"/>
+        </w:rPr>
+        <w:t xml:space="preserve"> </w:t>
+      </w:r>
+      <w:r>
+        <w:rPr>
+          <w:rFonts w:ascii="Arial" w:hAnsi="Arial" w:eastAsia="Arial" w:cs="Arial"/>
+          <w:b w:val="0"/>
+          <w:i w:val="0"/>
+          <w:color w:val="000000"/>
+          <w:sz w:val="18"/>
+          <w:highlight w:val="lightGray"/>
+        </w:rPr>
+        <w:t>I</w:t>
+      </w:r>
+      <w:r>
+        <w:rPr>
+          <w:rFonts w:ascii="Arial" w:hAnsi="Arial" w:eastAsia="Arial" w:cs="Arial"/>
+          <w:b w:val="0"/>
+          <w:i w:val="0"/>
+          <w:color w:val="000000"/>
+          <w:sz w:val="18"/>
+          <w:highlight w:val="lightGray"/>
+        </w:rPr>
+        <w:t>D</w:t>
+      </w:r>
+      <w:r>
+        <w:rPr>
+          <w:rFonts w:ascii="Arial" w:hAnsi="Arial" w:eastAsia="Arial" w:cs="Arial"/>
+          <w:b w:val="0"/>
+          <w:i w:val="0"/>
+          <w:color w:val="000000"/>
+          <w:sz w:val="18"/>
+          <w:highlight w:val="lightGray"/>
+        </w:rPr>
+        <w:t xml:space="preserve"> </w:t>
+      </w:r>
+      <w:r>
+        <w:rPr>
+          <w:rFonts w:ascii="Arial" w:hAnsi="Arial" w:eastAsia="Arial" w:cs="Arial"/>
+          <w:b w:val="0"/>
+          <w:i w:val="0"/>
+          <w:color w:val="000000"/>
+          <w:sz w:val="18"/>
+          <w:highlight w:val="lightGray"/>
+        </w:rPr>
+        <w:t>C</w:t>
+      </w:r>
+      <w:r>
+        <w:rPr>
+          <w:rFonts w:ascii="Arial" w:hAnsi="Arial" w:eastAsia="Arial" w:cs="Arial"/>
+          <w:b w:val="0"/>
+          <w:i w:val="0"/>
+          <w:color w:val="000000"/>
+          <w:sz w:val="18"/>
+          <w:highlight w:val="lightGray"/>
+        </w:rPr>
+        <w:t>o</w:t>
+      </w:r>
+      <w:r>
+        <w:rPr>
+          <w:rFonts w:ascii="Arial" w:hAnsi="Arial" w:eastAsia="Arial" w:cs="Arial"/>
+          <w:b w:val="0"/>
+          <w:i w:val="0"/>
+          <w:color w:val="000000"/>
+          <w:sz w:val="18"/>
+          <w:highlight w:val="lightGray"/>
+        </w:rPr>
+        <w:t>l</w:t>
+      </w:r>
+      <w:r>
+        <w:rPr>
+          <w:rFonts w:ascii="Arial" w:hAnsi="Arial" w:eastAsia="Arial" w:cs="Arial"/>
+          <w:b w:val="0"/>
+          <w:i w:val="0"/>
+          <w:color w:val="000000"/>
+          <w:sz w:val="18"/>
+          <w:highlight w:val="lightGray"/>
+        </w:rPr>
+        <w:t>u</w:t>
+      </w:r>
+      <w:r>
+        <w:rPr>
+          <w:rFonts w:ascii="Arial" w:hAnsi="Arial" w:eastAsia="Arial" w:cs="Arial"/>
+          <w:b w:val="0"/>
+          <w:i w:val="0"/>
+          <w:color w:val="000000"/>
+          <w:sz w:val="18"/>
+          <w:highlight w:val="lightGray"/>
+        </w:rPr>
+        <w:t>m</w:t>
+      </w:r>
+      <w:r>
+        <w:rPr>
+          <w:rFonts w:ascii="Arial" w:hAnsi="Arial" w:eastAsia="Arial" w:cs="Arial"/>
+          <w:b w:val="0"/>
+          <w:i w:val="0"/>
+          <w:color w:val="000000"/>
+          <w:sz w:val="18"/>
+          <w:highlight w:val="lightGray"/>
+        </w:rPr>
+        <w:t>n</w:t>
+      </w:r>
+      <w:r>
+        <w:rPr>
+          <w:rFonts w:ascii="Arial" w:hAnsi="Arial" w:eastAsia="Arial" w:cs="Arial"/>
+          <w:b w:val="0"/>
+          <w:i w:val="0"/>
+          <w:color w:val="000000"/>
+          <w:sz w:val="18"/>
+          <w:highlight w:val="lightGray"/>
+        </w:rPr>
+        <w:t>:</w:t>
+      </w:r>
+      <w:r>
+        <w:rPr>
+          <w:rFonts w:ascii="Arial" w:hAnsi="Arial" w:eastAsia="Arial" w:cs="Arial"/>
+          <w:b w:val="0"/>
+          <w:i w:val="0"/>
+          <w:color w:val="000000"/>
+          <w:sz w:val="18"/>
+          <w:highlight w:val="lightGray"/>
+        </w:rPr>
+        <w:t xml:space="preserve"> </w:t>
+      </w:r>
+      <w:r>
+        <w:rPr>
+          <w:rFonts w:ascii="Arial" w:hAnsi="Arial" w:eastAsia="Arial" w:cs="Arial"/>
+          <w:b w:val="0"/>
+          <w:i w:val="0"/>
+          <w:color w:val="000000"/>
+          <w:sz w:val="18"/>
+          <w:highlight w:val="lightGray"/>
+        </w:rPr>
+        <w:t>1</w:t>
+      </w:r>
+      <w:r>
+        <w:rPr>
+          <w:rFonts w:ascii="Arial" w:hAnsi="Arial" w:eastAsia="Arial" w:cs="Arial"/>
+          <w:b w:val="0"/>
+          <w:i w:val="0"/>
+          <w:color w:val="000000"/>
+          <w:sz w:val="18"/>
+          <w:highlight w:val="lightGray"/>
+        </w:rPr>
+        <w:t>,</w:t>
+      </w:r>
+      <w:r>
+        <w:rPr>
+          <w:rFonts w:ascii="Arial" w:hAnsi="Arial" w:eastAsia="Arial" w:cs="Arial"/>
+          <w:b w:val="0"/>
+          <w:i w:val="0"/>
+          <w:color w:val="000000"/>
+          <w:sz w:val="18"/>
+          <w:highlight w:val="lightGray"/>
+        </w:rPr>
+        <w:t xml:space="preserve"> </w:t>
+      </w:r>
+      <w:r>
+        <w:rPr>
+          <w:rFonts w:ascii="Arial" w:hAnsi="Arial" w:eastAsia="Arial" w:cs="Arial"/>
+          <w:b w:val="0"/>
+          <w:i w:val="0"/>
+          <w:color w:val="000000"/>
+          <w:sz w:val="18"/>
+          <w:highlight w:val="lightGray"/>
+        </w:rPr>
+        <w:t>N</w:t>
+      </w:r>
+      <w:r>
+        <w:rPr>
+          <w:rFonts w:ascii="Arial" w:hAnsi="Arial" w:eastAsia="Arial" w:cs="Arial"/>
+          <w:b w:val="0"/>
+          <w:i w:val="0"/>
+          <w:color w:val="000000"/>
+          <w:sz w:val="18"/>
+          <w:highlight w:val="lightGray"/>
+        </w:rPr>
+        <w:t>a</w:t>
+      </w:r>
+      <w:r>
+        <w:rPr>
+          <w:rFonts w:ascii="Arial" w:hAnsi="Arial" w:eastAsia="Arial" w:cs="Arial"/>
+          <w:b w:val="0"/>
+          <w:i w:val="0"/>
+          <w:color w:val="000000"/>
+          <w:sz w:val="18"/>
+          <w:highlight w:val="lightGray"/>
+        </w:rPr>
+        <w:t>m</w:t>
+      </w:r>
+      <w:r>
+        <w:rPr>
+          <w:rFonts w:ascii="Arial" w:hAnsi="Arial" w:eastAsia="Arial" w:cs="Arial"/>
+          <w:b w:val="0"/>
+          <w:i w:val="0"/>
+          <w:color w:val="000000"/>
+          <w:sz w:val="18"/>
+          <w:highlight w:val="lightGray"/>
+        </w:rPr>
+        <w:t>e</w:t>
+      </w:r>
+      <w:r>
+        <w:rPr>
+          <w:rFonts w:ascii="Arial" w:hAnsi="Arial" w:eastAsia="Arial" w:cs="Arial"/>
+          <w:b w:val="0"/>
+          <w:i w:val="0"/>
+          <w:color w:val="000000"/>
+          <w:sz w:val="18"/>
+          <w:highlight w:val="lightGray"/>
+        </w:rPr>
+        <w:t>_</w:t>
+      </w:r>
+      <w:r>
+        <w:rPr>
+          <w:rFonts w:ascii="Arial" w:hAnsi="Arial" w:eastAsia="Arial" w:cs="Arial"/>
+          <w:b w:val="0"/>
+          <w:i w:val="0"/>
+          <w:color w:val="000000"/>
+          <w:sz w:val="18"/>
+          <w:highlight w:val="lightGray"/>
+        </w:rPr>
+        <w:t>E</w:t>
+      </w:r>
+      <w:r>
+        <w:rPr>
+          <w:rFonts w:ascii="Arial" w:hAnsi="Arial" w:eastAsia="Arial" w:cs="Arial"/>
+          <w:b w:val="0"/>
+          <w:i w:val="0"/>
+          <w:color w:val="000000"/>
+          <w:sz w:val="18"/>
+          <w:highlight w:val="lightGray"/>
+        </w:rPr>
+        <w:t>n</w:t>
+      </w:r>
+      <w:r>
+        <w:rPr>
+          <w:rFonts w:ascii="Arial" w:hAnsi="Arial" w:eastAsia="Arial" w:cs="Arial"/>
+          <w:b w:val="0"/>
+          <w:i w:val="0"/>
+          <w:color w:val="000000"/>
+          <w:sz w:val="18"/>
+          <w:highlight w:val="lightGray"/>
+        </w:rPr>
+        <w:t xml:space="preserve"> </w:t>
+      </w:r>
+      <w:r>
+        <w:rPr>
+          <w:rFonts w:ascii="Arial" w:hAnsi="Arial" w:eastAsia="Arial" w:cs="Arial"/>
+          <w:b w:val="0"/>
+          <w:i w:val="0"/>
+          <w:color w:val="000000"/>
+          <w:sz w:val="18"/>
+          <w:highlight w:val="lightGray"/>
+        </w:rPr>
+        <w:t>C</w:t>
+      </w:r>
+      <w:r>
+        <w:rPr>
+          <w:rFonts w:ascii="Arial" w:hAnsi="Arial" w:eastAsia="Arial" w:cs="Arial"/>
+          <w:b w:val="0"/>
+          <w:i w:val="0"/>
+          <w:color w:val="000000"/>
+          <w:sz w:val="18"/>
+          <w:highlight w:val="lightGray"/>
+        </w:rPr>
+        <w:t>o</w:t>
+      </w:r>
+      <w:r>
+        <w:rPr>
+          <w:rFonts w:ascii="Arial" w:hAnsi="Arial" w:eastAsia="Arial" w:cs="Arial"/>
+          <w:b w:val="0"/>
+          <w:i w:val="0"/>
+          <w:color w:val="000000"/>
+          <w:sz w:val="18"/>
+          <w:highlight w:val="lightGray"/>
+        </w:rPr>
+        <w:t>l</w:t>
+      </w:r>
+      <w:r>
+        <w:rPr>
+          <w:rFonts w:ascii="Arial" w:hAnsi="Arial" w:eastAsia="Arial" w:cs="Arial"/>
+          <w:b w:val="0"/>
+          <w:i w:val="0"/>
+          <w:color w:val="000000"/>
+          <w:sz w:val="18"/>
+          <w:highlight w:val="lightGray"/>
+        </w:rPr>
+        <w:t>u</w:t>
+      </w:r>
+      <w:r>
+        <w:rPr>
+          <w:rFonts w:ascii="Arial" w:hAnsi="Arial" w:eastAsia="Arial" w:cs="Arial"/>
+          <w:b w:val="0"/>
+          <w:i w:val="0"/>
+          <w:color w:val="000000"/>
+          <w:sz w:val="18"/>
+          <w:highlight w:val="lightGray"/>
+        </w:rPr>
+        <w:t>m</w:t>
+      </w:r>
+      <w:r>
+        <w:rPr>
+          <w:rFonts w:ascii="Arial" w:hAnsi="Arial" w:eastAsia="Arial" w:cs="Arial"/>
+          <w:b w:val="0"/>
+          <w:i w:val="0"/>
+          <w:color w:val="000000"/>
+          <w:sz w:val="18"/>
+          <w:highlight w:val="lightGray"/>
+        </w:rPr>
+        <w:t>n</w:t>
+      </w:r>
+      <w:r>
+        <w:rPr>
+          <w:rFonts w:ascii="Arial" w:hAnsi="Arial" w:eastAsia="Arial" w:cs="Arial"/>
+          <w:b w:val="0"/>
+          <w:i w:val="0"/>
+          <w:color w:val="000000"/>
+          <w:sz w:val="18"/>
+          <w:highlight w:val="lightGray"/>
+        </w:rPr>
+        <w:t>:</w:t>
+      </w:r>
+      <w:r>
+        <w:rPr>
+          <w:rFonts w:ascii="Arial" w:hAnsi="Arial" w:eastAsia="Arial" w:cs="Arial"/>
+          <w:b w:val="0"/>
+          <w:i w:val="0"/>
+          <w:color w:val="000000"/>
+          <w:sz w:val="18"/>
+          <w:highlight w:val="lightGray"/>
+        </w:rPr>
+        <w:t xml:space="preserve"> </w:t>
+      </w:r>
+      <w:r>
+        <w:rPr>
+          <w:rFonts w:ascii="Arial" w:hAnsi="Arial" w:eastAsia="Arial" w:cs="Arial"/>
+          <w:b w:val="0"/>
+          <w:i w:val="0"/>
+          <w:color w:val="000000"/>
+          <w:sz w:val="18"/>
+          <w:highlight w:val="lightGray"/>
+        </w:rPr>
+        <w:t>M</w:t>
+      </w:r>
+      <w:r>
+        <w:rPr>
+          <w:rFonts w:ascii="Arial" w:hAnsi="Arial" w:eastAsia="Arial" w:cs="Arial"/>
+          <w:b w:val="0"/>
+          <w:i w:val="0"/>
+          <w:color w:val="000000"/>
+          <w:sz w:val="18"/>
+          <w:highlight w:val="lightGray"/>
+        </w:rPr>
+        <w:t>o</w:t>
+      </w:r>
+      <w:r>
+        <w:rPr>
+          <w:rFonts w:ascii="Arial" w:hAnsi="Arial" w:eastAsia="Arial" w:cs="Arial"/>
+          <w:b w:val="0"/>
+          <w:i w:val="0"/>
+          <w:color w:val="000000"/>
+          <w:sz w:val="18"/>
+          <w:highlight w:val="lightGray"/>
+        </w:rPr>
+        <w:t>t</w:t>
+      </w:r>
+      <w:r>
+        <w:rPr>
+          <w:rFonts w:ascii="Arial" w:hAnsi="Arial" w:eastAsia="Arial" w:cs="Arial"/>
+          <w:b w:val="0"/>
+          <w:i w:val="0"/>
+          <w:color w:val="000000"/>
+          <w:sz w:val="18"/>
+          <w:highlight w:val="lightGray"/>
+        </w:rPr>
+        <w:t>a</w:t>
+      </w:r>
+      <w:r>
+        <w:rPr>
+          <w:rFonts w:ascii="Arial" w:hAnsi="Arial" w:eastAsia="Arial" w:cs="Arial"/>
+          <w:b w:val="0"/>
+          <w:i w:val="0"/>
+          <w:color w:val="000000"/>
+          <w:sz w:val="18"/>
+          <w:highlight w:val="lightGray"/>
+        </w:rPr>
+        <w:t>s</w:t>
+      </w:r>
+      <w:r>
+        <w:rPr>
+          <w:rFonts w:ascii="Arial" w:hAnsi="Arial" w:eastAsia="Arial" w:cs="Arial"/>
+          <w:b w:val="0"/>
+          <w:i w:val="0"/>
+          <w:color w:val="000000"/>
+          <w:sz w:val="18"/>
+          <w:highlight w:val="lightGray"/>
+        </w:rPr>
+        <w:t>e</w:t>
+      </w:r>
+      <w:r>
+        <w:rPr>
+          <w:rFonts w:ascii="Arial" w:hAnsi="Arial" w:eastAsia="Arial" w:cs="Arial"/>
+          <w:b w:val="0"/>
+          <w:i w:val="0"/>
+          <w:color w:val="000000"/>
+          <w:sz w:val="18"/>
+          <w:highlight w:val="lightGray"/>
+        </w:rPr>
+        <w:t>m</w:t>
+      </w:r>
+      <w:r>
+        <w:rPr>
+          <w:rFonts w:ascii="Arial" w:hAnsi="Arial" w:eastAsia="Arial" w:cs="Arial"/>
+          <w:b w:val="0"/>
+          <w:i w:val="0"/>
+          <w:color w:val="000000"/>
+          <w:sz w:val="18"/>
+          <w:highlight w:val="lightGray"/>
+        </w:rPr>
+        <w:t xml:space="preserve"> </w:t>
+      </w:r>
+      <w:r>
+        <w:rPr>
+          <w:rFonts w:ascii="Arial" w:hAnsi="Arial" w:eastAsia="Arial" w:cs="Arial"/>
+          <w:b w:val="0"/>
+          <w:i w:val="0"/>
+          <w:color w:val="000000"/>
+          <w:sz w:val="18"/>
+          <w:highlight w:val="lightGray"/>
+        </w:rPr>
+        <w:t>E</w:t>
+      </w:r>
+      <w:r>
+        <w:rPr>
+          <w:rFonts w:ascii="Arial" w:hAnsi="Arial" w:eastAsia="Arial" w:cs="Arial"/>
+          <w:b w:val="0"/>
+          <w:i w:val="0"/>
+          <w:color w:val="000000"/>
+          <w:sz w:val="18"/>
+          <w:highlight w:val="lightGray"/>
+        </w:rPr>
+        <w:t>s</w:t>
+      </w:r>
+      <w:r>
+        <w:rPr>
+          <w:rFonts w:ascii="Arial" w:hAnsi="Arial" w:eastAsia="Arial" w:cs="Arial"/>
+          <w:b w:val="0"/>
+          <w:i w:val="0"/>
+          <w:color w:val="000000"/>
+          <w:sz w:val="18"/>
+          <w:highlight w:val="lightGray"/>
+        </w:rPr>
+        <w:t>s</w:t>
+      </w:r>
+      <w:r>
+        <w:rPr>
+          <w:rFonts w:ascii="Arial" w:hAnsi="Arial" w:eastAsia="Arial" w:cs="Arial"/>
+          <w:b w:val="0"/>
+          <w:i w:val="0"/>
+          <w:color w:val="000000"/>
+          <w:sz w:val="18"/>
+          <w:highlight w:val="lightGray"/>
+        </w:rPr>
+        <w:t>a</w:t>
+      </w:r>
+      <w:r>
+        <w:rPr>
+          <w:rFonts w:ascii="Arial" w:hAnsi="Arial" w:eastAsia="Arial" w:cs="Arial"/>
+          <w:b w:val="0"/>
+          <w:i w:val="0"/>
+          <w:color w:val="000000"/>
+          <w:sz w:val="18"/>
+          <w:highlight w:val="lightGray"/>
+        </w:rPr>
+        <w:t>m</w:t>
+      </w:r>
+      <w:r>
+        <w:rPr>
+          <w:rFonts w:ascii="Arial" w:hAnsi="Arial" w:eastAsia="Arial" w:cs="Arial"/>
+          <w:b w:val="0"/>
+          <w:i w:val="0"/>
+          <w:color w:val="000000"/>
+          <w:sz w:val="18"/>
+          <w:highlight w:val="lightGray"/>
+        </w:rPr>
+        <w:t>]</w:t>
+      </w:r>
+      <w:r>
+        <w:rPr>
+          <w:rFonts w:ascii="Arial" w:hAnsi="Arial" w:eastAsia="Arial" w:cs="Arial"/>
+          <w:b w:val="0"/>
+          <w:i w:val="0"/>
+          <w:color w:val="000000"/>
+          <w:sz w:val="18"/>
+          <w:highlight w:val="lightGray"/>
+        </w:rPr>
+        <w:t xml:space="preserve"> </w:t>
+      </w:r>
+      <w:r>
+        <w:rPr>
+          <w:rFonts w:ascii="Arial" w:hAnsi="Arial" w:eastAsia="Arial" w:cs="Arial"/>
+          <w:b w:val="0"/>
+          <w:i w:val="0"/>
+          <w:color w:val="000000"/>
+          <w:sz w:val="18"/>
+          <w:highlight w:val="lightGray"/>
+        </w:rPr>
+        <w:t>-</w:t>
+      </w:r>
+      <w:r>
+        <w:rPr>
+          <w:rFonts w:ascii="Arial" w:hAnsi="Arial" w:eastAsia="Arial" w:cs="Arial"/>
+          <w:b w:val="0"/>
+          <w:i w:val="0"/>
+          <w:color w:val="000000"/>
+          <w:sz w:val="18"/>
+          <w:highlight w:val="lightGray"/>
+        </w:rPr>
+        <w:t>&gt;</w:t>
+      </w:r>
+      <w:r>
+        <w:rPr>
+          <w:rFonts w:ascii="Arial" w:hAnsi="Arial" w:eastAsia="Arial" w:cs="Arial"/>
+          <w:b w:val="0"/>
+          <w:i w:val="0"/>
+          <w:color w:val="000000"/>
+          <w:sz w:val="18"/>
+          <w:highlight w:val="lightGray"/>
+        </w:rPr>
+        <w:t xml:space="preserve"> </w:t>
+      </w:r>
+      <w:r>
+        <w:rPr>
+          <w:rFonts w:ascii="Arial" w:hAnsi="Arial" w:eastAsia="Arial" w:cs="Arial"/>
+          <w:b/>
+          <w:i w:val="0"/>
+          <w:color w:val="000000"/>
+          <w:sz w:val="18"/>
+          <w:highlight w:val="lightGray"/>
+        </w:rPr>
+        <w:t>F</w:t>
+      </w:r>
+      <w:r>
+        <w:rPr>
+          <w:rFonts w:ascii="Arial" w:hAnsi="Arial" w:eastAsia="Arial" w:cs="Arial"/>
+          <w:b/>
+          <w:i w:val="0"/>
+          <w:color w:val="000000"/>
+          <w:sz w:val="18"/>
+          <w:highlight w:val="lightGray"/>
+        </w:rPr>
+        <w:t>r</w:t>
+      </w:r>
+      <w:r>
+        <w:rPr>
+          <w:rFonts w:ascii="Arial" w:hAnsi="Arial" w:eastAsia="Arial" w:cs="Arial"/>
+          <w:b/>
+          <w:i w:val="0"/>
+          <w:color w:val="000000"/>
+          <w:sz w:val="18"/>
+          <w:highlight w:val="lightGray"/>
+        </w:rPr>
+        <w:t>o</w:t>
+      </w:r>
+      <w:r>
+        <w:rPr>
+          <w:rFonts w:ascii="Arial" w:hAnsi="Arial" w:eastAsia="Arial" w:cs="Arial"/>
+          <w:b/>
+          <w:i w:val="0"/>
+          <w:color w:val="000000"/>
+          <w:sz w:val="18"/>
+          <w:highlight w:val="lightGray"/>
+        </w:rPr>
+        <w:t>m</w:t>
+      </w:r>
+      <w:r>
+        <w:rPr>
+          <w:rFonts w:ascii="Arial" w:hAnsi="Arial" w:eastAsia="Arial" w:cs="Arial"/>
+          <w:b/>
+          <w:i w:val="0"/>
+          <w:color w:val="000000"/>
+          <w:sz w:val="18"/>
+          <w:highlight w:val="lightGray"/>
+        </w:rPr>
+        <w:t>:</w:t>
+      </w:r>
+      <w:r>
+        <w:rPr>
+          <w:rFonts w:ascii="Arial" w:hAnsi="Arial" w:eastAsia="Arial" w:cs="Arial"/>
+          <w:b w:val="0"/>
+          <w:i w:val="0"/>
+          <w:color w:val="000000"/>
+          <w:sz w:val="18"/>
+          <w:highlight w:val="lightGray"/>
+        </w:rPr>
+        <w:t xml:space="preserve"> </w:t>
+      </w:r>
+      <w:r>
+        <w:rPr>
+          <w:rFonts w:ascii="Arial" w:hAnsi="Arial" w:eastAsia="Arial" w:cs="Arial"/>
+          <w:b w:val="0"/>
+          <w:i w:val="0"/>
+          <w:color w:val="000000"/>
+          <w:sz w:val="18"/>
+          <w:highlight w:val="lightGray"/>
+        </w:rPr>
+        <w:t>[</w:t>
+      </w:r>
+      <w:r>
+        <w:rPr>
+          <w:rFonts w:ascii="Arial" w:hAnsi="Arial" w:eastAsia="Arial" w:cs="Arial"/>
+          <w:b w:val="0"/>
+          <w:i w:val="0"/>
+          <w:color w:val="000000"/>
+          <w:sz w:val="18"/>
+          <w:highlight w:val="lightGray"/>
+        </w:rPr>
+        <w:t>C</w:t>
+      </w:r>
+      <w:r>
+        <w:rPr>
+          <w:rFonts w:ascii="Arial" w:hAnsi="Arial" w:eastAsia="Arial" w:cs="Arial"/>
+          <w:b w:val="0"/>
+          <w:i w:val="0"/>
+          <w:color w:val="000000"/>
+          <w:sz w:val="18"/>
+          <w:highlight w:val="lightGray"/>
+        </w:rPr>
+        <w:t>h</w:t>
+      </w:r>
+      <w:r>
+        <w:rPr>
+          <w:rFonts w:ascii="Arial" w:hAnsi="Arial" w:eastAsia="Arial" w:cs="Arial"/>
+          <w:b w:val="0"/>
+          <w:i w:val="0"/>
+          <w:color w:val="000000"/>
+          <w:sz w:val="18"/>
+          <w:highlight w:val="lightGray"/>
+        </w:rPr>
+        <w:t>a</w:t>
+      </w:r>
+      <w:r>
+        <w:rPr>
+          <w:rFonts w:ascii="Arial" w:hAnsi="Arial" w:eastAsia="Arial" w:cs="Arial"/>
+          <w:b w:val="0"/>
+          <w:i w:val="0"/>
+          <w:color w:val="000000"/>
+          <w:sz w:val="18"/>
+          <w:highlight w:val="lightGray"/>
+        </w:rPr>
+        <w:t>t</w:t>
+      </w:r>
+      <w:r>
+        <w:rPr>
+          <w:rFonts w:ascii="Arial" w:hAnsi="Arial" w:eastAsia="Arial" w:cs="Arial"/>
+          <w:b w:val="0"/>
+          <w:i w:val="0"/>
+          <w:color w:val="000000"/>
+          <w:sz w:val="18"/>
+          <w:highlight w:val="lightGray"/>
+        </w:rPr>
+        <w:t>g</w:t>
+      </w:r>
+      <w:r>
+        <w:rPr>
+          <w:rFonts w:ascii="Arial" w:hAnsi="Arial" w:eastAsia="Arial" w:cs="Arial"/>
+          <w:b w:val="0"/>
+          <w:i w:val="0"/>
+          <w:color w:val="000000"/>
+          <w:sz w:val="18"/>
+          <w:highlight w:val="lightGray"/>
+        </w:rPr>
+        <w:t>p</w:t>
+      </w:r>
+      <w:r>
+        <w:rPr>
+          <w:rFonts w:ascii="Arial" w:hAnsi="Arial" w:eastAsia="Arial" w:cs="Arial"/>
+          <w:b w:val="0"/>
+          <w:i w:val="0"/>
+          <w:color w:val="000000"/>
+          <w:sz w:val="18"/>
+          <w:highlight w:val="lightGray"/>
+        </w:rPr>
+        <w:t>t</w:t>
+      </w:r>
+      <w:r>
+        <w:rPr>
+          <w:rFonts w:ascii="Arial" w:hAnsi="Arial" w:eastAsia="Arial" w:cs="Arial"/>
+          <w:b w:val="0"/>
+          <w:i w:val="0"/>
+          <w:color w:val="000000"/>
+          <w:sz w:val="18"/>
+          <w:highlight w:val="lightGray"/>
+        </w:rPr>
+        <w:t xml:space="preserve"> </w:t>
+      </w:r>
+      <w:r>
+        <w:rPr>
+          <w:rFonts w:ascii="Arial" w:hAnsi="Arial" w:eastAsia="Arial" w:cs="Arial"/>
+          <w:b w:val="0"/>
+          <w:i w:val="0"/>
+          <w:color w:val="000000"/>
+          <w:sz w:val="18"/>
+          <w:highlight w:val="lightGray"/>
+        </w:rPr>
+        <w:t>(</w:t>
+      </w:r>
+      <w:r>
+        <w:rPr>
+          <w:rFonts w:ascii="Arial" w:hAnsi="Arial" w:eastAsia="Arial" w:cs="Arial"/>
+          <w:b w:val="0"/>
+          <w:i w:val="0"/>
+          <w:color w:val="000000"/>
+          <w:sz w:val="18"/>
+          <w:highlight w:val="lightGray"/>
+        </w:rPr>
+        <w:t>G</w:t>
+      </w:r>
+      <w:r>
+        <w:rPr>
+          <w:rFonts w:ascii="Arial" w:hAnsi="Arial" w:eastAsia="Arial" w:cs="Arial"/>
+          <w:b w:val="0"/>
+          <w:i w:val="0"/>
+          <w:color w:val="000000"/>
+          <w:sz w:val="18"/>
+          <w:highlight w:val="lightGray"/>
+        </w:rPr>
+        <w:t>P</w:t>
+      </w:r>
+      <w:r>
+        <w:rPr>
+          <w:rFonts w:ascii="Arial" w:hAnsi="Arial" w:eastAsia="Arial" w:cs="Arial"/>
+          <w:b w:val="0"/>
+          <w:i w:val="0"/>
+          <w:color w:val="000000"/>
+          <w:sz w:val="18"/>
+          <w:highlight w:val="lightGray"/>
+        </w:rPr>
+        <w:t>T</w:t>
+      </w:r>
+      <w:r>
+        <w:rPr>
+          <w:rFonts w:ascii="Arial" w:hAnsi="Arial" w:eastAsia="Arial" w:cs="Arial"/>
+          <w:b w:val="0"/>
+          <w:i w:val="0"/>
+          <w:color w:val="000000"/>
+          <w:sz w:val="18"/>
+          <w:highlight w:val="lightGray"/>
+        </w:rPr>
+        <w:t>‑</w:t>
+      </w:r>
+      <w:r>
+        <w:rPr>
+          <w:rFonts w:ascii="Arial" w:hAnsi="Arial" w:eastAsia="Arial" w:cs="Arial"/>
+          <w:b w:val="0"/>
+          <w:i w:val="0"/>
+          <w:color w:val="000000"/>
+          <w:sz w:val="18"/>
+          <w:highlight w:val="lightGray"/>
+        </w:rPr>
+        <w:t>5</w:t>
+      </w:r>
+      <w:r>
+        <w:rPr>
+          <w:rFonts w:ascii="Arial" w:hAnsi="Arial" w:eastAsia="Arial" w:cs="Arial"/>
+          <w:b w:val="0"/>
+          <w:i w:val="0"/>
+          <w:color w:val="000000"/>
+          <w:sz w:val="18"/>
+          <w:highlight w:val="lightGray"/>
+        </w:rPr>
+        <w:t xml:space="preserve"> </w:t>
+      </w:r>
+      <w:r>
+        <w:rPr>
+          <w:rFonts w:ascii="Arial" w:hAnsi="Arial" w:eastAsia="Arial" w:cs="Arial"/>
+          <w:b w:val="0"/>
+          <w:i w:val="0"/>
+          <w:color w:val="000000"/>
+          <w:sz w:val="18"/>
+          <w:highlight w:val="lightGray"/>
+        </w:rPr>
+        <w:t>M</w:t>
+      </w:r>
+      <w:r>
+        <w:rPr>
+          <w:rFonts w:ascii="Arial" w:hAnsi="Arial" w:eastAsia="Arial" w:cs="Arial"/>
+          <w:b w:val="0"/>
+          <w:i w:val="0"/>
+          <w:color w:val="000000"/>
+          <w:sz w:val="18"/>
+          <w:highlight w:val="lightGray"/>
+        </w:rPr>
+        <w:t>i</w:t>
+      </w:r>
+      <w:r>
+        <w:rPr>
+          <w:rFonts w:ascii="Arial" w:hAnsi="Arial" w:eastAsia="Arial" w:cs="Arial"/>
+          <w:b w:val="0"/>
+          <w:i w:val="0"/>
+          <w:color w:val="000000"/>
+          <w:sz w:val="18"/>
+          <w:highlight w:val="lightGray"/>
+        </w:rPr>
+        <w:t>n</w:t>
+      </w:r>
+      <w:r>
+        <w:rPr>
+          <w:rFonts w:ascii="Arial" w:hAnsi="Arial" w:eastAsia="Arial" w:cs="Arial"/>
+          <w:b w:val="0"/>
+          <w:i w:val="0"/>
+          <w:color w:val="000000"/>
+          <w:sz w:val="18"/>
+          <w:highlight w:val="lightGray"/>
+        </w:rPr>
+        <w:t>i</w:t>
+      </w:r>
+      <w:r>
+        <w:rPr>
+          <w:rFonts w:ascii="Arial" w:hAnsi="Arial" w:eastAsia="Arial" w:cs="Arial"/>
+          <w:b w:val="0"/>
+          <w:i w:val="0"/>
+          <w:color w:val="000000"/>
+          <w:sz w:val="18"/>
+          <w:highlight w:val="lightGray"/>
+        </w:rPr>
+        <w:t>)</w:t>
+      </w:r>
+      <w:r>
+        <w:rPr>
+          <w:rFonts w:ascii="Arial" w:hAnsi="Arial" w:eastAsia="Arial" w:cs="Arial"/>
+          <w:b w:val="0"/>
+          <w:i w:val="0"/>
+          <w:color w:val="000000"/>
+          <w:sz w:val="18"/>
+          <w:highlight w:val="lightGray"/>
+        </w:rPr>
+        <w:t>]</w:t>
+      </w:r>
+      <w:r>
+        <w:rPr>
+          <w:rFonts w:ascii="Arial" w:hAnsi="Arial" w:eastAsia="Arial" w:cs="Arial"/>
+          <w:b w:val="0"/>
+          <w:i w:val="0"/>
+          <w:color w:val="000000"/>
+          <w:sz w:val="18"/>
+          <w:highlight w:val="lightGray"/>
+        </w:rPr>
+        <w:t xml:space="preserve"> </w:t>
+      </w:r>
+      <w:r>
+        <w:rPr>
+          <w:rFonts w:ascii="Arial" w:hAnsi="Arial" w:eastAsia="Arial" w:cs="Arial"/>
+          <w:b/>
+          <w:i w:val="0"/>
+          <w:color w:val="000000"/>
+          <w:sz w:val="18"/>
+          <w:highlight w:val="lightGray"/>
+        </w:rPr>
+        <w:t>o</w:t>
+      </w:r>
+      <w:r>
+        <w:rPr>
+          <w:rFonts w:ascii="Arial" w:hAnsi="Arial" w:eastAsia="Arial" w:cs="Arial"/>
+          <w:b/>
+          <w:i w:val="0"/>
+          <w:color w:val="000000"/>
+          <w:sz w:val="18"/>
+          <w:highlight w:val="lightGray"/>
+        </w:rPr>
+        <w:t>n</w:t>
+      </w:r>
+      <w:r>
+        <w:rPr>
+          <w:color w:val="000000"/>
+          <w:sz w:val="18"/>
+          <w:highlight w:val="lightGray"/>
+        </w:rPr>
+        <w:t xml:space="preserve"> [</w:t>
+      </w:r>
+      <w:r>
+        <w:rPr>
+          <w:sz w:val="18"/>
+          <w:highlight w:val="lightGray"/>
+        </w:rPr>
+        <w:t>12/18/2025]</w:t>
       </w:r>
     </w:p>
     <w:p>
@@ -1070,95 +4166,157 @@
           <w:lang w:val="en-US"/>
         </w:rPr>
       </w:pPr>
+      <w:bookmarkStart w:id="3" w:name="_Hlk220086504"/>
       <w:r>
         <w:rPr>
           <w:b/>
           <w:bCs/>
-          <w:sz w:val="20"/>
-          <w:szCs w:val="20"/>
-          <w:highlight w:val="lightGray"/>
-        </w:rPr>
-        <w:t xml:space="preserve"># Source: </w:t>
+          <w:sz w:val="18"/>
+          <w:szCs w:val="18"/>
+          <w:highlight w:val="lightGray"/>
+        </w:rPr>
+        <w:t># Source: Table Source: Provided by:</w:t>
+      </w:r>
+      <w:r>
+        <w:rPr>
+          <w:sz w:val="18"/>
+          <w:szCs w:val="18"/>
+          <w:highlight w:val="lightGray"/>
+        </w:rPr>
+        <w:t xml:space="preserve"> [Data Path: Persons Table -&gt; ID Column: </w:t>
+      </w:r>
+      <w:r>
+        <w:rPr>
+          <w:sz w:val="18"/>
+          <w:szCs w:val="18"/>
+          <w:highlight w:val="lightGray"/>
+        </w:rPr>
+        <w:t>1</w:t>
+      </w:r>
+      <w:r>
+        <w:rPr>
+          <w:sz w:val="18"/>
+          <w:szCs w:val="18"/>
+          <w:highlight w:val="lightGray"/>
+        </w:rPr>
+        <w:t xml:space="preserve">, </w:t>
+      </w:r>
+      <w:proofErr w:type="spellStart"/>
+      <w:r>
+        <w:rPr>
+          <w:sz w:val="18"/>
+          <w:szCs w:val="18"/>
+          <w:highlight w:val="lightGray"/>
+        </w:rPr>
+        <w:t>Name_En</w:t>
+      </w:r>
+      <w:proofErr w:type="spellEnd"/>
+      <w:r>
+        <w:rPr>
+          <w:sz w:val="18"/>
+          <w:szCs w:val="18"/>
+          <w:highlight w:val="lightGray"/>
+        </w:rPr>
+        <w:t xml:space="preserve"> Column: </w:t>
+      </w:r>
+      <w:r>
+        <w:rPr>
+          <w:color w:val="000000"/>
+          <w:sz w:val="18"/>
+          <w:highlight w:val="lightGray"/>
+        </w:rPr>
+        <w:t>Motasem Essam</w:t>
+      </w:r>
+      <w:r>
+        <w:rPr>
+          <w:sz w:val="18"/>
+          <w:szCs w:val="18"/>
+          <w:highlight w:val="lightGray"/>
+        </w:rPr>
+        <w:t xml:space="preserve">] </w:t>
       </w:r>
       <w:r>
         <w:rPr>
           <w:b/>
           <w:bCs/>
-          <w:sz w:val="14"/>
-          <w:szCs w:val="14"/>
-          <w:highlight w:val="lightGray"/>
-        </w:rPr>
-        <w:t>[</w:t>
+          <w:sz w:val="18"/>
+          <w:szCs w:val="18"/>
+          <w:highlight w:val="lightGray"/>
+        </w:rPr>
+        <w:t>From:</w:t>
+      </w:r>
+      <w:r>
+        <w:rPr>
+          <w:sz w:val="18"/>
+          <w:szCs w:val="18"/>
+          <w:highlight w:val="lightGray"/>
+        </w:rPr>
+        <w:t xml:space="preserve"> [</w:t>
       </w:r>
       <w:r>
         <w:rPr>
           <w:b/>
           <w:bCs/>
-          <w:sz w:val="14"/>
-          <w:szCs w:val="14"/>
-          <w:highlight w:val="lightGray"/>
-        </w:rPr>
-        <w:t xml:space="preserve">Data Path: Miscellaneous Folder -&gt; Miscellaneous Database -&gt; Miscellaneous Table -&gt; ID: </w:t>
-      </w:r>
-      <w:r>
-        <w:rPr>
-          <w:b/>
-          <w:bCs/>
-          <w:sz w:val="14"/>
-          <w:szCs w:val="14"/>
-          <w:highlight w:val="lightGray"/>
-        </w:rPr>
-        <w:t>3</w:t>
-      </w:r>
-      <w:r>
-        <w:rPr>
-          <w:b/>
-          <w:bCs/>
-          <w:sz w:val="14"/>
-          <w:szCs w:val="14"/>
-          <w:highlight w:val="lightGray"/>
-        </w:rPr>
-        <w:t>1]</w:t>
-      </w:r>
-      <w:r>
-        <w:rPr>
-          <w:b/>
-          <w:bCs/>
-          <w:sz w:val="14"/>
-          <w:szCs w:val="14"/>
-          <w:highlight w:val="lightGray"/>
-        </w:rPr>
-        <w:t xml:space="preserve"> </w:t>
-      </w:r>
-      <w:r>
-        <w:rPr>
-          <w:b/>
-          <w:bCs/>
-          <w:sz w:val="16"/>
-          <w:szCs w:val="16"/>
-          <w:highlight w:val="lightGray"/>
-        </w:rPr>
-        <w:t>at [</w:t>
-      </w:r>
-      <w:r>
-        <w:rPr>
-          <w:b/>
-          <w:bCs/>
-          <w:sz w:val="16"/>
-          <w:szCs w:val="16"/>
-          <w:highlight w:val="lightGray"/>
-        </w:rPr>
-        <w:t>12/18/2025</w:t>
-      </w:r>
-      <w:r>
-        <w:rPr>
-          <w:b/>
-          <w:bCs/>
-          <w:sz w:val="16"/>
-          <w:szCs w:val="16"/>
-          <w:highlight w:val="lightGray"/>
-        </w:rPr>
-        <w:t>]</w:t>
+          <w:sz w:val="18"/>
+          <w:szCs w:val="18"/>
+          <w:highlight w:val="lightGray"/>
+        </w:rPr>
+        <w:t>Data Path</w:t>
+      </w:r>
+      <w:r>
+        <w:rPr>
+          <w:sz w:val="18"/>
+          <w:szCs w:val="18"/>
+          <w:highlight w:val="lightGray"/>
+        </w:rPr>
+        <w:t xml:space="preserve">: </w:t>
+      </w:r>
+      <w:bookmarkEnd w:id="3"/>
+      <w:r>
+        <w:rPr>
+          <w:sz w:val="18"/>
+          <w:highlight w:val="lightGray"/>
+        </w:rPr>
+        <w:t>Miscellaneous Folder -&gt; Miscellaneous Database -&gt; Miscellaneous Table -&gt; ID</w:t>
+      </w:r>
+      <w:r>
+        <w:rPr>
+          <w:sz w:val="18"/>
+          <w:highlight w:val="lightGray"/>
+        </w:rPr>
+        <w:t>: 31</w:t>
+      </w:r>
+      <w:r>
+        <w:rPr>
+          <w:color w:val="000000"/>
+          <w:sz w:val="18"/>
+          <w:highlight w:val="lightGray"/>
+        </w:rPr>
+        <w:t xml:space="preserve">] </w:t>
+      </w:r>
+      <w:r>
+        <w:rPr>
+          <w:b/>
+          <w:color w:val="000000"/>
+          <w:sz w:val="18"/>
+          <w:highlight w:val="lightGray"/>
+        </w:rPr>
+        <w:t>on</w:t>
+      </w:r>
+      <w:r>
+        <w:rPr>
+          <w:color w:val="000000"/>
+          <w:sz w:val="18"/>
+          <w:highlight w:val="lightGray"/>
+        </w:rPr>
+        <w:t xml:space="preserve"> [</w:t>
+      </w:r>
+      <w:r>
+        <w:rPr>
+          <w:sz w:val="18"/>
+          <w:highlight w:val="lightGray"/>
+        </w:rPr>
+        <w:t xml:space="preserve"> [12/18/2025]</w:t>
       </w:r>
     </w:p>
     <w:p>
@@ -1225,8 +4383,8 @@
         <w:keepLines w:val="0"/>
         <w:spacing w:before="280"/>
       </w:pPr>
-      <w:bookmarkStart w:id="3" w:name="_tthumwz8l2cg" w:colFirst="0" w:colLast="0"/>
-      <w:bookmarkEnd w:id="3"/>
+      <w:bookmarkStart w:id="4" w:name="_tthumwz8l2cg" w:colFirst="0" w:colLast="0"/>
+      <w:bookmarkEnd w:id="4"/>
       <w:r>
         <w:lastRenderedPageBreak/>
         <w:t>🏠 Example in a Home Network</w:t>
@@ -1244,32 +4402,1580 @@
       </w:pPr>
       <w:r>
         <w:rPr>
-          <w:b/>
-          <w:highlight w:val="darkGray"/>
-        </w:rPr>
-        <w:t># Source</w:t>
-      </w:r>
-      <w:r>
-        <w:rPr>
-          <w:highlight w:val="darkGray"/>
-        </w:rPr>
-        <w:t xml:space="preserve">: </w:t>
-      </w:r>
-      <w:proofErr w:type="spellStart"/>
-      <w:r>
-        <w:rPr>
-          <w:b/>
-          <w:highlight w:val="darkGray"/>
-        </w:rPr>
-        <w:t>Chatgpt</w:t>
-      </w:r>
-      <w:proofErr w:type="spellEnd"/>
-      <w:r>
-        <w:rPr>
-          <w:b/>
-          <w:highlight w:val="darkGray"/>
-        </w:rPr>
-        <w:t xml:space="preserve"> (GPT‑5 Mini) at [12/18/2025]</w:t>
+          <w:rFonts w:ascii="Arial" w:hAnsi="Arial" w:eastAsia="Arial" w:cs="Arial"/>
+          <w:b/>
+          <w:i w:val="0"/>
+          <w:color w:val="000000"/>
+          <w:sz w:val="18"/>
+          <w:highlight w:val="lightGray"/>
+        </w:rPr>
+        <w:t>#</w:t>
+      </w:r>
+      <w:r>
+        <w:rPr>
+          <w:rFonts w:ascii="Arial" w:hAnsi="Arial" w:eastAsia="Arial" w:cs="Arial"/>
+          <w:b/>
+          <w:i w:val="0"/>
+          <w:color w:val="000000"/>
+          <w:sz w:val="18"/>
+          <w:highlight w:val="lightGray"/>
+        </w:rPr>
+        <w:t xml:space="preserve"> </w:t>
+      </w:r>
+      <w:r>
+        <w:rPr>
+          <w:rFonts w:ascii="Arial" w:hAnsi="Arial" w:eastAsia="Arial" w:cs="Arial"/>
+          <w:b/>
+          <w:i w:val="0"/>
+          <w:color w:val="000000"/>
+          <w:sz w:val="18"/>
+          <w:highlight w:val="lightGray"/>
+        </w:rPr>
+        <w:t>S</w:t>
+      </w:r>
+      <w:r>
+        <w:rPr>
+          <w:rFonts w:ascii="Arial" w:hAnsi="Arial" w:eastAsia="Arial" w:cs="Arial"/>
+          <w:b/>
+          <w:i w:val="0"/>
+          <w:color w:val="000000"/>
+          <w:sz w:val="18"/>
+          <w:highlight w:val="lightGray"/>
+        </w:rPr>
+        <w:t>o</w:t>
+      </w:r>
+      <w:r>
+        <w:rPr>
+          <w:rFonts w:ascii="Arial" w:hAnsi="Arial" w:eastAsia="Arial" w:cs="Arial"/>
+          <w:b/>
+          <w:i w:val="0"/>
+          <w:color w:val="000000"/>
+          <w:sz w:val="18"/>
+          <w:highlight w:val="lightGray"/>
+        </w:rPr>
+        <w:t>u</w:t>
+      </w:r>
+      <w:r>
+        <w:rPr>
+          <w:rFonts w:ascii="Arial" w:hAnsi="Arial" w:eastAsia="Arial" w:cs="Arial"/>
+          <w:b/>
+          <w:i w:val="0"/>
+          <w:color w:val="000000"/>
+          <w:sz w:val="18"/>
+          <w:highlight w:val="lightGray"/>
+        </w:rPr>
+        <w:t>r</w:t>
+      </w:r>
+      <w:r>
+        <w:rPr>
+          <w:rFonts w:ascii="Arial" w:hAnsi="Arial" w:eastAsia="Arial" w:cs="Arial"/>
+          <w:b/>
+          <w:i w:val="0"/>
+          <w:color w:val="000000"/>
+          <w:sz w:val="18"/>
+          <w:highlight w:val="lightGray"/>
+        </w:rPr>
+        <w:t>c</w:t>
+      </w:r>
+      <w:r>
+        <w:rPr>
+          <w:rFonts w:ascii="Arial" w:hAnsi="Arial" w:eastAsia="Arial" w:cs="Arial"/>
+          <w:b/>
+          <w:i w:val="0"/>
+          <w:color w:val="000000"/>
+          <w:sz w:val="18"/>
+          <w:highlight w:val="lightGray"/>
+        </w:rPr>
+        <w:t>e</w:t>
+      </w:r>
+      <w:r>
+        <w:rPr>
+          <w:rFonts w:ascii="Arial" w:hAnsi="Arial" w:eastAsia="Arial" w:cs="Arial"/>
+          <w:b/>
+          <w:i w:val="0"/>
+          <w:color w:val="000000"/>
+          <w:sz w:val="18"/>
+          <w:highlight w:val="lightGray"/>
+        </w:rPr>
+        <w:t>:</w:t>
+      </w:r>
+      <w:r>
+        <w:rPr>
+          <w:rFonts w:ascii="Arial" w:hAnsi="Arial" w:eastAsia="Arial" w:cs="Arial"/>
+          <w:b/>
+          <w:i w:val="0"/>
+          <w:color w:val="000000"/>
+          <w:sz w:val="18"/>
+          <w:highlight w:val="lightGray"/>
+        </w:rPr>
+        <w:t xml:space="preserve"> </w:t>
+      </w:r>
+      <w:r>
+        <w:rPr>
+          <w:rFonts w:ascii="Arial" w:hAnsi="Arial" w:eastAsia="Arial" w:cs="Arial"/>
+          <w:b/>
+          <w:i w:val="0"/>
+          <w:color w:val="000000"/>
+          <w:sz w:val="18"/>
+          <w:highlight w:val="lightGray"/>
+        </w:rPr>
+        <w:t>A</w:t>
+      </w:r>
+      <w:r>
+        <w:rPr>
+          <w:rFonts w:ascii="Arial" w:hAnsi="Arial" w:eastAsia="Arial" w:cs="Arial"/>
+          <w:b/>
+          <w:i w:val="0"/>
+          <w:color w:val="000000"/>
+          <w:sz w:val="18"/>
+          <w:highlight w:val="lightGray"/>
+        </w:rPr>
+        <w:t>I</w:t>
+      </w:r>
+      <w:r>
+        <w:rPr>
+          <w:rFonts w:ascii="Arial" w:hAnsi="Arial" w:eastAsia="Arial" w:cs="Arial"/>
+          <w:b/>
+          <w:i w:val="0"/>
+          <w:color w:val="000000"/>
+          <w:sz w:val="18"/>
+          <w:highlight w:val="lightGray"/>
+        </w:rPr>
+        <w:t xml:space="preserve"> </w:t>
+      </w:r>
+      <w:r>
+        <w:rPr>
+          <w:rFonts w:ascii="Arial" w:hAnsi="Arial" w:eastAsia="Arial" w:cs="Arial"/>
+          <w:b/>
+          <w:i w:val="0"/>
+          <w:color w:val="000000"/>
+          <w:sz w:val="18"/>
+          <w:highlight w:val="lightGray"/>
+        </w:rPr>
+        <w:t>S</w:t>
+      </w:r>
+      <w:r>
+        <w:rPr>
+          <w:rFonts w:ascii="Arial" w:hAnsi="Arial" w:eastAsia="Arial" w:cs="Arial"/>
+          <w:b/>
+          <w:i w:val="0"/>
+          <w:color w:val="000000"/>
+          <w:sz w:val="18"/>
+          <w:highlight w:val="lightGray"/>
+        </w:rPr>
+        <w:t>o</w:t>
+      </w:r>
+      <w:r>
+        <w:rPr>
+          <w:rFonts w:ascii="Arial" w:hAnsi="Arial" w:eastAsia="Arial" w:cs="Arial"/>
+          <w:b/>
+          <w:i w:val="0"/>
+          <w:color w:val="000000"/>
+          <w:sz w:val="18"/>
+          <w:highlight w:val="lightGray"/>
+        </w:rPr>
+        <w:t>u</w:t>
+      </w:r>
+      <w:r>
+        <w:rPr>
+          <w:rFonts w:ascii="Arial" w:hAnsi="Arial" w:eastAsia="Arial" w:cs="Arial"/>
+          <w:b/>
+          <w:i w:val="0"/>
+          <w:color w:val="000000"/>
+          <w:sz w:val="18"/>
+          <w:highlight w:val="lightGray"/>
+        </w:rPr>
+        <w:t>r</w:t>
+      </w:r>
+      <w:r>
+        <w:rPr>
+          <w:rFonts w:ascii="Arial" w:hAnsi="Arial" w:eastAsia="Arial" w:cs="Arial"/>
+          <w:b/>
+          <w:i w:val="0"/>
+          <w:color w:val="000000"/>
+          <w:sz w:val="18"/>
+          <w:highlight w:val="lightGray"/>
+        </w:rPr>
+        <w:t>c</w:t>
+      </w:r>
+      <w:r>
+        <w:rPr>
+          <w:rFonts w:ascii="Arial" w:hAnsi="Arial" w:eastAsia="Arial" w:cs="Arial"/>
+          <w:b/>
+          <w:i w:val="0"/>
+          <w:color w:val="000000"/>
+          <w:sz w:val="18"/>
+          <w:highlight w:val="lightGray"/>
+        </w:rPr>
+        <w:t>e</w:t>
+      </w:r>
+      <w:r>
+        <w:rPr>
+          <w:rFonts w:ascii="Arial" w:hAnsi="Arial" w:eastAsia="Arial" w:cs="Arial"/>
+          <w:b/>
+          <w:i w:val="0"/>
+          <w:color w:val="000000"/>
+          <w:sz w:val="18"/>
+          <w:highlight w:val="lightGray"/>
+        </w:rPr>
+        <w:t>:</w:t>
+      </w:r>
+      <w:r>
+        <w:rPr>
+          <w:rFonts w:ascii="Arial" w:hAnsi="Arial" w:eastAsia="Arial" w:cs="Arial"/>
+          <w:b/>
+          <w:i w:val="0"/>
+          <w:color w:val="000000"/>
+          <w:sz w:val="18"/>
+          <w:highlight w:val="lightGray"/>
+        </w:rPr>
+        <w:t xml:space="preserve"> </w:t>
+      </w:r>
+      <w:r>
+        <w:rPr>
+          <w:rFonts w:ascii="Arial" w:hAnsi="Arial" w:eastAsia="Arial" w:cs="Arial"/>
+          <w:b/>
+          <w:i w:val="0"/>
+          <w:color w:val="000000"/>
+          <w:sz w:val="18"/>
+          <w:highlight w:val="lightGray"/>
+        </w:rPr>
+        <w:t>P</w:t>
+      </w:r>
+      <w:r>
+        <w:rPr>
+          <w:rFonts w:ascii="Arial" w:hAnsi="Arial" w:eastAsia="Arial" w:cs="Arial"/>
+          <w:b/>
+          <w:i w:val="0"/>
+          <w:color w:val="000000"/>
+          <w:sz w:val="18"/>
+          <w:highlight w:val="lightGray"/>
+        </w:rPr>
+        <w:t>r</w:t>
+      </w:r>
+      <w:r>
+        <w:rPr>
+          <w:rFonts w:ascii="Arial" w:hAnsi="Arial" w:eastAsia="Arial" w:cs="Arial"/>
+          <w:b/>
+          <w:i w:val="0"/>
+          <w:color w:val="000000"/>
+          <w:sz w:val="18"/>
+          <w:highlight w:val="lightGray"/>
+        </w:rPr>
+        <w:t>o</w:t>
+      </w:r>
+      <w:r>
+        <w:rPr>
+          <w:rFonts w:ascii="Arial" w:hAnsi="Arial" w:eastAsia="Arial" w:cs="Arial"/>
+          <w:b/>
+          <w:i w:val="0"/>
+          <w:color w:val="000000"/>
+          <w:sz w:val="18"/>
+          <w:highlight w:val="lightGray"/>
+        </w:rPr>
+        <w:t>v</w:t>
+      </w:r>
+      <w:r>
+        <w:rPr>
+          <w:rFonts w:ascii="Arial" w:hAnsi="Arial" w:eastAsia="Arial" w:cs="Arial"/>
+          <w:b/>
+          <w:i w:val="0"/>
+          <w:color w:val="000000"/>
+          <w:sz w:val="18"/>
+          <w:highlight w:val="lightGray"/>
+        </w:rPr>
+        <w:t>i</w:t>
+      </w:r>
+      <w:r>
+        <w:rPr>
+          <w:rFonts w:ascii="Arial" w:hAnsi="Arial" w:eastAsia="Arial" w:cs="Arial"/>
+          <w:b/>
+          <w:i w:val="0"/>
+          <w:color w:val="000000"/>
+          <w:sz w:val="18"/>
+          <w:highlight w:val="lightGray"/>
+        </w:rPr>
+        <w:t>d</w:t>
+      </w:r>
+      <w:r>
+        <w:rPr>
+          <w:rFonts w:ascii="Arial" w:hAnsi="Arial" w:eastAsia="Arial" w:cs="Arial"/>
+          <w:b/>
+          <w:i w:val="0"/>
+          <w:color w:val="000000"/>
+          <w:sz w:val="18"/>
+          <w:highlight w:val="lightGray"/>
+        </w:rPr>
+        <w:t>e</w:t>
+      </w:r>
+      <w:r>
+        <w:rPr>
+          <w:rFonts w:ascii="Arial" w:hAnsi="Arial" w:eastAsia="Arial" w:cs="Arial"/>
+          <w:b/>
+          <w:i w:val="0"/>
+          <w:color w:val="000000"/>
+          <w:sz w:val="18"/>
+          <w:highlight w:val="lightGray"/>
+        </w:rPr>
+        <w:t>d</w:t>
+      </w:r>
+      <w:r>
+        <w:rPr>
+          <w:rFonts w:ascii="Arial" w:hAnsi="Arial" w:eastAsia="Arial" w:cs="Arial"/>
+          <w:b/>
+          <w:i w:val="0"/>
+          <w:color w:val="000000"/>
+          <w:sz w:val="18"/>
+          <w:highlight w:val="lightGray"/>
+        </w:rPr>
+        <w:t xml:space="preserve"> </w:t>
+      </w:r>
+      <w:r>
+        <w:rPr>
+          <w:rFonts w:ascii="Arial" w:hAnsi="Arial" w:eastAsia="Arial" w:cs="Arial"/>
+          <w:b/>
+          <w:i w:val="0"/>
+          <w:color w:val="000000"/>
+          <w:sz w:val="18"/>
+          <w:highlight w:val="lightGray"/>
+        </w:rPr>
+        <w:t>b</w:t>
+      </w:r>
+      <w:r>
+        <w:rPr>
+          <w:rFonts w:ascii="Arial" w:hAnsi="Arial" w:eastAsia="Arial" w:cs="Arial"/>
+          <w:b/>
+          <w:i w:val="0"/>
+          <w:color w:val="000000"/>
+          <w:sz w:val="18"/>
+          <w:highlight w:val="lightGray"/>
+        </w:rPr>
+        <w:t>y</w:t>
+      </w:r>
+      <w:r>
+        <w:rPr>
+          <w:rFonts w:ascii="Arial" w:hAnsi="Arial" w:eastAsia="Arial" w:cs="Arial"/>
+          <w:b/>
+          <w:i w:val="0"/>
+          <w:color w:val="000000"/>
+          <w:sz w:val="18"/>
+          <w:highlight w:val="lightGray"/>
+        </w:rPr>
+        <w:t>:</w:t>
+      </w:r>
+      <w:r>
+        <w:rPr>
+          <w:rFonts w:ascii="Arial" w:hAnsi="Arial" w:eastAsia="Arial" w:cs="Arial"/>
+          <w:b/>
+          <w:i w:val="0"/>
+          <w:color w:val="000000"/>
+          <w:sz w:val="18"/>
+          <w:highlight w:val="lightGray"/>
+        </w:rPr>
+        <w:t xml:space="preserve"> </w:t>
+      </w:r>
+      <w:r>
+        <w:rPr>
+          <w:rFonts w:ascii="Arial" w:hAnsi="Arial" w:eastAsia="Arial" w:cs="Arial"/>
+          <w:b/>
+          <w:i w:val="0"/>
+          <w:color w:val="000000"/>
+          <w:sz w:val="18"/>
+          <w:highlight w:val="lightGray"/>
+        </w:rPr>
+        <w:t>[</w:t>
+      </w:r>
+      <w:r>
+        <w:rPr>
+          <w:rFonts w:ascii="Arial" w:hAnsi="Arial" w:eastAsia="Arial" w:cs="Arial"/>
+          <w:b/>
+          <w:i w:val="0"/>
+          <w:color w:val="000000"/>
+          <w:sz w:val="18"/>
+          <w:highlight w:val="lightGray"/>
+        </w:rPr>
+        <w:t>D</w:t>
+      </w:r>
+      <w:r>
+        <w:rPr>
+          <w:rFonts w:ascii="Arial" w:hAnsi="Arial" w:eastAsia="Arial" w:cs="Arial"/>
+          <w:b/>
+          <w:i w:val="0"/>
+          <w:color w:val="000000"/>
+          <w:sz w:val="18"/>
+          <w:highlight w:val="lightGray"/>
+        </w:rPr>
+        <w:t>a</w:t>
+      </w:r>
+      <w:r>
+        <w:rPr>
+          <w:rFonts w:ascii="Arial" w:hAnsi="Arial" w:eastAsia="Arial" w:cs="Arial"/>
+          <w:b/>
+          <w:i w:val="0"/>
+          <w:color w:val="000000"/>
+          <w:sz w:val="18"/>
+          <w:highlight w:val="lightGray"/>
+        </w:rPr>
+        <w:t>t</w:t>
+      </w:r>
+      <w:r>
+        <w:rPr>
+          <w:rFonts w:ascii="Arial" w:hAnsi="Arial" w:eastAsia="Arial" w:cs="Arial"/>
+          <w:b/>
+          <w:i w:val="0"/>
+          <w:color w:val="000000"/>
+          <w:sz w:val="18"/>
+          <w:highlight w:val="lightGray"/>
+        </w:rPr>
+        <w:t>a</w:t>
+      </w:r>
+      <w:r>
+        <w:rPr>
+          <w:rFonts w:ascii="Arial" w:hAnsi="Arial" w:eastAsia="Arial" w:cs="Arial"/>
+          <w:b/>
+          <w:i w:val="0"/>
+          <w:color w:val="000000"/>
+          <w:sz w:val="18"/>
+          <w:highlight w:val="lightGray"/>
+        </w:rPr>
+        <w:t xml:space="preserve"> </w:t>
+      </w:r>
+      <w:r>
+        <w:rPr>
+          <w:rFonts w:ascii="Arial" w:hAnsi="Arial" w:eastAsia="Arial" w:cs="Arial"/>
+          <w:b/>
+          <w:i w:val="0"/>
+          <w:color w:val="000000"/>
+          <w:sz w:val="18"/>
+          <w:highlight w:val="lightGray"/>
+        </w:rPr>
+        <w:t>P</w:t>
+      </w:r>
+      <w:r>
+        <w:rPr>
+          <w:rFonts w:ascii="Arial" w:hAnsi="Arial" w:eastAsia="Arial" w:cs="Arial"/>
+          <w:b/>
+          <w:i w:val="0"/>
+          <w:color w:val="000000"/>
+          <w:sz w:val="18"/>
+          <w:highlight w:val="lightGray"/>
+        </w:rPr>
+        <w:t>a</w:t>
+      </w:r>
+      <w:r>
+        <w:rPr>
+          <w:rFonts w:ascii="Arial" w:hAnsi="Arial" w:eastAsia="Arial" w:cs="Arial"/>
+          <w:b/>
+          <w:i w:val="0"/>
+          <w:color w:val="000000"/>
+          <w:sz w:val="18"/>
+          <w:highlight w:val="lightGray"/>
+        </w:rPr>
+        <w:t>t</w:t>
+      </w:r>
+      <w:r>
+        <w:rPr>
+          <w:rFonts w:ascii="Arial" w:hAnsi="Arial" w:eastAsia="Arial" w:cs="Arial"/>
+          <w:b/>
+          <w:i w:val="0"/>
+          <w:color w:val="000000"/>
+          <w:sz w:val="18"/>
+          <w:highlight w:val="lightGray"/>
+        </w:rPr>
+        <w:t>h</w:t>
+      </w:r>
+      <w:r>
+        <w:rPr>
+          <w:rFonts w:ascii="Arial" w:hAnsi="Arial" w:eastAsia="Arial" w:cs="Arial"/>
+          <w:b w:val="0"/>
+          <w:i w:val="0"/>
+          <w:color w:val="000000"/>
+          <w:sz w:val="18"/>
+          <w:highlight w:val="lightGray"/>
+        </w:rPr>
+        <w:t>:</w:t>
+      </w:r>
+      <w:r>
+        <w:rPr>
+          <w:rFonts w:ascii="Arial" w:hAnsi="Arial" w:eastAsia="Arial" w:cs="Arial"/>
+          <w:b w:val="0"/>
+          <w:i w:val="0"/>
+          <w:color w:val="000000"/>
+          <w:sz w:val="18"/>
+          <w:highlight w:val="lightGray"/>
+        </w:rPr>
+        <w:t xml:space="preserve"> </w:t>
+      </w:r>
+      <w:r>
+        <w:rPr>
+          <w:rFonts w:ascii="Arial" w:hAnsi="Arial" w:eastAsia="Arial" w:cs="Arial"/>
+          <w:b w:val="0"/>
+          <w:i w:val="0"/>
+          <w:color w:val="000000"/>
+          <w:sz w:val="18"/>
+          <w:highlight w:val="lightGray"/>
+        </w:rPr>
+        <w:t>P</w:t>
+      </w:r>
+      <w:r>
+        <w:rPr>
+          <w:rFonts w:ascii="Arial" w:hAnsi="Arial" w:eastAsia="Arial" w:cs="Arial"/>
+          <w:b w:val="0"/>
+          <w:i w:val="0"/>
+          <w:color w:val="000000"/>
+          <w:sz w:val="18"/>
+          <w:highlight w:val="lightGray"/>
+        </w:rPr>
+        <w:t>e</w:t>
+      </w:r>
+      <w:r>
+        <w:rPr>
+          <w:rFonts w:ascii="Arial" w:hAnsi="Arial" w:eastAsia="Arial" w:cs="Arial"/>
+          <w:b w:val="0"/>
+          <w:i w:val="0"/>
+          <w:color w:val="000000"/>
+          <w:sz w:val="18"/>
+          <w:highlight w:val="lightGray"/>
+        </w:rPr>
+        <w:t>r</w:t>
+      </w:r>
+      <w:r>
+        <w:rPr>
+          <w:rFonts w:ascii="Arial" w:hAnsi="Arial" w:eastAsia="Arial" w:cs="Arial"/>
+          <w:b w:val="0"/>
+          <w:i w:val="0"/>
+          <w:color w:val="000000"/>
+          <w:sz w:val="18"/>
+          <w:highlight w:val="lightGray"/>
+        </w:rPr>
+        <w:t>s</w:t>
+      </w:r>
+      <w:r>
+        <w:rPr>
+          <w:rFonts w:ascii="Arial" w:hAnsi="Arial" w:eastAsia="Arial" w:cs="Arial"/>
+          <w:b w:val="0"/>
+          <w:i w:val="0"/>
+          <w:color w:val="000000"/>
+          <w:sz w:val="18"/>
+          <w:highlight w:val="lightGray"/>
+        </w:rPr>
+        <w:t>o</w:t>
+      </w:r>
+      <w:r>
+        <w:rPr>
+          <w:rFonts w:ascii="Arial" w:hAnsi="Arial" w:eastAsia="Arial" w:cs="Arial"/>
+          <w:b w:val="0"/>
+          <w:i w:val="0"/>
+          <w:color w:val="000000"/>
+          <w:sz w:val="18"/>
+          <w:highlight w:val="lightGray"/>
+        </w:rPr>
+        <w:t>n</w:t>
+      </w:r>
+      <w:r>
+        <w:rPr>
+          <w:rFonts w:ascii="Arial" w:hAnsi="Arial" w:eastAsia="Arial" w:cs="Arial"/>
+          <w:b w:val="0"/>
+          <w:i w:val="0"/>
+          <w:color w:val="000000"/>
+          <w:sz w:val="18"/>
+          <w:highlight w:val="lightGray"/>
+        </w:rPr>
+        <w:t>s</w:t>
+      </w:r>
+      <w:r>
+        <w:rPr>
+          <w:rFonts w:ascii="Arial" w:hAnsi="Arial" w:eastAsia="Arial" w:cs="Arial"/>
+          <w:b w:val="0"/>
+          <w:i w:val="0"/>
+          <w:color w:val="000000"/>
+          <w:sz w:val="18"/>
+          <w:highlight w:val="lightGray"/>
+        </w:rPr>
+        <w:t xml:space="preserve"> </w:t>
+      </w:r>
+      <w:r>
+        <w:rPr>
+          <w:rFonts w:ascii="Arial" w:hAnsi="Arial" w:eastAsia="Arial" w:cs="Arial"/>
+          <w:b w:val="0"/>
+          <w:i w:val="0"/>
+          <w:color w:val="000000"/>
+          <w:sz w:val="18"/>
+          <w:highlight w:val="lightGray"/>
+        </w:rPr>
+        <w:t>T</w:t>
+      </w:r>
+      <w:r>
+        <w:rPr>
+          <w:rFonts w:ascii="Arial" w:hAnsi="Arial" w:eastAsia="Arial" w:cs="Arial"/>
+          <w:b w:val="0"/>
+          <w:i w:val="0"/>
+          <w:color w:val="000000"/>
+          <w:sz w:val="18"/>
+          <w:highlight w:val="lightGray"/>
+        </w:rPr>
+        <w:t>a</w:t>
+      </w:r>
+      <w:r>
+        <w:rPr>
+          <w:rFonts w:ascii="Arial" w:hAnsi="Arial" w:eastAsia="Arial" w:cs="Arial"/>
+          <w:b w:val="0"/>
+          <w:i w:val="0"/>
+          <w:color w:val="000000"/>
+          <w:sz w:val="18"/>
+          <w:highlight w:val="lightGray"/>
+        </w:rPr>
+        <w:t>b</w:t>
+      </w:r>
+      <w:r>
+        <w:rPr>
+          <w:rFonts w:ascii="Arial" w:hAnsi="Arial" w:eastAsia="Arial" w:cs="Arial"/>
+          <w:b w:val="0"/>
+          <w:i w:val="0"/>
+          <w:color w:val="000000"/>
+          <w:sz w:val="18"/>
+          <w:highlight w:val="lightGray"/>
+        </w:rPr>
+        <w:t>l</w:t>
+      </w:r>
+      <w:r>
+        <w:rPr>
+          <w:rFonts w:ascii="Arial" w:hAnsi="Arial" w:eastAsia="Arial" w:cs="Arial"/>
+          <w:b w:val="0"/>
+          <w:i w:val="0"/>
+          <w:color w:val="000000"/>
+          <w:sz w:val="18"/>
+          <w:highlight w:val="lightGray"/>
+        </w:rPr>
+        <w:t>e</w:t>
+      </w:r>
+      <w:r>
+        <w:rPr>
+          <w:rFonts w:ascii="Arial" w:hAnsi="Arial" w:eastAsia="Arial" w:cs="Arial"/>
+          <w:b w:val="0"/>
+          <w:i w:val="0"/>
+          <w:color w:val="000000"/>
+          <w:sz w:val="18"/>
+          <w:highlight w:val="lightGray"/>
+        </w:rPr>
+        <w:t xml:space="preserve"> </w:t>
+      </w:r>
+      <w:r>
+        <w:rPr>
+          <w:rFonts w:ascii="Arial" w:hAnsi="Arial" w:eastAsia="Arial" w:cs="Arial"/>
+          <w:b w:val="0"/>
+          <w:i w:val="0"/>
+          <w:color w:val="000000"/>
+          <w:sz w:val="18"/>
+          <w:highlight w:val="lightGray"/>
+        </w:rPr>
+        <w:t>-</w:t>
+      </w:r>
+      <w:r>
+        <w:rPr>
+          <w:rFonts w:ascii="Arial" w:hAnsi="Arial" w:eastAsia="Arial" w:cs="Arial"/>
+          <w:b w:val="0"/>
+          <w:i w:val="0"/>
+          <w:color w:val="000000"/>
+          <w:sz w:val="18"/>
+          <w:highlight w:val="lightGray"/>
+        </w:rPr>
+        <w:t>&gt;</w:t>
+      </w:r>
+      <w:r>
+        <w:rPr>
+          <w:rFonts w:ascii="Arial" w:hAnsi="Arial" w:eastAsia="Arial" w:cs="Arial"/>
+          <w:b w:val="0"/>
+          <w:i w:val="0"/>
+          <w:color w:val="000000"/>
+          <w:sz w:val="18"/>
+          <w:highlight w:val="lightGray"/>
+        </w:rPr>
+        <w:t xml:space="preserve"> </w:t>
+      </w:r>
+      <w:r>
+        <w:rPr>
+          <w:rFonts w:ascii="Arial" w:hAnsi="Arial" w:eastAsia="Arial" w:cs="Arial"/>
+          <w:b w:val="0"/>
+          <w:i w:val="0"/>
+          <w:color w:val="000000"/>
+          <w:sz w:val="18"/>
+          <w:highlight w:val="lightGray"/>
+        </w:rPr>
+        <w:t>I</w:t>
+      </w:r>
+      <w:r>
+        <w:rPr>
+          <w:rFonts w:ascii="Arial" w:hAnsi="Arial" w:eastAsia="Arial" w:cs="Arial"/>
+          <w:b w:val="0"/>
+          <w:i w:val="0"/>
+          <w:color w:val="000000"/>
+          <w:sz w:val="18"/>
+          <w:highlight w:val="lightGray"/>
+        </w:rPr>
+        <w:t>D</w:t>
+      </w:r>
+      <w:r>
+        <w:rPr>
+          <w:rFonts w:ascii="Arial" w:hAnsi="Arial" w:eastAsia="Arial" w:cs="Arial"/>
+          <w:b w:val="0"/>
+          <w:i w:val="0"/>
+          <w:color w:val="000000"/>
+          <w:sz w:val="18"/>
+          <w:highlight w:val="lightGray"/>
+        </w:rPr>
+        <w:t xml:space="preserve"> </w:t>
+      </w:r>
+      <w:r>
+        <w:rPr>
+          <w:rFonts w:ascii="Arial" w:hAnsi="Arial" w:eastAsia="Arial" w:cs="Arial"/>
+          <w:b w:val="0"/>
+          <w:i w:val="0"/>
+          <w:color w:val="000000"/>
+          <w:sz w:val="18"/>
+          <w:highlight w:val="lightGray"/>
+        </w:rPr>
+        <w:t>C</w:t>
+      </w:r>
+      <w:r>
+        <w:rPr>
+          <w:rFonts w:ascii="Arial" w:hAnsi="Arial" w:eastAsia="Arial" w:cs="Arial"/>
+          <w:b w:val="0"/>
+          <w:i w:val="0"/>
+          <w:color w:val="000000"/>
+          <w:sz w:val="18"/>
+          <w:highlight w:val="lightGray"/>
+        </w:rPr>
+        <w:t>o</w:t>
+      </w:r>
+      <w:r>
+        <w:rPr>
+          <w:rFonts w:ascii="Arial" w:hAnsi="Arial" w:eastAsia="Arial" w:cs="Arial"/>
+          <w:b w:val="0"/>
+          <w:i w:val="0"/>
+          <w:color w:val="000000"/>
+          <w:sz w:val="18"/>
+          <w:highlight w:val="lightGray"/>
+        </w:rPr>
+        <w:t>l</w:t>
+      </w:r>
+      <w:r>
+        <w:rPr>
+          <w:rFonts w:ascii="Arial" w:hAnsi="Arial" w:eastAsia="Arial" w:cs="Arial"/>
+          <w:b w:val="0"/>
+          <w:i w:val="0"/>
+          <w:color w:val="000000"/>
+          <w:sz w:val="18"/>
+          <w:highlight w:val="lightGray"/>
+        </w:rPr>
+        <w:t>u</w:t>
+      </w:r>
+      <w:r>
+        <w:rPr>
+          <w:rFonts w:ascii="Arial" w:hAnsi="Arial" w:eastAsia="Arial" w:cs="Arial"/>
+          <w:b w:val="0"/>
+          <w:i w:val="0"/>
+          <w:color w:val="000000"/>
+          <w:sz w:val="18"/>
+          <w:highlight w:val="lightGray"/>
+        </w:rPr>
+        <w:t>m</w:t>
+      </w:r>
+      <w:r>
+        <w:rPr>
+          <w:rFonts w:ascii="Arial" w:hAnsi="Arial" w:eastAsia="Arial" w:cs="Arial"/>
+          <w:b w:val="0"/>
+          <w:i w:val="0"/>
+          <w:color w:val="000000"/>
+          <w:sz w:val="18"/>
+          <w:highlight w:val="lightGray"/>
+        </w:rPr>
+        <w:t>n</w:t>
+      </w:r>
+      <w:r>
+        <w:rPr>
+          <w:rFonts w:ascii="Arial" w:hAnsi="Arial" w:eastAsia="Arial" w:cs="Arial"/>
+          <w:b w:val="0"/>
+          <w:i w:val="0"/>
+          <w:color w:val="000000"/>
+          <w:sz w:val="18"/>
+          <w:highlight w:val="lightGray"/>
+        </w:rPr>
+        <w:t>:</w:t>
+      </w:r>
+      <w:r>
+        <w:rPr>
+          <w:rFonts w:ascii="Arial" w:hAnsi="Arial" w:eastAsia="Arial" w:cs="Arial"/>
+          <w:b w:val="0"/>
+          <w:i w:val="0"/>
+          <w:color w:val="000000"/>
+          <w:sz w:val="18"/>
+          <w:highlight w:val="lightGray"/>
+        </w:rPr>
+        <w:t xml:space="preserve"> </w:t>
+      </w:r>
+      <w:r>
+        <w:rPr>
+          <w:rFonts w:ascii="Arial" w:hAnsi="Arial" w:eastAsia="Arial" w:cs="Arial"/>
+          <w:b w:val="0"/>
+          <w:i w:val="0"/>
+          <w:color w:val="000000"/>
+          <w:sz w:val="18"/>
+          <w:highlight w:val="lightGray"/>
+        </w:rPr>
+        <w:t>1</w:t>
+      </w:r>
+      <w:r>
+        <w:rPr>
+          <w:rFonts w:ascii="Arial" w:hAnsi="Arial" w:eastAsia="Arial" w:cs="Arial"/>
+          <w:b w:val="0"/>
+          <w:i w:val="0"/>
+          <w:color w:val="000000"/>
+          <w:sz w:val="18"/>
+          <w:highlight w:val="lightGray"/>
+        </w:rPr>
+        <w:t>,</w:t>
+      </w:r>
+      <w:r>
+        <w:rPr>
+          <w:rFonts w:ascii="Arial" w:hAnsi="Arial" w:eastAsia="Arial" w:cs="Arial"/>
+          <w:b w:val="0"/>
+          <w:i w:val="0"/>
+          <w:color w:val="000000"/>
+          <w:sz w:val="18"/>
+          <w:highlight w:val="lightGray"/>
+        </w:rPr>
+        <w:t xml:space="preserve"> </w:t>
+      </w:r>
+      <w:r>
+        <w:rPr>
+          <w:rFonts w:ascii="Arial" w:hAnsi="Arial" w:eastAsia="Arial" w:cs="Arial"/>
+          <w:b w:val="0"/>
+          <w:i w:val="0"/>
+          <w:color w:val="000000"/>
+          <w:sz w:val="18"/>
+          <w:highlight w:val="lightGray"/>
+        </w:rPr>
+        <w:t>N</w:t>
+      </w:r>
+      <w:r>
+        <w:rPr>
+          <w:rFonts w:ascii="Arial" w:hAnsi="Arial" w:eastAsia="Arial" w:cs="Arial"/>
+          <w:b w:val="0"/>
+          <w:i w:val="0"/>
+          <w:color w:val="000000"/>
+          <w:sz w:val="18"/>
+          <w:highlight w:val="lightGray"/>
+        </w:rPr>
+        <w:t>a</w:t>
+      </w:r>
+      <w:r>
+        <w:rPr>
+          <w:rFonts w:ascii="Arial" w:hAnsi="Arial" w:eastAsia="Arial" w:cs="Arial"/>
+          <w:b w:val="0"/>
+          <w:i w:val="0"/>
+          <w:color w:val="000000"/>
+          <w:sz w:val="18"/>
+          <w:highlight w:val="lightGray"/>
+        </w:rPr>
+        <w:t>m</w:t>
+      </w:r>
+      <w:r>
+        <w:rPr>
+          <w:rFonts w:ascii="Arial" w:hAnsi="Arial" w:eastAsia="Arial" w:cs="Arial"/>
+          <w:b w:val="0"/>
+          <w:i w:val="0"/>
+          <w:color w:val="000000"/>
+          <w:sz w:val="18"/>
+          <w:highlight w:val="lightGray"/>
+        </w:rPr>
+        <w:t>e</w:t>
+      </w:r>
+      <w:r>
+        <w:rPr>
+          <w:rFonts w:ascii="Arial" w:hAnsi="Arial" w:eastAsia="Arial" w:cs="Arial"/>
+          <w:b w:val="0"/>
+          <w:i w:val="0"/>
+          <w:color w:val="000000"/>
+          <w:sz w:val="18"/>
+          <w:highlight w:val="lightGray"/>
+        </w:rPr>
+        <w:t>_</w:t>
+      </w:r>
+      <w:r>
+        <w:rPr>
+          <w:rFonts w:ascii="Arial" w:hAnsi="Arial" w:eastAsia="Arial" w:cs="Arial"/>
+          <w:b w:val="0"/>
+          <w:i w:val="0"/>
+          <w:color w:val="000000"/>
+          <w:sz w:val="18"/>
+          <w:highlight w:val="lightGray"/>
+        </w:rPr>
+        <w:t>E</w:t>
+      </w:r>
+      <w:r>
+        <w:rPr>
+          <w:rFonts w:ascii="Arial" w:hAnsi="Arial" w:eastAsia="Arial" w:cs="Arial"/>
+          <w:b w:val="0"/>
+          <w:i w:val="0"/>
+          <w:color w:val="000000"/>
+          <w:sz w:val="18"/>
+          <w:highlight w:val="lightGray"/>
+        </w:rPr>
+        <w:t>n</w:t>
+      </w:r>
+      <w:r>
+        <w:rPr>
+          <w:rFonts w:ascii="Arial" w:hAnsi="Arial" w:eastAsia="Arial" w:cs="Arial"/>
+          <w:b w:val="0"/>
+          <w:i w:val="0"/>
+          <w:color w:val="000000"/>
+          <w:sz w:val="18"/>
+          <w:highlight w:val="lightGray"/>
+        </w:rPr>
+        <w:t xml:space="preserve"> </w:t>
+      </w:r>
+      <w:r>
+        <w:rPr>
+          <w:rFonts w:ascii="Arial" w:hAnsi="Arial" w:eastAsia="Arial" w:cs="Arial"/>
+          <w:b w:val="0"/>
+          <w:i w:val="0"/>
+          <w:color w:val="000000"/>
+          <w:sz w:val="18"/>
+          <w:highlight w:val="lightGray"/>
+        </w:rPr>
+        <w:t>C</w:t>
+      </w:r>
+      <w:r>
+        <w:rPr>
+          <w:rFonts w:ascii="Arial" w:hAnsi="Arial" w:eastAsia="Arial" w:cs="Arial"/>
+          <w:b w:val="0"/>
+          <w:i w:val="0"/>
+          <w:color w:val="000000"/>
+          <w:sz w:val="18"/>
+          <w:highlight w:val="lightGray"/>
+        </w:rPr>
+        <w:t>o</w:t>
+      </w:r>
+      <w:r>
+        <w:rPr>
+          <w:rFonts w:ascii="Arial" w:hAnsi="Arial" w:eastAsia="Arial" w:cs="Arial"/>
+          <w:b w:val="0"/>
+          <w:i w:val="0"/>
+          <w:color w:val="000000"/>
+          <w:sz w:val="18"/>
+          <w:highlight w:val="lightGray"/>
+        </w:rPr>
+        <w:t>l</w:t>
+      </w:r>
+      <w:r>
+        <w:rPr>
+          <w:rFonts w:ascii="Arial" w:hAnsi="Arial" w:eastAsia="Arial" w:cs="Arial"/>
+          <w:b w:val="0"/>
+          <w:i w:val="0"/>
+          <w:color w:val="000000"/>
+          <w:sz w:val="18"/>
+          <w:highlight w:val="lightGray"/>
+        </w:rPr>
+        <w:t>u</w:t>
+      </w:r>
+      <w:r>
+        <w:rPr>
+          <w:rFonts w:ascii="Arial" w:hAnsi="Arial" w:eastAsia="Arial" w:cs="Arial"/>
+          <w:b w:val="0"/>
+          <w:i w:val="0"/>
+          <w:color w:val="000000"/>
+          <w:sz w:val="18"/>
+          <w:highlight w:val="lightGray"/>
+        </w:rPr>
+        <w:t>m</w:t>
+      </w:r>
+      <w:r>
+        <w:rPr>
+          <w:rFonts w:ascii="Arial" w:hAnsi="Arial" w:eastAsia="Arial" w:cs="Arial"/>
+          <w:b w:val="0"/>
+          <w:i w:val="0"/>
+          <w:color w:val="000000"/>
+          <w:sz w:val="18"/>
+          <w:highlight w:val="lightGray"/>
+        </w:rPr>
+        <w:t>n</w:t>
+      </w:r>
+      <w:r>
+        <w:rPr>
+          <w:rFonts w:ascii="Arial" w:hAnsi="Arial" w:eastAsia="Arial" w:cs="Arial"/>
+          <w:b w:val="0"/>
+          <w:i w:val="0"/>
+          <w:color w:val="000000"/>
+          <w:sz w:val="18"/>
+          <w:highlight w:val="lightGray"/>
+        </w:rPr>
+        <w:t>:</w:t>
+      </w:r>
+      <w:r>
+        <w:rPr>
+          <w:rFonts w:ascii="Arial" w:hAnsi="Arial" w:eastAsia="Arial" w:cs="Arial"/>
+          <w:b w:val="0"/>
+          <w:i w:val="0"/>
+          <w:color w:val="000000"/>
+          <w:sz w:val="18"/>
+          <w:highlight w:val="lightGray"/>
+        </w:rPr>
+        <w:t xml:space="preserve"> </w:t>
+      </w:r>
+      <w:r>
+        <w:rPr>
+          <w:rFonts w:ascii="Arial" w:hAnsi="Arial" w:eastAsia="Arial" w:cs="Arial"/>
+          <w:b w:val="0"/>
+          <w:i w:val="0"/>
+          <w:color w:val="000000"/>
+          <w:sz w:val="18"/>
+          <w:highlight w:val="lightGray"/>
+        </w:rPr>
+        <w:t>M</w:t>
+      </w:r>
+      <w:r>
+        <w:rPr>
+          <w:rFonts w:ascii="Arial" w:hAnsi="Arial" w:eastAsia="Arial" w:cs="Arial"/>
+          <w:b w:val="0"/>
+          <w:i w:val="0"/>
+          <w:color w:val="000000"/>
+          <w:sz w:val="18"/>
+          <w:highlight w:val="lightGray"/>
+        </w:rPr>
+        <w:t>o</w:t>
+      </w:r>
+      <w:r>
+        <w:rPr>
+          <w:rFonts w:ascii="Arial" w:hAnsi="Arial" w:eastAsia="Arial" w:cs="Arial"/>
+          <w:b w:val="0"/>
+          <w:i w:val="0"/>
+          <w:color w:val="000000"/>
+          <w:sz w:val="18"/>
+          <w:highlight w:val="lightGray"/>
+        </w:rPr>
+        <w:t>t</w:t>
+      </w:r>
+      <w:r>
+        <w:rPr>
+          <w:rFonts w:ascii="Arial" w:hAnsi="Arial" w:eastAsia="Arial" w:cs="Arial"/>
+          <w:b w:val="0"/>
+          <w:i w:val="0"/>
+          <w:color w:val="000000"/>
+          <w:sz w:val="18"/>
+          <w:highlight w:val="lightGray"/>
+        </w:rPr>
+        <w:t>a</w:t>
+      </w:r>
+      <w:r>
+        <w:rPr>
+          <w:rFonts w:ascii="Arial" w:hAnsi="Arial" w:eastAsia="Arial" w:cs="Arial"/>
+          <w:b w:val="0"/>
+          <w:i w:val="0"/>
+          <w:color w:val="000000"/>
+          <w:sz w:val="18"/>
+          <w:highlight w:val="lightGray"/>
+        </w:rPr>
+        <w:t>s</w:t>
+      </w:r>
+      <w:r>
+        <w:rPr>
+          <w:rFonts w:ascii="Arial" w:hAnsi="Arial" w:eastAsia="Arial" w:cs="Arial"/>
+          <w:b w:val="0"/>
+          <w:i w:val="0"/>
+          <w:color w:val="000000"/>
+          <w:sz w:val="18"/>
+          <w:highlight w:val="lightGray"/>
+        </w:rPr>
+        <w:t>e</w:t>
+      </w:r>
+      <w:r>
+        <w:rPr>
+          <w:rFonts w:ascii="Arial" w:hAnsi="Arial" w:eastAsia="Arial" w:cs="Arial"/>
+          <w:b w:val="0"/>
+          <w:i w:val="0"/>
+          <w:color w:val="000000"/>
+          <w:sz w:val="18"/>
+          <w:highlight w:val="lightGray"/>
+        </w:rPr>
+        <w:t>m</w:t>
+      </w:r>
+      <w:r>
+        <w:rPr>
+          <w:rFonts w:ascii="Arial" w:hAnsi="Arial" w:eastAsia="Arial" w:cs="Arial"/>
+          <w:b w:val="0"/>
+          <w:i w:val="0"/>
+          <w:color w:val="000000"/>
+          <w:sz w:val="18"/>
+          <w:highlight w:val="lightGray"/>
+        </w:rPr>
+        <w:t xml:space="preserve"> </w:t>
+      </w:r>
+      <w:r>
+        <w:rPr>
+          <w:rFonts w:ascii="Arial" w:hAnsi="Arial" w:eastAsia="Arial" w:cs="Arial"/>
+          <w:b w:val="0"/>
+          <w:i w:val="0"/>
+          <w:color w:val="000000"/>
+          <w:sz w:val="18"/>
+          <w:highlight w:val="lightGray"/>
+        </w:rPr>
+        <w:t>E</w:t>
+      </w:r>
+      <w:r>
+        <w:rPr>
+          <w:rFonts w:ascii="Arial" w:hAnsi="Arial" w:eastAsia="Arial" w:cs="Arial"/>
+          <w:b w:val="0"/>
+          <w:i w:val="0"/>
+          <w:color w:val="000000"/>
+          <w:sz w:val="18"/>
+          <w:highlight w:val="lightGray"/>
+        </w:rPr>
+        <w:t>s</w:t>
+      </w:r>
+      <w:r>
+        <w:rPr>
+          <w:rFonts w:ascii="Arial" w:hAnsi="Arial" w:eastAsia="Arial" w:cs="Arial"/>
+          <w:b w:val="0"/>
+          <w:i w:val="0"/>
+          <w:color w:val="000000"/>
+          <w:sz w:val="18"/>
+          <w:highlight w:val="lightGray"/>
+        </w:rPr>
+        <w:t>s</w:t>
+      </w:r>
+      <w:r>
+        <w:rPr>
+          <w:rFonts w:ascii="Arial" w:hAnsi="Arial" w:eastAsia="Arial" w:cs="Arial"/>
+          <w:b w:val="0"/>
+          <w:i w:val="0"/>
+          <w:color w:val="000000"/>
+          <w:sz w:val="18"/>
+          <w:highlight w:val="lightGray"/>
+        </w:rPr>
+        <w:t>a</w:t>
+      </w:r>
+      <w:r>
+        <w:rPr>
+          <w:rFonts w:ascii="Arial" w:hAnsi="Arial" w:eastAsia="Arial" w:cs="Arial"/>
+          <w:b w:val="0"/>
+          <w:i w:val="0"/>
+          <w:color w:val="000000"/>
+          <w:sz w:val="18"/>
+          <w:highlight w:val="lightGray"/>
+        </w:rPr>
+        <w:t>m</w:t>
+      </w:r>
+      <w:r>
+        <w:rPr>
+          <w:rFonts w:ascii="Arial" w:hAnsi="Arial" w:eastAsia="Arial" w:cs="Arial"/>
+          <w:b w:val="0"/>
+          <w:i w:val="0"/>
+          <w:color w:val="000000"/>
+          <w:sz w:val="18"/>
+          <w:highlight w:val="lightGray"/>
+        </w:rPr>
+        <w:t>]</w:t>
+      </w:r>
+      <w:r>
+        <w:rPr>
+          <w:rFonts w:ascii="Arial" w:hAnsi="Arial" w:eastAsia="Arial" w:cs="Arial"/>
+          <w:b w:val="0"/>
+          <w:i w:val="0"/>
+          <w:color w:val="000000"/>
+          <w:sz w:val="18"/>
+          <w:highlight w:val="lightGray"/>
+        </w:rPr>
+        <w:t xml:space="preserve"> </w:t>
+      </w:r>
+      <w:r>
+        <w:rPr>
+          <w:rFonts w:ascii="Arial" w:hAnsi="Arial" w:eastAsia="Arial" w:cs="Arial"/>
+          <w:b w:val="0"/>
+          <w:i w:val="0"/>
+          <w:color w:val="000000"/>
+          <w:sz w:val="18"/>
+          <w:highlight w:val="lightGray"/>
+        </w:rPr>
+        <w:t>-</w:t>
+      </w:r>
+      <w:r>
+        <w:rPr>
+          <w:rFonts w:ascii="Arial" w:hAnsi="Arial" w:eastAsia="Arial" w:cs="Arial"/>
+          <w:b w:val="0"/>
+          <w:i w:val="0"/>
+          <w:color w:val="000000"/>
+          <w:sz w:val="18"/>
+          <w:highlight w:val="lightGray"/>
+        </w:rPr>
+        <w:t>&gt;</w:t>
+      </w:r>
+      <w:r>
+        <w:rPr>
+          <w:rFonts w:ascii="Arial" w:hAnsi="Arial" w:eastAsia="Arial" w:cs="Arial"/>
+          <w:b w:val="0"/>
+          <w:i w:val="0"/>
+          <w:color w:val="000000"/>
+          <w:sz w:val="18"/>
+          <w:highlight w:val="lightGray"/>
+        </w:rPr>
+        <w:t xml:space="preserve"> </w:t>
+      </w:r>
+      <w:r>
+        <w:rPr>
+          <w:rFonts w:ascii="Arial" w:hAnsi="Arial" w:eastAsia="Arial" w:cs="Arial"/>
+          <w:b/>
+          <w:i w:val="0"/>
+          <w:color w:val="000000"/>
+          <w:sz w:val="18"/>
+          <w:highlight w:val="lightGray"/>
+        </w:rPr>
+        <w:t>F</w:t>
+      </w:r>
+      <w:r>
+        <w:rPr>
+          <w:rFonts w:ascii="Arial" w:hAnsi="Arial" w:eastAsia="Arial" w:cs="Arial"/>
+          <w:b/>
+          <w:i w:val="0"/>
+          <w:color w:val="000000"/>
+          <w:sz w:val="18"/>
+          <w:highlight w:val="lightGray"/>
+        </w:rPr>
+        <w:t>r</w:t>
+      </w:r>
+      <w:r>
+        <w:rPr>
+          <w:rFonts w:ascii="Arial" w:hAnsi="Arial" w:eastAsia="Arial" w:cs="Arial"/>
+          <w:b/>
+          <w:i w:val="0"/>
+          <w:color w:val="000000"/>
+          <w:sz w:val="18"/>
+          <w:highlight w:val="lightGray"/>
+        </w:rPr>
+        <w:t>o</w:t>
+      </w:r>
+      <w:r>
+        <w:rPr>
+          <w:rFonts w:ascii="Arial" w:hAnsi="Arial" w:eastAsia="Arial" w:cs="Arial"/>
+          <w:b/>
+          <w:i w:val="0"/>
+          <w:color w:val="000000"/>
+          <w:sz w:val="18"/>
+          <w:highlight w:val="lightGray"/>
+        </w:rPr>
+        <w:t>m</w:t>
+      </w:r>
+      <w:r>
+        <w:rPr>
+          <w:rFonts w:ascii="Arial" w:hAnsi="Arial" w:eastAsia="Arial" w:cs="Arial"/>
+          <w:b/>
+          <w:i w:val="0"/>
+          <w:color w:val="000000"/>
+          <w:sz w:val="18"/>
+          <w:highlight w:val="lightGray"/>
+        </w:rPr>
+        <w:t>:</w:t>
+      </w:r>
+      <w:r>
+        <w:rPr>
+          <w:rFonts w:ascii="Arial" w:hAnsi="Arial" w:eastAsia="Arial" w:cs="Arial"/>
+          <w:b w:val="0"/>
+          <w:i w:val="0"/>
+          <w:color w:val="000000"/>
+          <w:sz w:val="18"/>
+          <w:highlight w:val="lightGray"/>
+        </w:rPr>
+        <w:t xml:space="preserve"> </w:t>
+      </w:r>
+      <w:r>
+        <w:rPr>
+          <w:rFonts w:ascii="Arial" w:hAnsi="Arial" w:eastAsia="Arial" w:cs="Arial"/>
+          <w:b w:val="0"/>
+          <w:i w:val="0"/>
+          <w:color w:val="000000"/>
+          <w:sz w:val="18"/>
+          <w:highlight w:val="lightGray"/>
+        </w:rPr>
+        <w:t>[</w:t>
+      </w:r>
+      <w:r>
+        <w:rPr>
+          <w:rFonts w:ascii="Arial" w:hAnsi="Arial" w:eastAsia="Arial" w:cs="Arial"/>
+          <w:b w:val="0"/>
+          <w:i w:val="0"/>
+          <w:color w:val="000000"/>
+          <w:sz w:val="18"/>
+          <w:highlight w:val="lightGray"/>
+        </w:rPr>
+        <w:t>C</w:t>
+      </w:r>
+      <w:r>
+        <w:rPr>
+          <w:rFonts w:ascii="Arial" w:hAnsi="Arial" w:eastAsia="Arial" w:cs="Arial"/>
+          <w:b w:val="0"/>
+          <w:i w:val="0"/>
+          <w:color w:val="000000"/>
+          <w:sz w:val="18"/>
+          <w:highlight w:val="lightGray"/>
+        </w:rPr>
+        <w:t>h</w:t>
+      </w:r>
+      <w:r>
+        <w:rPr>
+          <w:rFonts w:ascii="Arial" w:hAnsi="Arial" w:eastAsia="Arial" w:cs="Arial"/>
+          <w:b w:val="0"/>
+          <w:i w:val="0"/>
+          <w:color w:val="000000"/>
+          <w:sz w:val="18"/>
+          <w:highlight w:val="lightGray"/>
+        </w:rPr>
+        <w:t>a</w:t>
+      </w:r>
+      <w:r>
+        <w:rPr>
+          <w:rFonts w:ascii="Arial" w:hAnsi="Arial" w:eastAsia="Arial" w:cs="Arial"/>
+          <w:b w:val="0"/>
+          <w:i w:val="0"/>
+          <w:color w:val="000000"/>
+          <w:sz w:val="18"/>
+          <w:highlight w:val="lightGray"/>
+        </w:rPr>
+        <w:t>t</w:t>
+      </w:r>
+      <w:r>
+        <w:rPr>
+          <w:rFonts w:ascii="Arial" w:hAnsi="Arial" w:eastAsia="Arial" w:cs="Arial"/>
+          <w:b w:val="0"/>
+          <w:i w:val="0"/>
+          <w:color w:val="000000"/>
+          <w:sz w:val="18"/>
+          <w:highlight w:val="lightGray"/>
+        </w:rPr>
+        <w:t>g</w:t>
+      </w:r>
+      <w:r>
+        <w:rPr>
+          <w:rFonts w:ascii="Arial" w:hAnsi="Arial" w:eastAsia="Arial" w:cs="Arial"/>
+          <w:b w:val="0"/>
+          <w:i w:val="0"/>
+          <w:color w:val="000000"/>
+          <w:sz w:val="18"/>
+          <w:highlight w:val="lightGray"/>
+        </w:rPr>
+        <w:t>p</w:t>
+      </w:r>
+      <w:r>
+        <w:rPr>
+          <w:rFonts w:ascii="Arial" w:hAnsi="Arial" w:eastAsia="Arial" w:cs="Arial"/>
+          <w:b w:val="0"/>
+          <w:i w:val="0"/>
+          <w:color w:val="000000"/>
+          <w:sz w:val="18"/>
+          <w:highlight w:val="lightGray"/>
+        </w:rPr>
+        <w:t>t</w:t>
+      </w:r>
+      <w:r>
+        <w:rPr>
+          <w:rFonts w:ascii="Arial" w:hAnsi="Arial" w:eastAsia="Arial" w:cs="Arial"/>
+          <w:b w:val="0"/>
+          <w:i w:val="0"/>
+          <w:color w:val="000000"/>
+          <w:sz w:val="18"/>
+          <w:highlight w:val="lightGray"/>
+        </w:rPr>
+        <w:t xml:space="preserve"> </w:t>
+      </w:r>
+      <w:r>
+        <w:rPr>
+          <w:rFonts w:ascii="Arial" w:hAnsi="Arial" w:eastAsia="Arial" w:cs="Arial"/>
+          <w:b w:val="0"/>
+          <w:i w:val="0"/>
+          <w:color w:val="000000"/>
+          <w:sz w:val="18"/>
+          <w:highlight w:val="lightGray"/>
+        </w:rPr>
+        <w:t>(</w:t>
+      </w:r>
+      <w:r>
+        <w:rPr>
+          <w:rFonts w:ascii="Arial" w:hAnsi="Arial" w:eastAsia="Arial" w:cs="Arial"/>
+          <w:b w:val="0"/>
+          <w:i w:val="0"/>
+          <w:color w:val="000000"/>
+          <w:sz w:val="18"/>
+          <w:highlight w:val="lightGray"/>
+        </w:rPr>
+        <w:t>G</w:t>
+      </w:r>
+      <w:r>
+        <w:rPr>
+          <w:rFonts w:ascii="Arial" w:hAnsi="Arial" w:eastAsia="Arial" w:cs="Arial"/>
+          <w:b w:val="0"/>
+          <w:i w:val="0"/>
+          <w:color w:val="000000"/>
+          <w:sz w:val="18"/>
+          <w:highlight w:val="lightGray"/>
+        </w:rPr>
+        <w:t>P</w:t>
+      </w:r>
+      <w:r>
+        <w:rPr>
+          <w:rFonts w:ascii="Arial" w:hAnsi="Arial" w:eastAsia="Arial" w:cs="Arial"/>
+          <w:b w:val="0"/>
+          <w:i w:val="0"/>
+          <w:color w:val="000000"/>
+          <w:sz w:val="18"/>
+          <w:highlight w:val="lightGray"/>
+        </w:rPr>
+        <w:t>T</w:t>
+      </w:r>
+      <w:r>
+        <w:rPr>
+          <w:rFonts w:ascii="Arial" w:hAnsi="Arial" w:eastAsia="Arial" w:cs="Arial"/>
+          <w:b w:val="0"/>
+          <w:i w:val="0"/>
+          <w:color w:val="000000"/>
+          <w:sz w:val="18"/>
+          <w:highlight w:val="lightGray"/>
+        </w:rPr>
+        <w:t>‑</w:t>
+      </w:r>
+      <w:r>
+        <w:rPr>
+          <w:rFonts w:ascii="Arial" w:hAnsi="Arial" w:eastAsia="Arial" w:cs="Arial"/>
+          <w:b w:val="0"/>
+          <w:i w:val="0"/>
+          <w:color w:val="000000"/>
+          <w:sz w:val="18"/>
+          <w:highlight w:val="lightGray"/>
+        </w:rPr>
+        <w:t>5</w:t>
+      </w:r>
+      <w:r>
+        <w:rPr>
+          <w:rFonts w:ascii="Arial" w:hAnsi="Arial" w:eastAsia="Arial" w:cs="Arial"/>
+          <w:b w:val="0"/>
+          <w:i w:val="0"/>
+          <w:color w:val="000000"/>
+          <w:sz w:val="18"/>
+          <w:highlight w:val="lightGray"/>
+        </w:rPr>
+        <w:t xml:space="preserve"> </w:t>
+      </w:r>
+      <w:r>
+        <w:rPr>
+          <w:rFonts w:ascii="Arial" w:hAnsi="Arial" w:eastAsia="Arial" w:cs="Arial"/>
+          <w:b w:val="0"/>
+          <w:i w:val="0"/>
+          <w:color w:val="000000"/>
+          <w:sz w:val="18"/>
+          <w:highlight w:val="lightGray"/>
+        </w:rPr>
+        <w:t>M</w:t>
+      </w:r>
+      <w:r>
+        <w:rPr>
+          <w:rFonts w:ascii="Arial" w:hAnsi="Arial" w:eastAsia="Arial" w:cs="Arial"/>
+          <w:b w:val="0"/>
+          <w:i w:val="0"/>
+          <w:color w:val="000000"/>
+          <w:sz w:val="18"/>
+          <w:highlight w:val="lightGray"/>
+        </w:rPr>
+        <w:t>i</w:t>
+      </w:r>
+      <w:r>
+        <w:rPr>
+          <w:rFonts w:ascii="Arial" w:hAnsi="Arial" w:eastAsia="Arial" w:cs="Arial"/>
+          <w:b w:val="0"/>
+          <w:i w:val="0"/>
+          <w:color w:val="000000"/>
+          <w:sz w:val="18"/>
+          <w:highlight w:val="lightGray"/>
+        </w:rPr>
+        <w:t>n</w:t>
+      </w:r>
+      <w:r>
+        <w:rPr>
+          <w:rFonts w:ascii="Arial" w:hAnsi="Arial" w:eastAsia="Arial" w:cs="Arial"/>
+          <w:b w:val="0"/>
+          <w:i w:val="0"/>
+          <w:color w:val="000000"/>
+          <w:sz w:val="18"/>
+          <w:highlight w:val="lightGray"/>
+        </w:rPr>
+        <w:t>i</w:t>
+      </w:r>
+      <w:r>
+        <w:rPr>
+          <w:rFonts w:ascii="Arial" w:hAnsi="Arial" w:eastAsia="Arial" w:cs="Arial"/>
+          <w:b w:val="0"/>
+          <w:i w:val="0"/>
+          <w:color w:val="000000"/>
+          <w:sz w:val="18"/>
+          <w:highlight w:val="lightGray"/>
+        </w:rPr>
+        <w:t>)</w:t>
+      </w:r>
+      <w:r>
+        <w:rPr>
+          <w:rFonts w:ascii="Arial" w:hAnsi="Arial" w:eastAsia="Arial" w:cs="Arial"/>
+          <w:b w:val="0"/>
+          <w:i w:val="0"/>
+          <w:color w:val="000000"/>
+          <w:sz w:val="18"/>
+          <w:highlight w:val="lightGray"/>
+        </w:rPr>
+        <w:t>]</w:t>
+      </w:r>
+      <w:r>
+        <w:rPr>
+          <w:rFonts w:ascii="Arial" w:hAnsi="Arial" w:eastAsia="Arial" w:cs="Arial"/>
+          <w:b w:val="0"/>
+          <w:i w:val="0"/>
+          <w:color w:val="000000"/>
+          <w:sz w:val="18"/>
+          <w:highlight w:val="lightGray"/>
+        </w:rPr>
+        <w:t xml:space="preserve"> </w:t>
+      </w:r>
+      <w:r>
+        <w:rPr>
+          <w:rFonts w:ascii="Arial" w:hAnsi="Arial" w:eastAsia="Arial" w:cs="Arial"/>
+          <w:b/>
+          <w:i w:val="0"/>
+          <w:color w:val="000000"/>
+          <w:sz w:val="18"/>
+          <w:highlight w:val="lightGray"/>
+        </w:rPr>
+        <w:t>o</w:t>
+      </w:r>
+      <w:r>
+        <w:rPr>
+          <w:rFonts w:ascii="Arial" w:hAnsi="Arial" w:eastAsia="Arial" w:cs="Arial"/>
+          <w:b/>
+          <w:i w:val="0"/>
+          <w:color w:val="000000"/>
+          <w:sz w:val="18"/>
+          <w:highlight w:val="lightGray"/>
+        </w:rPr>
+        <w:t>n</w:t>
+      </w:r>
+      <w:r>
+        <w:rPr>
+          <w:color w:val="000000"/>
+          <w:sz w:val="18"/>
+          <w:highlight w:val="lightGray"/>
+        </w:rPr>
+        <w:t xml:space="preserve"> [</w:t>
+      </w:r>
+      <w:r>
+        <w:rPr>
+          <w:sz w:val="18"/>
+          <w:highlight w:val="lightGray"/>
+        </w:rPr>
+        <w:t>12/18/2025]</w:t>
       </w:r>
     </w:p>
     <w:p>
